--- a/fuentes/62330147_CF2_DU.docx
+++ b/fuentes/62330147_CF2_DU.docx
@@ -617,7 +617,7 @@
           <w:r>
             <w:fldChar w:fldCharType="separate"/>
           </w:r>
-          <w:hyperlink w:anchor="_Toc230625880" w:history="1">
+          <w:hyperlink w:anchor="_Toc230784370" w:history="1">
             <w:r>
               <w:rPr>
                 <w:rStyle w:val="Hipervnculo"/>
@@ -644,7 +644,7 @@
                 <w:noProof/>
                 <w:webHidden/>
               </w:rPr>
-              <w:instrText xml:space="preserve"> PAGEREF _Toc230625880 \h </w:instrText>
+              <w:instrText xml:space="preserve"> PAGEREF _Toc230784370 \h </w:instrText>
             </w:r>
             <w:r>
               <w:rPr>
@@ -691,7 +691,7 @@
               <w14:ligatures w14:val="none"/>
             </w:rPr>
           </w:pPr>
-          <w:hyperlink w:anchor="_Toc230625881" w:history="1">
+          <w:hyperlink w:anchor="_Toc230784371" w:history="1">
             <w:r>
               <w:rPr>
                 <w:rStyle w:val="Hipervnculo"/>
@@ -736,7 +736,7 @@
                 <w:noProof/>
                 <w:webHidden/>
               </w:rPr>
-              <w:instrText xml:space="preserve"> PAGEREF _Toc230625881 \h </w:instrText>
+              <w:instrText xml:space="preserve"> PAGEREF _Toc230784371 \h </w:instrText>
             </w:r>
             <w:r>
               <w:rPr>
@@ -779,7 +779,7 @@
               <w14:ligatures w14:val="none"/>
             </w:rPr>
           </w:pPr>
-          <w:hyperlink w:anchor="_Toc230625882" w:history="1">
+          <w:hyperlink w:anchor="_Toc230784372" w:history="1">
             <w:r>
               <w:rPr>
                 <w:rStyle w:val="Hipervnculo"/>
@@ -824,7 +824,7 @@
                 <w:noProof/>
                 <w:webHidden/>
               </w:rPr>
-              <w:instrText xml:space="preserve"> PAGEREF _Toc230625882 \h </w:instrText>
+              <w:instrText xml:space="preserve"> PAGEREF _Toc230784372 \h </w:instrText>
             </w:r>
             <w:r>
               <w:rPr>
@@ -867,7 +867,7 @@
               <w14:ligatures w14:val="none"/>
             </w:rPr>
           </w:pPr>
-          <w:hyperlink w:anchor="_Toc230625883" w:history="1">
+          <w:hyperlink w:anchor="_Toc230784373" w:history="1">
             <w:r>
               <w:rPr>
                 <w:rStyle w:val="Hipervnculo"/>
@@ -912,7 +912,7 @@
                 <w:noProof/>
                 <w:webHidden/>
               </w:rPr>
-              <w:instrText xml:space="preserve"> PAGEREF _Toc230625883 \h </w:instrText>
+              <w:instrText xml:space="preserve"> PAGEREF _Toc230784373 \h </w:instrText>
             </w:r>
             <w:r>
               <w:rPr>
@@ -955,7 +955,7 @@
               <w14:ligatures w14:val="none"/>
             </w:rPr>
           </w:pPr>
-          <w:hyperlink w:anchor="_Toc230625884" w:history="1">
+          <w:hyperlink w:anchor="_Toc230784374" w:history="1">
             <w:r>
               <w:rPr>
                 <w:rStyle w:val="Hipervnculo"/>
@@ -1000,7 +1000,7 @@
                 <w:noProof/>
                 <w:webHidden/>
               </w:rPr>
-              <w:instrText xml:space="preserve"> PAGEREF _Toc230625884 \h </w:instrText>
+              <w:instrText xml:space="preserve"> PAGEREF _Toc230784374 \h </w:instrText>
             </w:r>
             <w:r>
               <w:rPr>
@@ -1043,7 +1043,7 @@
               <w14:ligatures w14:val="none"/>
             </w:rPr>
           </w:pPr>
-          <w:hyperlink w:anchor="_Toc230625885" w:history="1">
+          <w:hyperlink w:anchor="_Toc230784375" w:history="1">
             <w:r>
               <w:rPr>
                 <w:rStyle w:val="Hipervnculo"/>
@@ -1088,7 +1088,7 @@
                 <w:noProof/>
                 <w:webHidden/>
               </w:rPr>
-              <w:instrText xml:space="preserve"> PAGEREF _Toc230625885 \h </w:instrText>
+              <w:instrText xml:space="preserve"> PAGEREF _Toc230784375 \h </w:instrText>
             </w:r>
             <w:r>
               <w:rPr>
@@ -1135,7 +1135,7 @@
               <w14:ligatures w14:val="none"/>
             </w:rPr>
           </w:pPr>
-          <w:hyperlink w:anchor="_Toc230625886" w:history="1">
+          <w:hyperlink w:anchor="_Toc230784376" w:history="1">
             <w:r>
               <w:rPr>
                 <w:rStyle w:val="Hipervnculo"/>
@@ -1180,7 +1180,7 @@
                 <w:noProof/>
                 <w:webHidden/>
               </w:rPr>
-              <w:instrText xml:space="preserve"> PAGEREF _Toc230625886 \h </w:instrText>
+              <w:instrText xml:space="preserve"> PAGEREF _Toc230784376 \h </w:instrText>
             </w:r>
             <w:r>
               <w:rPr>
@@ -1223,7 +1223,7 @@
               <w14:ligatures w14:val="none"/>
             </w:rPr>
           </w:pPr>
-          <w:hyperlink w:anchor="_Toc230625887" w:history="1">
+          <w:hyperlink w:anchor="_Toc230784377" w:history="1">
             <w:r>
               <w:rPr>
                 <w:rStyle w:val="Hipervnculo"/>
@@ -1268,7 +1268,7 @@
                 <w:noProof/>
                 <w:webHidden/>
               </w:rPr>
-              <w:instrText xml:space="preserve"> PAGEREF _Toc230625887 \h </w:instrText>
+              <w:instrText xml:space="preserve"> PAGEREF _Toc230784377 \h </w:instrText>
             </w:r>
             <w:r>
               <w:rPr>
@@ -1311,7 +1311,7 @@
               <w14:ligatures w14:val="none"/>
             </w:rPr>
           </w:pPr>
-          <w:hyperlink w:anchor="_Toc230625888" w:history="1">
+          <w:hyperlink w:anchor="_Toc230784378" w:history="1">
             <w:r>
               <w:rPr>
                 <w:rStyle w:val="Hipervnculo"/>
@@ -1356,7 +1356,7 @@
                 <w:noProof/>
                 <w:webHidden/>
               </w:rPr>
-              <w:instrText xml:space="preserve"> PAGEREF _Toc230625888 \h </w:instrText>
+              <w:instrText xml:space="preserve"> PAGEREF _Toc230784378 \h </w:instrText>
             </w:r>
             <w:r>
               <w:rPr>
@@ -1399,7 +1399,7 @@
               <w14:ligatures w14:val="none"/>
             </w:rPr>
           </w:pPr>
-          <w:hyperlink w:anchor="_Toc230625889" w:history="1">
+          <w:hyperlink w:anchor="_Toc230784379" w:history="1">
             <w:r>
               <w:rPr>
                 <w:rStyle w:val="Hipervnculo"/>
@@ -1444,7 +1444,7 @@
                 <w:noProof/>
                 <w:webHidden/>
               </w:rPr>
-              <w:instrText xml:space="preserve"> PAGEREF _Toc230625889 \h </w:instrText>
+              <w:instrText xml:space="preserve"> PAGEREF _Toc230784379 \h </w:instrText>
             </w:r>
             <w:r>
               <w:rPr>
@@ -1487,7 +1487,7 @@
               <w14:ligatures w14:val="none"/>
             </w:rPr>
           </w:pPr>
-          <w:hyperlink w:anchor="_Toc230625890" w:history="1">
+          <w:hyperlink w:anchor="_Toc230784380" w:history="1">
             <w:r>
               <w:rPr>
                 <w:rStyle w:val="Hipervnculo"/>
@@ -1532,7 +1532,7 @@
                 <w:noProof/>
                 <w:webHidden/>
               </w:rPr>
-              <w:instrText xml:space="preserve"> PAGEREF _Toc230625890 \h </w:instrText>
+              <w:instrText xml:space="preserve"> PAGEREF _Toc230784380 \h </w:instrText>
             </w:r>
             <w:r>
               <w:rPr>
@@ -1579,7 +1579,7 @@
               <w14:ligatures w14:val="none"/>
             </w:rPr>
           </w:pPr>
-          <w:hyperlink w:anchor="_Toc230625891" w:history="1">
+          <w:hyperlink w:anchor="_Toc230784381" w:history="1">
             <w:r>
               <w:rPr>
                 <w:rStyle w:val="Hipervnculo"/>
@@ -1624,7 +1624,7 @@
                 <w:noProof/>
                 <w:webHidden/>
               </w:rPr>
-              <w:instrText xml:space="preserve"> PAGEREF _Toc230625891 \h </w:instrText>
+              <w:instrText xml:space="preserve"> PAGEREF _Toc230784381 \h </w:instrText>
             </w:r>
             <w:r>
               <w:rPr>
@@ -1667,7 +1667,7 @@
               <w14:ligatures w14:val="none"/>
             </w:rPr>
           </w:pPr>
-          <w:hyperlink w:anchor="_Toc230625892" w:history="1">
+          <w:hyperlink w:anchor="_Toc230784382" w:history="1">
             <w:r>
               <w:rPr>
                 <w:rStyle w:val="Hipervnculo"/>
@@ -1712,7 +1712,7 @@
                 <w:noProof/>
                 <w:webHidden/>
               </w:rPr>
-              <w:instrText xml:space="preserve"> PAGEREF _Toc230625892 \h </w:instrText>
+              <w:instrText xml:space="preserve"> PAGEREF _Toc230784382 \h </w:instrText>
             </w:r>
             <w:r>
               <w:rPr>
@@ -1755,7 +1755,7 @@
               <w14:ligatures w14:val="none"/>
             </w:rPr>
           </w:pPr>
-          <w:hyperlink w:anchor="_Toc230625893" w:history="1">
+          <w:hyperlink w:anchor="_Toc230784383" w:history="1">
             <w:r>
               <w:rPr>
                 <w:rStyle w:val="Hipervnculo"/>
@@ -1800,7 +1800,7 @@
                 <w:noProof/>
                 <w:webHidden/>
               </w:rPr>
-              <w:instrText xml:space="preserve"> PAGEREF _Toc230625893 \h </w:instrText>
+              <w:instrText xml:space="preserve"> PAGEREF _Toc230784383 \h </w:instrText>
             </w:r>
             <w:r>
               <w:rPr>
@@ -1843,7 +1843,7 @@
               <w14:ligatures w14:val="none"/>
             </w:rPr>
           </w:pPr>
-          <w:hyperlink w:anchor="_Toc230625894" w:history="1">
+          <w:hyperlink w:anchor="_Toc230784384" w:history="1">
             <w:r>
               <w:rPr>
                 <w:rStyle w:val="Hipervnculo"/>
@@ -1888,7 +1888,7 @@
                 <w:noProof/>
                 <w:webHidden/>
               </w:rPr>
-              <w:instrText xml:space="preserve"> PAGEREF _Toc230625894 \h </w:instrText>
+              <w:instrText xml:space="preserve"> PAGEREF _Toc230784384 \h </w:instrText>
             </w:r>
             <w:r>
               <w:rPr>
@@ -1931,7 +1931,7 @@
               <w14:ligatures w14:val="none"/>
             </w:rPr>
           </w:pPr>
-          <w:hyperlink w:anchor="_Toc230625895" w:history="1">
+          <w:hyperlink w:anchor="_Toc230784385" w:history="1">
             <w:r>
               <w:rPr>
                 <w:rStyle w:val="Hipervnculo"/>
@@ -1976,7 +1976,7 @@
                 <w:noProof/>
                 <w:webHidden/>
               </w:rPr>
-              <w:instrText xml:space="preserve"> PAGEREF _Toc230625895 \h </w:instrText>
+              <w:instrText xml:space="preserve"> PAGEREF _Toc230784385 \h </w:instrText>
             </w:r>
             <w:r>
               <w:rPr>
@@ -2023,7 +2023,7 @@
               <w14:ligatures w14:val="none"/>
             </w:rPr>
           </w:pPr>
-          <w:hyperlink w:anchor="_Toc230625896" w:history="1">
+          <w:hyperlink w:anchor="_Toc230784386" w:history="1">
             <w:r>
               <w:rPr>
                 <w:rStyle w:val="Hipervnculo"/>
@@ -2051,10 +2051,7 @@
             </w:r>
             <w:r>
               <w:rPr>
-                <w:rStyle w:val="Hipervnculo"/>
-                <w:noProof/>
-                <w:spacing w:val="20"/>
-                <w:lang w:val="en-US"/>
+                <w:rStyle w:val="Extranjerismo"/>
               </w:rPr>
               <w:t>marketing</w:t>
             </w:r>
@@ -2077,7 +2074,7 @@
                 <w:noProof/>
                 <w:webHidden/>
               </w:rPr>
-              <w:instrText xml:space="preserve"> PAGEREF _Toc230625896 \h </w:instrText>
+              <w:instrText xml:space="preserve"> PAGEREF _Toc230784386 \h </w:instrText>
             </w:r>
             <w:r>
               <w:rPr>
@@ -2120,7 +2117,7 @@
               <w14:ligatures w14:val="none"/>
             </w:rPr>
           </w:pPr>
-          <w:hyperlink w:anchor="_Toc230625897" w:history="1">
+          <w:hyperlink w:anchor="_Toc230784387" w:history="1">
             <w:r>
               <w:rPr>
                 <w:rStyle w:val="Hipervnculo"/>
@@ -2165,7 +2162,7 @@
                 <w:noProof/>
                 <w:webHidden/>
               </w:rPr>
-              <w:instrText xml:space="preserve"> PAGEREF _Toc230625897 \h </w:instrText>
+              <w:instrText xml:space="preserve"> PAGEREF _Toc230784387 \h </w:instrText>
             </w:r>
             <w:r>
               <w:rPr>
@@ -2208,7 +2205,7 @@
               <w14:ligatures w14:val="none"/>
             </w:rPr>
           </w:pPr>
-          <w:hyperlink w:anchor="_Toc230625898" w:history="1">
+          <w:hyperlink w:anchor="_Toc230784388" w:history="1">
             <w:r>
               <w:rPr>
                 <w:rStyle w:val="Hipervnculo"/>
@@ -2253,7 +2250,7 @@
                 <w:noProof/>
                 <w:webHidden/>
               </w:rPr>
-              <w:instrText xml:space="preserve"> PAGEREF _Toc230625898 \h </w:instrText>
+              <w:instrText xml:space="preserve"> PAGEREF _Toc230784388 \h </w:instrText>
             </w:r>
             <w:r>
               <w:rPr>
@@ -2296,7 +2293,7 @@
               <w14:ligatures w14:val="none"/>
             </w:rPr>
           </w:pPr>
-          <w:hyperlink w:anchor="_Toc230625899" w:history="1">
+          <w:hyperlink w:anchor="_Toc230784389" w:history="1">
             <w:r>
               <w:rPr>
                 <w:rStyle w:val="Hipervnculo"/>
@@ -2341,7 +2338,7 @@
                 <w:noProof/>
                 <w:webHidden/>
               </w:rPr>
-              <w:instrText xml:space="preserve"> PAGEREF _Toc230625899 \h </w:instrText>
+              <w:instrText xml:space="preserve"> PAGEREF _Toc230784389 \h </w:instrText>
             </w:r>
             <w:r>
               <w:rPr>
@@ -2384,7 +2381,7 @@
               <w14:ligatures w14:val="none"/>
             </w:rPr>
           </w:pPr>
-          <w:hyperlink w:anchor="_Toc230625900" w:history="1">
+          <w:hyperlink w:anchor="_Toc230784390" w:history="1">
             <w:r>
               <w:rPr>
                 <w:rStyle w:val="Hipervnculo"/>
@@ -2429,7 +2426,7 @@
                 <w:noProof/>
                 <w:webHidden/>
               </w:rPr>
-              <w:instrText xml:space="preserve"> PAGEREF _Toc230625900 \h </w:instrText>
+              <w:instrText xml:space="preserve"> PAGEREF _Toc230784390 \h </w:instrText>
             </w:r>
             <w:r>
               <w:rPr>
@@ -2476,7 +2473,7 @@
               <w14:ligatures w14:val="none"/>
             </w:rPr>
           </w:pPr>
-          <w:hyperlink w:anchor="_Toc230625901" w:history="1">
+          <w:hyperlink w:anchor="_Toc230784391" w:history="1">
             <w:r>
               <w:rPr>
                 <w:rStyle w:val="Hipervnculo"/>
@@ -2521,7 +2518,7 @@
                 <w:noProof/>
                 <w:webHidden/>
               </w:rPr>
-              <w:instrText xml:space="preserve"> PAGEREF _Toc230625901 \h </w:instrText>
+              <w:instrText xml:space="preserve"> PAGEREF _Toc230784391 \h </w:instrText>
             </w:r>
             <w:r>
               <w:rPr>
@@ -2564,7 +2561,7 @@
               <w14:ligatures w14:val="none"/>
             </w:rPr>
           </w:pPr>
-          <w:hyperlink w:anchor="_Toc230625902" w:history="1">
+          <w:hyperlink w:anchor="_Toc230784392" w:history="1">
             <w:r>
               <w:rPr>
                 <w:rStyle w:val="Hipervnculo"/>
@@ -2609,7 +2606,7 @@
                 <w:noProof/>
                 <w:webHidden/>
               </w:rPr>
-              <w:instrText xml:space="preserve"> PAGEREF _Toc230625902 \h </w:instrText>
+              <w:instrText xml:space="preserve"> PAGEREF _Toc230784392 \h </w:instrText>
             </w:r>
             <w:r>
               <w:rPr>
@@ -2652,7 +2649,7 @@
               <w14:ligatures w14:val="none"/>
             </w:rPr>
           </w:pPr>
-          <w:hyperlink w:anchor="_Toc230625903" w:history="1">
+          <w:hyperlink w:anchor="_Toc230784393" w:history="1">
             <w:r>
               <w:rPr>
                 <w:rStyle w:val="Hipervnculo"/>
@@ -2697,7 +2694,7 @@
                 <w:noProof/>
                 <w:webHidden/>
               </w:rPr>
-              <w:instrText xml:space="preserve"> PAGEREF _Toc230625903 \h </w:instrText>
+              <w:instrText xml:space="preserve"> PAGEREF _Toc230784393 \h </w:instrText>
             </w:r>
             <w:r>
               <w:rPr>
@@ -2744,7 +2741,7 @@
               <w14:ligatures w14:val="none"/>
             </w:rPr>
           </w:pPr>
-          <w:hyperlink w:anchor="_Toc230625904" w:history="1">
+          <w:hyperlink w:anchor="_Toc230784394" w:history="1">
             <w:r>
               <w:rPr>
                 <w:rStyle w:val="Hipervnculo"/>
@@ -2789,7 +2786,7 @@
                 <w:noProof/>
                 <w:webHidden/>
               </w:rPr>
-              <w:instrText xml:space="preserve"> PAGEREF _Toc230625904 \h </w:instrText>
+              <w:instrText xml:space="preserve"> PAGEREF _Toc230784394 \h </w:instrText>
             </w:r>
             <w:r>
               <w:rPr>
@@ -2809,7 +2806,7 @@
                 <w:noProof/>
                 <w:webHidden/>
               </w:rPr>
-              <w:t>42</w:t>
+              <w:t>36</w:t>
             </w:r>
             <w:r>
               <w:rPr>
@@ -2832,7 +2829,7 @@
               <w14:ligatures w14:val="none"/>
             </w:rPr>
           </w:pPr>
-          <w:hyperlink w:anchor="_Toc230625905" w:history="1">
+          <w:hyperlink w:anchor="_Toc230784395" w:history="1">
             <w:r>
               <w:rPr>
                 <w:rStyle w:val="Hipervnculo"/>
@@ -2877,7 +2874,7 @@
                 <w:noProof/>
                 <w:webHidden/>
               </w:rPr>
-              <w:instrText xml:space="preserve"> PAGEREF _Toc230625905 \h </w:instrText>
+              <w:instrText xml:space="preserve"> PAGEREF _Toc230784395 \h </w:instrText>
             </w:r>
             <w:r>
               <w:rPr>
@@ -2897,7 +2894,7 @@
                 <w:noProof/>
                 <w:webHidden/>
               </w:rPr>
-              <w:t>42</w:t>
+              <w:t>36</w:t>
             </w:r>
             <w:r>
               <w:rPr>
@@ -2920,7 +2917,7 @@
               <w14:ligatures w14:val="none"/>
             </w:rPr>
           </w:pPr>
-          <w:hyperlink w:anchor="_Toc230625906" w:history="1">
+          <w:hyperlink w:anchor="_Toc230784396" w:history="1">
             <w:r>
               <w:rPr>
                 <w:rStyle w:val="Hipervnculo"/>
@@ -2965,7 +2962,7 @@
                 <w:noProof/>
                 <w:webHidden/>
               </w:rPr>
-              <w:instrText xml:space="preserve"> PAGEREF _Toc230625906 \h </w:instrText>
+              <w:instrText xml:space="preserve"> PAGEREF _Toc230784396 \h </w:instrText>
             </w:r>
             <w:r>
               <w:rPr>
@@ -2985,7 +2982,7 @@
                 <w:noProof/>
                 <w:webHidden/>
               </w:rPr>
-              <w:t>43</w:t>
+              <w:t>37</w:t>
             </w:r>
             <w:r>
               <w:rPr>
@@ -3008,7 +3005,7 @@
               <w14:ligatures w14:val="none"/>
             </w:rPr>
           </w:pPr>
-          <w:hyperlink w:anchor="_Toc230625907" w:history="1">
+          <w:hyperlink w:anchor="_Toc230784397" w:history="1">
             <w:r>
               <w:rPr>
                 <w:rStyle w:val="Hipervnculo"/>
@@ -3032,7 +3029,13 @@
                 <w:rStyle w:val="Hipervnculo"/>
                 <w:noProof/>
               </w:rPr>
-              <w:t>Plan de mercadeo</w:t>
+              <w:t xml:space="preserve">Plan de </w:t>
+            </w:r>
+            <w:r>
+              <w:rPr>
+                <w:rStyle w:val="Extranjerismo"/>
+              </w:rPr>
+              <w:t>marketing</w:t>
             </w:r>
             <w:r>
               <w:rPr>
@@ -3053,7 +3056,7 @@
                 <w:noProof/>
                 <w:webHidden/>
               </w:rPr>
-              <w:instrText xml:space="preserve"> PAGEREF _Toc230625907 \h </w:instrText>
+              <w:instrText xml:space="preserve"> PAGEREF _Toc230784397 \h </w:instrText>
             </w:r>
             <w:r>
               <w:rPr>
@@ -3073,7 +3076,7 @@
                 <w:noProof/>
                 <w:webHidden/>
               </w:rPr>
-              <w:t>47</w:t>
+              <w:t>41</w:t>
             </w:r>
             <w:r>
               <w:rPr>
@@ -3099,7 +3102,7 @@
               <w14:ligatures w14:val="none"/>
             </w:rPr>
           </w:pPr>
-          <w:hyperlink w:anchor="_Toc230625908" w:history="1">
+          <w:hyperlink w:anchor="_Toc230784398" w:history="1">
             <w:r>
               <w:rPr>
                 <w:rStyle w:val="Hipervnculo"/>
@@ -3126,7 +3129,7 @@
                 <w:noProof/>
                 <w:webHidden/>
               </w:rPr>
-              <w:instrText xml:space="preserve"> PAGEREF _Toc230625908 \h </w:instrText>
+              <w:instrText xml:space="preserve"> PAGEREF _Toc230784398 \h </w:instrText>
             </w:r>
             <w:r>
               <w:rPr>
@@ -3146,7 +3149,7 @@
                 <w:noProof/>
                 <w:webHidden/>
               </w:rPr>
-              <w:t>55</w:t>
+              <w:t>49</w:t>
             </w:r>
             <w:r>
               <w:rPr>
@@ -3172,7 +3175,7 @@
               <w14:ligatures w14:val="none"/>
             </w:rPr>
           </w:pPr>
-          <w:hyperlink w:anchor="_Toc230625909" w:history="1">
+          <w:hyperlink w:anchor="_Toc230784399" w:history="1">
             <w:r>
               <w:rPr>
                 <w:rStyle w:val="Hipervnculo"/>
@@ -3199,7 +3202,7 @@
                 <w:noProof/>
                 <w:webHidden/>
               </w:rPr>
-              <w:instrText xml:space="preserve"> PAGEREF _Toc230625909 \h </w:instrText>
+              <w:instrText xml:space="preserve"> PAGEREF _Toc230784399 \h </w:instrText>
             </w:r>
             <w:r>
               <w:rPr>
@@ -3219,7 +3222,7 @@
                 <w:noProof/>
                 <w:webHidden/>
               </w:rPr>
-              <w:t>56</w:t>
+              <w:t>50</w:t>
             </w:r>
             <w:r>
               <w:rPr>
@@ -3245,7 +3248,7 @@
               <w14:ligatures w14:val="none"/>
             </w:rPr>
           </w:pPr>
-          <w:hyperlink w:anchor="_Toc230625910" w:history="1">
+          <w:hyperlink w:anchor="_Toc230784400" w:history="1">
             <w:r>
               <w:rPr>
                 <w:rStyle w:val="Hipervnculo"/>
@@ -3272,7 +3275,7 @@
                 <w:noProof/>
                 <w:webHidden/>
               </w:rPr>
-              <w:instrText xml:space="preserve"> PAGEREF _Toc230625910 \h </w:instrText>
+              <w:instrText xml:space="preserve"> PAGEREF _Toc230784400 \h </w:instrText>
             </w:r>
             <w:r>
               <w:rPr>
@@ -3292,7 +3295,7 @@
                 <w:noProof/>
                 <w:webHidden/>
               </w:rPr>
-              <w:t>57</w:t>
+              <w:t>51</w:t>
             </w:r>
             <w:r>
               <w:rPr>
@@ -3318,20 +3321,13 @@
               <w14:ligatures w14:val="none"/>
             </w:rPr>
           </w:pPr>
-          <w:hyperlink w:anchor="_Toc230625911" w:history="1">
+          <w:hyperlink w:anchor="_Toc230784401" w:history="1">
             <w:r>
               <w:rPr>
                 <w:rStyle w:val="Hipervnculo"/>
                 <w:noProof/>
               </w:rPr>
-              <w:t>Crédito</w:t>
-            </w:r>
-            <w:r>
-              <w:rPr>
-                <w:rStyle w:val="Hipervnculo"/>
-                <w:noProof/>
-              </w:rPr>
-              <w:t>s</w:t>
+              <w:t>Créditos</w:t>
             </w:r>
             <w:r>
               <w:rPr>
@@ -3352,7 +3348,7 @@
                 <w:noProof/>
                 <w:webHidden/>
               </w:rPr>
-              <w:instrText xml:space="preserve"> PAGEREF _Toc230625911 \h </w:instrText>
+              <w:instrText xml:space="preserve"> PAGEREF _Toc230784401 \h </w:instrText>
             </w:r>
             <w:r>
               <w:rPr>
@@ -3372,7 +3368,7 @@
                 <w:noProof/>
                 <w:webHidden/>
               </w:rPr>
-              <w:t>58</w:t>
+              <w:t>52</w:t>
             </w:r>
             <w:r>
               <w:rPr>
@@ -3417,7 +3413,7 @@
       <w:pPr>
         <w:pStyle w:val="Titulosgenerales"/>
       </w:pPr>
-      <w:bookmarkStart w:id="0" w:name="_Toc230625880"/>
+      <w:bookmarkStart w:id="0" w:name="_Toc230784370"/>
       <w:r>
         <w:lastRenderedPageBreak/>
         <w:t>Introducción</w:t>
@@ -3452,7 +3448,7 @@
       <w:pPr>
         <w:pStyle w:val="Ttulo1"/>
       </w:pPr>
-      <w:bookmarkStart w:id="1" w:name="_Toc230625881"/>
+      <w:bookmarkStart w:id="1" w:name="_Toc230784371"/>
       <w:r>
         <w:lastRenderedPageBreak/>
         <w:t>Comportamiento del consumidor</w:t>
@@ -3502,7 +3498,7 @@
       <w:pPr>
         <w:pStyle w:val="Ttulo2"/>
       </w:pPr>
-      <w:bookmarkStart w:id="2" w:name="_Toc230625882"/>
+      <w:bookmarkStart w:id="2" w:name="_Toc230784372"/>
       <w:r>
         <w:t>Concepto</w:t>
       </w:r>
@@ -3679,7 +3675,7 @@
       <w:pPr>
         <w:pStyle w:val="Ttulo2"/>
       </w:pPr>
-      <w:bookmarkStart w:id="3" w:name="_Toc230625883"/>
+      <w:bookmarkStart w:id="3" w:name="_Toc230784373"/>
       <w:r>
         <w:t>Importancia</w:t>
       </w:r>
@@ -3785,6 +3781,7 @@
     <w:p>
       <w:pPr>
         <w:ind w:firstLine="0"/>
+        <w:jc w:val="center"/>
         <w:rPr>
           <w:lang w:val="en-US" w:eastAsia="es-CO"/>
         </w:rPr>
@@ -3856,7 +3853,7 @@
       <w:pPr>
         <w:pStyle w:val="Ttulo2"/>
       </w:pPr>
-      <w:bookmarkStart w:id="4" w:name="_Toc230625884"/>
+      <w:bookmarkStart w:id="4" w:name="_Toc230784374"/>
       <w:r>
         <w:t>Decisión de compra</w:t>
       </w:r>
@@ -4042,7 +4039,7 @@
       <w:pPr>
         <w:pStyle w:val="Ttulo2"/>
       </w:pPr>
-      <w:bookmarkStart w:id="5" w:name="_Toc230625885"/>
+      <w:bookmarkStart w:id="5" w:name="_Toc230784375"/>
       <w:r>
         <w:t>Tendencias</w:t>
       </w:r>
@@ -4256,7 +4253,7 @@
       <w:pPr>
         <w:pStyle w:val="Ttulo1"/>
       </w:pPr>
-      <w:bookmarkStart w:id="6" w:name="_Toc230625886"/>
+      <w:bookmarkStart w:id="6" w:name="_Toc230784376"/>
       <w:r>
         <w:lastRenderedPageBreak/>
         <w:t>Variables en el comportamiento</w:t>
@@ -4319,7 +4316,7 @@
       <w:pPr>
         <w:pStyle w:val="Ttulo2"/>
       </w:pPr>
-      <w:bookmarkStart w:id="7" w:name="_Toc230625887"/>
+      <w:bookmarkStart w:id="7" w:name="_Toc230784377"/>
       <w:r>
         <w:t>Culturales y sociales</w:t>
       </w:r>
@@ -4409,7 +4406,7 @@
       <w:pPr>
         <w:pStyle w:val="Ttulo2"/>
       </w:pPr>
-      <w:bookmarkStart w:id="8" w:name="_Toc230625888"/>
+      <w:bookmarkStart w:id="8" w:name="_Toc230784378"/>
       <w:r>
         <w:t>Personales y demográficas</w:t>
       </w:r>
@@ -4825,7 +4822,7 @@
       <w:pPr>
         <w:pStyle w:val="Ttulo2"/>
       </w:pPr>
-      <w:bookmarkStart w:id="9" w:name="_Toc230625889"/>
+      <w:bookmarkStart w:id="9" w:name="_Toc230784379"/>
       <w:r>
         <w:t>Psicológicas</w:t>
       </w:r>
@@ -5252,7 +5249,7 @@
       <w:pPr>
         <w:pStyle w:val="Ttulo2"/>
       </w:pPr>
-      <w:bookmarkStart w:id="10" w:name="_Toc230625890"/>
+      <w:bookmarkStart w:id="10" w:name="_Toc230784380"/>
       <w:r>
         <w:t>Entornos digitales</w:t>
       </w:r>
@@ -5358,9 +5355,9 @@
       </w:r>
     </w:p>
     <w:p>
-      <w:r>
-        <w:t xml:space="preserve">       </w:t>
-      </w:r>
+      <w:pPr>
+        <w:jc w:val="center"/>
+      </w:pPr>
       <w:r>
         <w:rPr>
           <w:noProof/>
@@ -5537,13 +5534,7 @@
               <w:t>marketing</w:t>
             </w:r>
             <w:r>
-              <w:t xml:space="preserve"> digital, se requiere conocer el comportamiento de los consumidores mediante el estudio de variables demográficas, psicográficas y conductuales, con el fin de generar experiencias a partir de</w:t>
-            </w:r>
-            <w:r>
-              <w:t>:</w:t>
-            </w:r>
-            <w:r>
-              <w:t xml:space="preserve"> la usabilidad, que permite al usuario navegar y hacer uso de una plataforma digital de forma intuitiva, es decir, con un mínimo esfuerzo obteniendo los máximos resultados. </w:t>
+              <w:t xml:space="preserve"> digital, se requiere conocer el comportamiento de los consumidores mediante el estudio de variables demográficas, psicográficas y conductuales, con el fin de generar experiencias a partir de: la usabilidad, que permite al usuario navegar y hacer uso de una plataforma digital de forma intuitiva, es decir, con un mínimo esfuerzo obteniendo los máximos resultados. </w:t>
             </w:r>
           </w:p>
           <w:p>
@@ -5650,7 +5641,7 @@
       <w:pPr>
         <w:pStyle w:val="Ttulo1"/>
       </w:pPr>
-      <w:bookmarkStart w:id="11" w:name="_Toc230625891"/>
+      <w:bookmarkStart w:id="11" w:name="_Toc230784381"/>
       <w:r>
         <w:lastRenderedPageBreak/>
         <w:t>Análisis del consumidor</w:t>
@@ -5700,7 +5691,7 @@
       <w:pPr>
         <w:pStyle w:val="Ttulo2"/>
       </w:pPr>
-      <w:bookmarkStart w:id="12" w:name="_Toc230625892"/>
+      <w:bookmarkStart w:id="12" w:name="_Toc230784382"/>
       <w:r>
         <w:t>Métodos</w:t>
       </w:r>
@@ -6311,7 +6302,7 @@
       <w:pPr>
         <w:pStyle w:val="Ttulo2"/>
       </w:pPr>
-      <w:bookmarkStart w:id="13" w:name="_Toc230625893"/>
+      <w:bookmarkStart w:id="13" w:name="_Toc230784383"/>
       <w:r>
         <w:t>Perfiles</w:t>
       </w:r>
@@ -6329,7 +6320,6 @@
         </w:rPr>
         <w:t xml:space="preserve">La identificación de perfiles de consumidor consiste en la clasificación de los clientes según características comunes que permiten comprender sus necesidades, preferencias y comportamientos de compra. Este proceso facilita la construcción de representaciones conocidas como </w:t>
       </w:r>
-      <w:proofErr w:type="spellStart"/>
       <w:r>
         <w:rPr>
           <w:rStyle w:val="Extranjerismo"/>
@@ -6337,7 +6327,6 @@
         </w:rPr>
         <w:t>buyer</w:t>
       </w:r>
-      <w:proofErr w:type="spellEnd"/>
       <w:r>
         <w:rPr>
           <w:lang w:val="es-419" w:eastAsia="es-CO"/>
@@ -6416,7 +6405,7 @@
       <w:pPr>
         <w:pStyle w:val="Ttulo2"/>
       </w:pPr>
-      <w:bookmarkStart w:id="14" w:name="_Toc230625894"/>
+      <w:bookmarkStart w:id="14" w:name="_Toc230784384"/>
       <w:r>
         <w:t>Segmentación</w:t>
       </w:r>
@@ -6578,7 +6567,7 @@
       <w:pPr>
         <w:pStyle w:val="Ttulo2"/>
       </w:pPr>
-      <w:bookmarkStart w:id="15" w:name="_Toc230625895"/>
+      <w:bookmarkStart w:id="15" w:name="_Toc230784385"/>
       <w:r>
         <w:t>Decisiones comerciales</w:t>
       </w:r>
@@ -7160,7 +7149,7 @@
       <w:pPr>
         <w:pStyle w:val="Ttulo1"/>
       </w:pPr>
-      <w:bookmarkStart w:id="16" w:name="_Toc230625896"/>
+      <w:bookmarkStart w:id="16" w:name="_Toc230784386"/>
       <w:r>
         <w:lastRenderedPageBreak/>
         <w:t xml:space="preserve">Estrategias de </w:t>
@@ -7279,17 +7268,8 @@
           <w:rStyle w:val="Extranjerismo"/>
           <w:lang w:val="es-419" w:eastAsia="es-CO"/>
         </w:rPr>
-        <w:t xml:space="preserve">marketing </w:t>
-      </w:r>
-      <w:proofErr w:type="spellStart"/>
-      <w:r>
-        <w:rPr>
-          <w:rStyle w:val="Extranjerismo"/>
-          <w:lang w:val="es-419" w:eastAsia="es-CO"/>
-        </w:rPr>
-        <w:t>mix</w:t>
-      </w:r>
-      <w:proofErr w:type="spellEnd"/>
+        <w:t>marketing mix</w:t>
+      </w:r>
       <w:r>
         <w:rPr>
           <w:lang w:val="es-419" w:eastAsia="es-CO"/>
@@ -7301,7 +7281,7 @@
       <w:pPr>
         <w:pStyle w:val="Ttulo2"/>
       </w:pPr>
-      <w:bookmarkStart w:id="17" w:name="_Toc230625897"/>
+      <w:bookmarkStart w:id="17" w:name="_Toc230784387"/>
       <w:r>
         <w:t>Concepto</w:t>
       </w:r>
@@ -7403,17 +7383,8 @@
           <w:rStyle w:val="Extranjerismo"/>
           <w:lang w:val="es-419" w:eastAsia="es-CO"/>
         </w:rPr>
-        <w:t xml:space="preserve">marketing </w:t>
-      </w:r>
-      <w:proofErr w:type="spellStart"/>
-      <w:r>
-        <w:rPr>
-          <w:rStyle w:val="Extranjerismo"/>
-          <w:lang w:val="es-419" w:eastAsia="es-CO"/>
-        </w:rPr>
-        <w:t>mix</w:t>
-      </w:r>
-      <w:proofErr w:type="spellEnd"/>
+        <w:t>marketing mix</w:t>
+      </w:r>
       <w:r>
         <w:rPr>
           <w:lang w:val="es-419" w:eastAsia="es-CO"/>
@@ -7433,7 +7404,6 @@
         </w:rPr>
         <w:t xml:space="preserve"> </w:t>
       </w:r>
-      <w:proofErr w:type="spellStart"/>
       <w:r>
         <w:rPr>
           <w:rStyle w:val="Extranjerismo"/>
@@ -7443,7 +7413,6 @@
         </w:rPr>
         <w:t>Insight</w:t>
       </w:r>
-      <w:proofErr w:type="spellEnd"/>
       <w:r>
         <w:rPr>
           <w:lang w:val="es-419" w:eastAsia="es-CO"/>
@@ -7598,17 +7567,8 @@
           <w:rStyle w:val="Extranjerismo"/>
           <w:lang w:val="es-419" w:eastAsia="es-CO"/>
         </w:rPr>
-        <w:t xml:space="preserve">marketing </w:t>
-      </w:r>
-      <w:proofErr w:type="spellStart"/>
-      <w:r>
-        <w:rPr>
-          <w:rStyle w:val="Extranjerismo"/>
-          <w:lang w:val="es-419" w:eastAsia="es-CO"/>
-        </w:rPr>
-        <w:t>mix</w:t>
-      </w:r>
-      <w:proofErr w:type="spellEnd"/>
+        <w:t>marketing mix</w:t>
+      </w:r>
       <w:r>
         <w:rPr>
           <w:lang w:val="es-419" w:eastAsia="es-CO"/>
@@ -7620,7 +7580,7 @@
       <w:pPr>
         <w:pStyle w:val="Ttulo2"/>
       </w:pPr>
-      <w:bookmarkStart w:id="18" w:name="_Toc230625898"/>
+      <w:bookmarkStart w:id="18" w:name="_Toc230784388"/>
       <w:r>
         <w:t>Elementos</w:t>
       </w:r>
@@ -7693,6 +7653,7 @@
     <w:p>
       <w:pPr>
         <w:ind w:firstLine="0"/>
+        <w:jc w:val="center"/>
         <w:rPr>
           <w:lang w:val="es-419" w:eastAsia="es-CO"/>
         </w:rPr>
@@ -7741,6 +7702,7 @@
     </w:p>
     <w:p>
       <w:pPr>
+        <w:ind w:firstLine="0"/>
         <w:rPr>
           <w:lang w:val="es-419" w:eastAsia="es-CO"/>
         </w:rPr>
@@ -7790,7 +7752,7 @@
       <w:pPr>
         <w:pStyle w:val="Ttulo2"/>
       </w:pPr>
-      <w:bookmarkStart w:id="19" w:name="_Toc230625899"/>
+      <w:bookmarkStart w:id="19" w:name="_Toc230784389"/>
       <w:r>
         <w:t>Relacionamiento</w:t>
       </w:r>
@@ -7908,6 +7870,7 @@
     </w:p>
     <w:p>
       <w:pPr>
+        <w:jc w:val="center"/>
         <w:rPr>
           <w:lang w:val="en-US" w:eastAsia="es-CO"/>
         </w:rPr>
@@ -7964,6 +7927,12 @@
         <w:rPr>
           <w:lang w:val="es-419" w:eastAsia="es-CO"/>
         </w:rPr>
+        <w:t xml:space="preserve">    </w:t>
+      </w:r>
+      <w:r>
+        <w:rPr>
+          <w:lang w:val="es-419" w:eastAsia="es-CO"/>
+        </w:rPr>
         <w:t>Nota. SENA, (2026).</w:t>
       </w:r>
     </w:p>
@@ -7971,7 +7940,7 @@
       <w:pPr>
         <w:pStyle w:val="Ttulo2"/>
       </w:pPr>
-      <w:bookmarkStart w:id="20" w:name="_Toc230625900"/>
+      <w:bookmarkStart w:id="20" w:name="_Toc230784390"/>
       <w:r>
         <w:t>Adaptación</w:t>
       </w:r>
@@ -8078,7 +8047,6 @@
         </w:rPr>
         <w:t xml:space="preserve"> estrategia de promoción digital e </w:t>
       </w:r>
-      <w:proofErr w:type="spellStart"/>
       <w:r>
         <w:rPr>
           <w:rStyle w:val="Extranjerismo"/>
@@ -8086,7 +8054,6 @@
         </w:rPr>
         <w:t>influencers</w:t>
       </w:r>
-      <w:proofErr w:type="spellEnd"/>
       <w:r>
         <w:rPr>
           <w:lang w:val="es-419" w:eastAsia="es-CO"/>
@@ -8165,7 +8132,7 @@
       <w:pPr>
         <w:pStyle w:val="Ttulo1"/>
       </w:pPr>
-      <w:bookmarkStart w:id="21" w:name="_Toc230625901"/>
+      <w:bookmarkStart w:id="21" w:name="_Toc230784391"/>
       <w:r>
         <w:lastRenderedPageBreak/>
         <w:t>Diseño de estrategias</w:t>
@@ -8215,7 +8182,7 @@
       <w:pPr>
         <w:pStyle w:val="Ttulo2"/>
       </w:pPr>
-      <w:bookmarkStart w:id="22" w:name="_Toc230625902"/>
+      <w:bookmarkStart w:id="22" w:name="_Toc230784392"/>
       <w:r>
         <w:t>Formulación</w:t>
       </w:r>
@@ -8273,7 +8240,6 @@
           <w:lang w:val="es-419" w:eastAsia="es-CO"/>
         </w:rPr>
       </w:pPr>
-      <w:proofErr w:type="spellStart"/>
       <w:r>
         <w:rPr>
           <w:rStyle w:val="Extranjerismo"/>
@@ -8283,7 +8249,6 @@
         </w:rPr>
         <w:t>Insight</w:t>
       </w:r>
-      <w:proofErr w:type="spellEnd"/>
       <w:r>
         <w:rPr>
           <w:b/>
@@ -8609,7 +8574,23 @@
                 <w:b/>
                 <w:bCs/>
               </w:rPr>
-              <w:t>podcast.</w:t>
+              <w:t>p</w:t>
+            </w:r>
+            <w:r>
+              <w:rPr>
+                <w:rStyle w:val="Extranjerismo"/>
+                <w:b/>
+                <w:bCs/>
+              </w:rPr>
+              <w:t>ó</w:t>
+            </w:r>
+            <w:r>
+              <w:rPr>
+                <w:rStyle w:val="Extranjerismo"/>
+                <w:b/>
+                <w:bCs/>
+              </w:rPr>
+              <w:t>dcast.</w:t>
             </w:r>
             <w:r>
               <w:rPr>
@@ -8647,7 +8628,7 @@
                 <w:b/>
                 <w:bCs/>
               </w:rPr>
-              <w:t>Claudia</w:t>
+              <w:t>MUJER</w:t>
             </w:r>
             <w:r>
               <w:t xml:space="preserve">: bienvenidos a este espacio de aprendizaje en </w:t>
@@ -8677,7 +8658,7 @@
                 <w:b/>
                 <w:bCs/>
               </w:rPr>
-              <w:t>Nico</w:t>
+              <w:t>HOMBRE</w:t>
             </w:r>
             <w:r>
               <w:t xml:space="preserve">: y ojo… aquí es donde el </w:t>
@@ -8699,7 +8680,7 @@
                 <w:bCs/>
               </w:rPr>
               <w:lastRenderedPageBreak/>
-              <w:t>Nico</w:t>
+              <w:t>HOMBRE</w:t>
             </w:r>
             <w:r>
               <w:t>: bueno Claudia, comencemos con la primera pregunta que nos dejaron previamente nuestros oyentes: ¿Qué significa formular estrategias centradas en el cliente y por qué son importantes?</w:t>
@@ -8711,10 +8692,17 @@
                 <w:b/>
                 <w:bCs/>
               </w:rPr>
-              <w:t>Claudia</w:t>
-            </w:r>
-            <w:r>
-              <w:t xml:space="preserve">: bueno Nico, formular estrategias centradas en el cliente implica diseñar todas las decisiones de </w:t>
+              <w:t>MUJER</w:t>
+            </w:r>
+            <w:r>
+              <w:rPr>
+                <w:b/>
+                <w:bCs/>
+              </w:rPr>
+              <w:t>:</w:t>
+            </w:r>
+            <w:r>
+              <w:t xml:space="preserve"> bueno Nico, formular estrategias centradas en el cliente implica diseñar todas las decisiones de </w:t>
             </w:r>
             <w:r>
               <w:rPr>
@@ -8737,7 +8725,7 @@
                 <w:b/>
                 <w:bCs/>
               </w:rPr>
-              <w:t>Nico</w:t>
+              <w:t>HOMBRE</w:t>
             </w:r>
             <w:r>
               <w:t>: en palabras más simples… es como cuando una cafetería recuerda que siempre pides el mismo café y ya te lo tiene listo antes de que hables. ¡Uno se siente importante! Esa sensación de “me conocen” es exactamente lo que buscan las estrategias centradas en el cliente.</w:t>
@@ -8754,7 +8742,7 @@
                 <w:b/>
                 <w:bCs/>
               </w:rPr>
-              <w:t>Claudia</w:t>
+              <w:t>MUJER</w:t>
             </w:r>
             <w:r>
               <w:t>: excelente. Vemos entonces que conocer al cliente permite crear experiencias más relevantes. Sigamos avanzando: ¿cómo se conecta este enfoque con la construcción de una propuesta de valor?</w:t>
@@ -8767,7 +8755,7 @@
                 <w:bCs/>
               </w:rPr>
               <w:lastRenderedPageBreak/>
-              <w:t>Nico</w:t>
+              <w:t>HOMBRE</w:t>
             </w:r>
             <w:r>
               <w:t>: bueno, aquí es donde la empresa responde la pregunta clave: “¿Por qué deberían comprarme a mí y no al vecino?”. La propuesta de valor es como el “gancho”. Si vendes hamburguesas, no basta con decir “vendo hamburguesas”, tienes que decir “vendo hamburguesas artesanales, rápidas y a buen precio”. Es como escoger equipo de fútbol: uno se queda con el que le da más emoción… o más goles.</w:t>
@@ -8779,7 +8767,7 @@
                 <w:b/>
                 <w:bCs/>
               </w:rPr>
-              <w:t>Claudia</w:t>
+              <w:t>MUJER</w:t>
             </w:r>
             <w:r>
               <w:t>: exactamente. Desde la perspectiva técnica, la propuesta de valor es el conjunto de beneficios funcionales, emocionales y económicos que una empresa ofrece a su mercado objetivo para diferenciarse de la competencia.</w:t>
@@ -8796,7 +8784,7 @@
                 <w:b/>
                 <w:bCs/>
               </w:rPr>
-              <w:t>Nico</w:t>
+              <w:t>HOMBRE</w:t>
             </w:r>
             <w:r>
               <w:t>: muy interesante. Entonces, una estrategia centrada en el cliente permite identificar necesidades, y la propuesta de valor traduce esas necesidades en beneficios concretos.</w:t>
@@ -8813,7 +8801,7 @@
                 <w:b/>
                 <w:bCs/>
               </w:rPr>
-              <w:t>Claudia</w:t>
+              <w:t>MUJER</w:t>
             </w:r>
             <w:r>
               <w:t>: b</w:t>
@@ -8834,7 +8822,7 @@
                 <w:b/>
                 <w:bCs/>
               </w:rPr>
-              <w:t>Nico</w:t>
+              <w:t>HOMBRE</w:t>
             </w:r>
             <w:r>
               <w:t>: s</w:t>
@@ -8863,7 +8851,7 @@
                 <w:b/>
                 <w:bCs/>
               </w:rPr>
-              <w:t>Claudia</w:t>
+              <w:t>MUJER</w:t>
             </w:r>
             <w:r>
               <w:t>: m</w:t>
@@ -8878,21 +8866,13 @@
                 <w:b/>
                 <w:bCs/>
               </w:rPr>
-              <w:t>Nico</w:t>
+              <w:t>HOMBRE</w:t>
             </w:r>
             <w:r>
               <w:t>: t</w:t>
             </w:r>
             <w:r>
-              <w:t xml:space="preserve">al cual, que alegría saber que puedo ser entendido </w:t>
-            </w:r>
-            <w:proofErr w:type="spellStart"/>
-            <w:r>
-              <w:t>jajajajajaja</w:t>
-            </w:r>
-            <w:proofErr w:type="spellEnd"/>
-            <w:r>
-              <w:t>.</w:t>
+              <w:t>al cual, que alegría saber que puedo ser entendido jajajajajaja.</w:t>
             </w:r>
           </w:p>
           <w:p>
@@ -8901,7 +8881,7 @@
                 <w:b/>
                 <w:bCs/>
               </w:rPr>
-              <w:t>Claudia</w:t>
+              <w:t>MUJER</w:t>
             </w:r>
             <w:r>
               <w:t>: e</w:t>
@@ -8916,18 +8896,13 @@
                 <w:b/>
                 <w:bCs/>
               </w:rPr>
-              <w:t>Nico</w:t>
+              <w:t>HOMBRE</w:t>
             </w:r>
             <w:r>
               <w:t xml:space="preserve">: </w:t>
             </w:r>
-            <w:proofErr w:type="spellStart"/>
-            <w:r>
-              <w:t>Jajajajaja</w:t>
-            </w:r>
-            <w:proofErr w:type="spellEnd"/>
-            <w:r>
-              <w:t xml:space="preserve">… hoy aprendimos que diseñar estrategias de </w:t>
+            <w:r>
+              <w:t xml:space="preserve">Jajajajaja… hoy aprendimos que diseñar estrategias de </w:t>
             </w:r>
             <w:r>
               <w:rPr>
@@ -8945,7 +8920,7 @@
                 <w:b/>
                 <w:bCs/>
               </w:rPr>
-              <w:t>Claudia</w:t>
+              <w:t>MUJER</w:t>
             </w:r>
             <w:r>
               <w:t>: e</w:t>
@@ -8960,7 +8935,8 @@
                 <w:b/>
                 <w:bCs/>
               </w:rPr>
-              <w:t>Nico</w:t>
+              <w:lastRenderedPageBreak/>
+              <w:t>HOMBRE</w:t>
             </w:r>
             <w:r>
               <w:t>: g</w:t>
@@ -8985,7 +8961,7 @@
       <w:pPr>
         <w:pStyle w:val="Ttulo2"/>
       </w:pPr>
-      <w:bookmarkStart w:id="23" w:name="_Toc230625903"/>
+      <w:bookmarkStart w:id="23" w:name="_Toc230784393"/>
       <w:r>
         <w:lastRenderedPageBreak/>
         <w:t>Propuesta de valor</w:t>
@@ -9099,6 +9075,7 @@
     <w:p>
       <w:pPr>
         <w:ind w:firstLine="0"/>
+        <w:jc w:val="center"/>
         <w:rPr>
           <w:lang w:val="es-419" w:eastAsia="es-CO"/>
         </w:rPr>
@@ -9147,10 +9124,17 @@
     </w:p>
     <w:p>
       <w:pPr>
-        <w:rPr>
-          <w:lang w:val="es-419" w:eastAsia="es-CO"/>
-        </w:rPr>
-      </w:pPr>
+        <w:ind w:firstLine="0"/>
+        <w:rPr>
+          <w:lang w:val="es-419" w:eastAsia="es-CO"/>
+        </w:rPr>
+      </w:pPr>
+      <w:r>
+        <w:rPr>
+          <w:lang w:val="es-419" w:eastAsia="es-CO"/>
+        </w:rPr>
+        <w:t xml:space="preserve">   </w:t>
+      </w:r>
       <w:r>
         <w:rPr>
           <w:lang w:val="es-419" w:eastAsia="es-CO"/>
@@ -9161,6 +9145,9 @@
     <w:p>
       <w:pPr>
         <w:rPr>
+          <w:rStyle w:val="Hipervnculo"/>
+          <w:b/>
+          <w:bCs/>
           <w:lang w:val="es-419" w:eastAsia="es-CO"/>
         </w:rPr>
       </w:pPr>
@@ -9175,6 +9162,1769 @@
           <w:lang w:val="es-419" w:eastAsia="es-CO"/>
         </w:rPr>
         <w:t>a consultar</w:t>
+      </w:r>
+      <w:r>
+        <w:rPr>
+          <w:lang w:val="es-419" w:eastAsia="es-CO"/>
+        </w:rPr>
+        <w:t xml:space="preserve"> el siguiente video educativo por medio del cual podrá profundizar en temática desarrollada.</w:t>
+      </w:r>
+      <w:r>
+        <w:rPr>
+          <w:lang w:val="es-419" w:eastAsia="es-CO"/>
+        </w:rPr>
+        <w:t xml:space="preserve"> Propuesta de valor</w:t>
+      </w:r>
+      <w:r>
+        <w:rPr>
+          <w:lang w:val="es-419" w:eastAsia="es-CO"/>
+        </w:rPr>
+        <w:t>.</w:t>
+      </w:r>
+      <w:r>
+        <w:rPr>
+          <w:lang w:val="es-419" w:eastAsia="es-CO"/>
+        </w:rPr>
+        <w:t xml:space="preserve"> </w:t>
+      </w:r>
+      <w:hyperlink r:id="rId19" w:history="1">
+        <w:r>
+          <w:rPr>
+            <w:rStyle w:val="Hipervnculo"/>
+            <w:b/>
+            <w:bCs/>
+            <w:lang w:val="es-419" w:eastAsia="es-CO"/>
+          </w:rPr>
+          <w:t>Enlace</w:t>
+        </w:r>
+      </w:hyperlink>
+      <w:r>
+        <w:t xml:space="preserve"> </w:t>
+      </w:r>
+      <w:r>
+        <w:rPr>
+          <w:rStyle w:val="Hipervnculo"/>
+          <w:b/>
+          <w:bCs/>
+          <w:lang w:val="es-419" w:eastAsia="es-CO"/>
+        </w:rPr>
+        <w:t xml:space="preserve">  </w:t>
+      </w:r>
+    </w:p>
+    <w:p>
+      <w:pPr>
+        <w:rPr>
+          <w:lang w:val="es-419" w:eastAsia="es-CO"/>
+        </w:rPr>
+      </w:pPr>
+      <w:r>
+        <w:rPr>
+          <w:b/>
+          <w:bCs/>
+          <w:lang w:val="es-419" w:eastAsia="es-CO"/>
+        </w:rPr>
+        <w:t>Descripción</w:t>
+      </w:r>
+      <w:r>
+        <w:rPr>
+          <w:lang w:val="es-419" w:eastAsia="es-CO"/>
+        </w:rPr>
+        <w:t xml:space="preserve">: este video presenta el concepto de propuesta de valor y el proceso básico de diseño, destacando cómo las empresas pueden solucionar necesidades o problemas reales de los clientes para generar preferencia, fidelidad y diferenciación competitiva. Se mencionan ejemplos y explicaciones didácticas que facilitan su aplicación práctica en la formulación de estrategias de </w:t>
+      </w:r>
+      <w:r>
+        <w:rPr>
+          <w:rStyle w:val="Extranjerismo"/>
+          <w:lang w:val="es-419" w:eastAsia="es-CO"/>
+        </w:rPr>
+        <w:t>marketing</w:t>
+      </w:r>
+      <w:r>
+        <w:rPr>
+          <w:lang w:val="es-419" w:eastAsia="es-CO"/>
+        </w:rPr>
+        <w:t>.</w:t>
+      </w:r>
+    </w:p>
+    <w:p>
+      <w:pPr>
+        <w:rPr>
+          <w:lang w:val="es-419" w:eastAsia="es-CO"/>
+        </w:rPr>
+      </w:pPr>
+      <w:r>
+        <w:rPr>
+          <w:b/>
+          <w:bCs/>
+          <w:lang w:val="es-419" w:eastAsia="es-CO"/>
+        </w:rPr>
+        <w:t>Cita de reflexión</w:t>
+      </w:r>
+      <w:r>
+        <w:rPr>
+          <w:b/>
+          <w:bCs/>
+          <w:lang w:val="es-419" w:eastAsia="es-CO"/>
+        </w:rPr>
+        <w:t xml:space="preserve"> </w:t>
+      </w:r>
+      <w:r>
+        <w:rPr>
+          <w:lang w:val="es-419" w:eastAsia="es-CO"/>
+        </w:rPr>
+        <w:t>“Las estrategias que se construyen con honestidad hacia el cliente reflejan la integridad con la que una organización entiende su responsabilidad social.”</w:t>
+      </w:r>
+    </w:p>
+    <w:p>
+      <w:pPr>
+        <w:spacing w:before="0" w:after="160" w:line="259" w:lineRule="auto"/>
+        <w:ind w:firstLine="0"/>
+        <w:rPr>
+          <w:lang w:val="es-419" w:eastAsia="es-CO"/>
+        </w:rPr>
+      </w:pPr>
+      <w:r>
+        <w:rPr>
+          <w:lang w:val="es-419" w:eastAsia="es-CO"/>
+        </w:rPr>
+        <w:br w:type="page"/>
+      </w:r>
+    </w:p>
+    <w:p>
+      <w:pPr>
+        <w:pStyle w:val="Ttulo1"/>
+      </w:pPr>
+      <w:bookmarkStart w:id="24" w:name="_Toc230784394"/>
+      <w:r>
+        <w:lastRenderedPageBreak/>
+        <w:t>Integración</w:t>
+      </w:r>
+      <w:bookmarkEnd w:id="24"/>
+    </w:p>
+    <w:p>
+      <w:pPr>
+        <w:rPr>
+          <w:lang w:val="es-419" w:eastAsia="es-CO"/>
+        </w:rPr>
+      </w:pPr>
+      <w:r>
+        <w:rPr>
+          <w:lang w:val="es-419" w:eastAsia="es-CO"/>
+        </w:rPr>
+        <w:t xml:space="preserve">La integración entre el análisis del consumidor y el diseño estratégico de </w:t>
+      </w:r>
+      <w:r>
+        <w:rPr>
+          <w:rStyle w:val="Extranjerismo"/>
+          <w:lang w:val="es-419" w:eastAsia="es-CO"/>
+        </w:rPr>
+        <w:t>marketing</w:t>
+      </w:r>
+      <w:r>
+        <w:rPr>
+          <w:lang w:val="es-419" w:eastAsia="es-CO"/>
+        </w:rPr>
+        <w:t xml:space="preserve"> representa el punto en el que la información obtenida del mercado se transforma en decisiones empresariales concretas. Las organizaciones que logran convertir los datos del comportamiento del consumidor en estrategias estructuradas obtienen ventajas competitivas sostenibles, debido a que sus acciones comerciales responden a necesidades reales del mercado.</w:t>
+      </w:r>
+    </w:p>
+    <w:p>
+      <w:pPr>
+        <w:rPr>
+          <w:lang w:val="es-419" w:eastAsia="es-CO"/>
+        </w:rPr>
+      </w:pPr>
+      <w:r>
+        <w:rPr>
+          <w:lang w:val="es-419" w:eastAsia="es-CO"/>
+        </w:rPr>
+        <w:t xml:space="preserve">En este capítulo se estudia la relación entre el análisis del consumidor y las decisiones estratégicas, la construcción de propuestas estratégicas de mercadeo y la preparación del esquema estratégico base para el plan de </w:t>
+      </w:r>
+      <w:r>
+        <w:rPr>
+          <w:rStyle w:val="Extranjerismo"/>
+          <w:lang w:val="es-419" w:eastAsia="es-CO"/>
+        </w:rPr>
+        <w:t>marketing</w:t>
+      </w:r>
+      <w:r>
+        <w:rPr>
+          <w:lang w:val="es-419" w:eastAsia="es-CO"/>
+        </w:rPr>
+        <w:t>, integrando ejemplos empresariales, casos aplicados y herramientas prácticas que facilitan la aplicación del conocimiento en contextos organizacionales.</w:t>
+      </w:r>
+    </w:p>
+    <w:p>
+      <w:pPr>
+        <w:pStyle w:val="Ttulo2"/>
+      </w:pPr>
+      <w:bookmarkStart w:id="25" w:name="_Toc230784395"/>
+      <w:r>
+        <w:t>Decisiones estratégicas</w:t>
+      </w:r>
+      <w:bookmarkEnd w:id="25"/>
+    </w:p>
+    <w:p>
+      <w:pPr>
+        <w:rPr>
+          <w:lang w:val="es-419" w:eastAsia="es-CO"/>
+        </w:rPr>
+      </w:pPr>
+      <w:r>
+        <w:rPr>
+          <w:lang w:val="es-419" w:eastAsia="es-CO"/>
+        </w:rPr>
+        <w:t xml:space="preserve">El análisis del consumidor constituye la base informativa sobre la cual se diseñan las decisiones estratégicas de </w:t>
+      </w:r>
+      <w:r>
+        <w:rPr>
+          <w:rStyle w:val="Extranjerismo"/>
+          <w:lang w:val="es-419" w:eastAsia="es-CO"/>
+        </w:rPr>
+        <w:t>marketing</w:t>
+      </w:r>
+      <w:r>
+        <w:rPr>
+          <w:lang w:val="es-419" w:eastAsia="es-CO"/>
+        </w:rPr>
+        <w:t>, ya que permite comprender necesidades, preferencias y patrones de comportamiento que orientan la formulación de productos, precios, canales y estrategias de comunicación. Cuando las organizaciones utilizan información confiable del consumidor, reducen la incertidumbre en la toma de decisiones comerciales.</w:t>
+      </w:r>
+    </w:p>
+    <w:p>
+      <w:pPr>
+        <w:rPr>
+          <w:lang w:val="es-419" w:eastAsia="es-CO"/>
+        </w:rPr>
+      </w:pPr>
+      <w:r>
+        <w:rPr>
+          <w:lang w:val="es-419" w:eastAsia="es-CO"/>
+        </w:rPr>
+        <w:t>La relación entre análisis del consumidor y estrategia se evidencia en la adaptación de productos y servicios a las características del mercado objetivo</w:t>
+      </w:r>
+      <w:r>
+        <w:rPr>
+          <w:lang w:val="es-419" w:eastAsia="es-CO"/>
+        </w:rPr>
+        <w:t>;</w:t>
+      </w:r>
+      <w:r>
+        <w:rPr>
+          <w:lang w:val="es-419" w:eastAsia="es-CO"/>
+        </w:rPr>
+        <w:t xml:space="preserve"> además, la incorporación del análisis del consumidor en las decisiones estratégicas permite </w:t>
+      </w:r>
+      <w:r>
+        <w:rPr>
+          <w:lang w:val="es-419" w:eastAsia="es-CO"/>
+        </w:rPr>
+        <w:lastRenderedPageBreak/>
+        <w:t>anticipar tendencias del mercado y ajustar las acciones comerciales de forma oportuna, incrementando la competitividad organizacional.</w:t>
+      </w:r>
+    </w:p>
+    <w:p>
+      <w:pPr>
+        <w:rPr>
+          <w:lang w:val="es-419" w:eastAsia="es-CO"/>
+        </w:rPr>
+      </w:pPr>
+      <w:r>
+        <w:rPr>
+          <w:lang w:val="es-419" w:eastAsia="es-CO"/>
+        </w:rPr>
+        <w:t xml:space="preserve"> </w:t>
+      </w:r>
+      <w:r>
+        <w:rPr>
+          <w:rStyle w:val="Extranjerismo"/>
+          <w:b/>
+          <w:bCs/>
+          <w:lang w:val="es-419" w:eastAsia="es-CO"/>
+        </w:rPr>
+        <w:t>Insight</w:t>
+      </w:r>
+      <w:r>
+        <w:rPr>
+          <w:lang w:val="es-419" w:eastAsia="es-CO"/>
+        </w:rPr>
+        <w:t>: las empresas que integran analítica de clientes en la planificación estratégica aumentan la efectividad de sus campañas comerciales.</w:t>
+      </w:r>
+    </w:p>
+    <w:p>
+      <w:pPr>
+        <w:pStyle w:val="Ttulo2"/>
+      </w:pPr>
+      <w:bookmarkStart w:id="26" w:name="_Toc230784396"/>
+      <w:r>
+        <w:t>Propuestas estratégicas</w:t>
+      </w:r>
+      <w:bookmarkEnd w:id="26"/>
+    </w:p>
+    <w:p>
+      <w:pPr>
+        <w:rPr>
+          <w:lang w:val="es-419" w:eastAsia="es-CO"/>
+        </w:rPr>
+      </w:pPr>
+      <w:r>
+        <w:rPr>
+          <w:lang w:val="es-419" w:eastAsia="es-CO"/>
+        </w:rPr>
+        <w:t>La construcción de propuestas estratégicas de mercadeo implica definir acciones organizadas orientadas al logro de objetivos comerciales, teniendo en cuenta el análisis del mercado, la segmentación y el posicionamiento del producto</w:t>
+      </w:r>
+      <w:r>
+        <w:rPr>
+          <w:lang w:val="es-419" w:eastAsia="es-CO"/>
+        </w:rPr>
+        <w:t>;</w:t>
+      </w:r>
+      <w:r>
+        <w:rPr>
+          <w:lang w:val="es-419" w:eastAsia="es-CO"/>
+        </w:rPr>
+        <w:t xml:space="preserve"> estas propuestas establecen el rumbo de las actividades comerciales y orientan la asignación de recursos empresariales.</w:t>
+      </w:r>
+    </w:p>
+    <w:p>
+      <w:pPr>
+        <w:rPr>
+          <w:lang w:val="es-419" w:eastAsia="es-CO"/>
+        </w:rPr>
+      </w:pPr>
+      <w:r>
+        <w:rPr>
+          <w:lang w:val="es-419" w:eastAsia="es-CO"/>
+        </w:rPr>
+        <w:t>En el entorno empresarial, las propuestas estratégicas se elaboran mediante el análisis de oportunidades de mercado, el estudio de la competencia y la evaluación de capacidades organizacionales. Por ejemplo, una empresa de servicios financieros puede diseñar una estrategia orientada al segmento de jóvenes emprendedores mediante productos de crédito flexibles y campañas digitales especializadas.</w:t>
+      </w:r>
+    </w:p>
+    <w:p>
+      <w:pPr>
+        <w:rPr>
+          <w:lang w:val="es-419" w:eastAsia="es-CO"/>
+        </w:rPr>
+      </w:pPr>
+      <w:r>
+        <w:rPr>
+          <w:lang w:val="es-419" w:eastAsia="es-CO"/>
+        </w:rPr>
+        <w:t>La correcta formulación de propuestas estratégicas facilita la coordinación de las diferentes áreas de la organización, garantizando coherencia entre los objetivos corporativos y las acciones comerciales implementadas en el mercado.</w:t>
+      </w:r>
+    </w:p>
+    <w:p>
+      <w:pPr>
+        <w:rPr>
+          <w:b/>
+          <w:bCs/>
+          <w:lang w:val="es-419" w:eastAsia="es-CO"/>
+        </w:rPr>
+      </w:pPr>
+      <w:r>
+        <w:rPr>
+          <w:b/>
+          <w:bCs/>
+          <w:lang w:val="es-419" w:eastAsia="es-CO"/>
+        </w:rPr>
+        <w:t>Componentes de una propuesta estratégica de mercadeo</w:t>
+      </w:r>
+    </w:p>
+    <w:p>
+      <w:pPr>
+        <w:rPr>
+          <w:lang w:val="es-419" w:eastAsia="es-CO"/>
+        </w:rPr>
+      </w:pPr>
+      <w:r>
+        <w:rPr>
+          <w:b/>
+          <w:bCs/>
+          <w:lang w:val="es-419" w:eastAsia="es-CO"/>
+        </w:rPr>
+        <w:t>Mercado objetivo</w:t>
+      </w:r>
+      <w:r>
+        <w:rPr>
+          <w:lang w:val="es-419" w:eastAsia="es-CO"/>
+        </w:rPr>
+        <w:t>. s</w:t>
+      </w:r>
+      <w:r>
+        <w:rPr>
+          <w:lang w:val="es-419" w:eastAsia="es-CO"/>
+        </w:rPr>
+        <w:t>egmento de consumidores seleccionado a partir del análisis de variables demográficas, psicográficas, conductuales y geográficas, cuya elección responde al potencial de rentabilidad, tamaño del mercado, accesibilidad y alineación con las capacidades de la empresa.</w:t>
+      </w:r>
+    </w:p>
+    <w:p>
+      <w:pPr>
+        <w:rPr>
+          <w:lang w:val="es-419" w:eastAsia="es-CO"/>
+        </w:rPr>
+      </w:pPr>
+      <w:r>
+        <w:rPr>
+          <w:b/>
+          <w:bCs/>
+          <w:lang w:val="es-419" w:eastAsia="es-CO"/>
+        </w:rPr>
+        <w:lastRenderedPageBreak/>
+        <w:t>Objetivos comerciales</w:t>
+      </w:r>
+      <w:r>
+        <w:rPr>
+          <w:lang w:val="es-419" w:eastAsia="es-CO"/>
+        </w:rPr>
+        <w:t>: m</w:t>
+      </w:r>
+      <w:r>
+        <w:rPr>
+          <w:lang w:val="es-419" w:eastAsia="es-CO"/>
+        </w:rPr>
+        <w:t>etas cuantitativas y cualitativas orientadas al crecimiento de ventas, participación de mercado, posicionamiento de marca y fidelización de clientes, definidas en horizontes de corto, mediano y largo plazo y alineadas con la planeación estratégica organizacional.</w:t>
+      </w:r>
+    </w:p>
+    <w:p>
+      <w:pPr>
+        <w:rPr>
+          <w:lang w:val="es-419" w:eastAsia="es-CO"/>
+        </w:rPr>
+      </w:pPr>
+      <w:r>
+        <w:rPr>
+          <w:b/>
+          <w:bCs/>
+          <w:lang w:val="es-419" w:eastAsia="es-CO"/>
+        </w:rPr>
+        <w:t xml:space="preserve">Estrategias de </w:t>
+      </w:r>
+      <w:r>
+        <w:rPr>
+          <w:rStyle w:val="Extranjerismo"/>
+          <w:b/>
+          <w:bCs/>
+          <w:lang w:val="es-419" w:eastAsia="es-CO"/>
+        </w:rPr>
+        <w:t>marketing</w:t>
+      </w:r>
+      <w:r>
+        <w:rPr>
+          <w:lang w:val="es-419" w:eastAsia="es-CO"/>
+        </w:rPr>
+        <w:t>: c</w:t>
+      </w:r>
+      <w:r>
+        <w:rPr>
+          <w:lang w:val="es-419" w:eastAsia="es-CO"/>
+        </w:rPr>
+        <w:t>onjunto de decisiones tácticas y estratégicas relacionadas con el diseño del producto o servicio, la política de precios, los canales de distribución y las acciones de comunicación y promoción, orientadas a satisfacer las necesidades del mercado objetivo y generar diferenciación competitiva.</w:t>
+      </w:r>
+    </w:p>
+    <w:p>
+      <w:pPr>
+        <w:rPr>
+          <w:lang w:val="es-419" w:eastAsia="es-CO"/>
+        </w:rPr>
+      </w:pPr>
+      <w:r>
+        <w:rPr>
+          <w:b/>
+          <w:bCs/>
+          <w:lang w:val="es-419" w:eastAsia="es-CO"/>
+        </w:rPr>
+        <w:t>Indicadores de gestión</w:t>
+      </w:r>
+      <w:r>
+        <w:rPr>
+          <w:lang w:val="es-419" w:eastAsia="es-CO"/>
+        </w:rPr>
+        <w:t>: m</w:t>
+      </w:r>
+      <w:r>
+        <w:rPr>
+          <w:lang w:val="es-419" w:eastAsia="es-CO"/>
+        </w:rPr>
+        <w:t xml:space="preserve">étricas cuantificables utilizadas para medir el desempeño de las estrategias implementadas, tales como crecimiento de ventas, tasa de conversión, participación de mercado, retorno de inversión en </w:t>
+      </w:r>
+      <w:r>
+        <w:rPr>
+          <w:rStyle w:val="Extranjerismo"/>
+          <w:lang w:val="es-419" w:eastAsia="es-CO"/>
+        </w:rPr>
+        <w:t>marketing</w:t>
+      </w:r>
+      <w:r>
+        <w:rPr>
+          <w:lang w:val="es-419" w:eastAsia="es-CO"/>
+        </w:rPr>
+        <w:t xml:space="preserve"> (ROI) y niveles de satisfacción del cliente.</w:t>
+      </w:r>
+    </w:p>
+    <w:p>
+      <w:pPr>
+        <w:rPr>
+          <w:lang w:val="es-419" w:eastAsia="es-CO"/>
+        </w:rPr>
+      </w:pPr>
+      <w:r>
+        <w:rPr>
+          <w:lang w:val="es-419" w:eastAsia="es-CO"/>
+        </w:rPr>
+        <w:t>Veamos un ejemplo de una propuesta estratégica:</w:t>
+      </w:r>
+    </w:p>
+    <w:p>
+      <w:pPr>
+        <w:rPr>
+          <w:b/>
+          <w:bCs/>
+          <w:lang w:val="es-419" w:eastAsia="es-CO"/>
+        </w:rPr>
+      </w:pPr>
+      <w:r>
+        <w:rPr>
+          <w:b/>
+          <w:bCs/>
+          <w:lang w:val="es-419" w:eastAsia="es-CO"/>
+        </w:rPr>
+        <w:t>Empresa: NutriVida Distribuciones S.A.S.</w:t>
+      </w:r>
+    </w:p>
+    <w:p>
+      <w:pPr>
+        <w:rPr>
+          <w:lang w:val="es-419" w:eastAsia="es-CO"/>
+        </w:rPr>
+      </w:pPr>
+      <w:r>
+        <w:rPr>
+          <w:b/>
+          <w:bCs/>
+          <w:lang w:val="es-419" w:eastAsia="es-CO"/>
+        </w:rPr>
+        <w:t>Actividad económica</w:t>
+      </w:r>
+      <w:r>
+        <w:rPr>
+          <w:lang w:val="es-419" w:eastAsia="es-CO"/>
+        </w:rPr>
+        <w:t>: distribución de productos de nutrición y bienestar (batidos proteicos, suplementos vitamínicos, snacks saludables y planes nutricionales digitales).</w:t>
+      </w:r>
+    </w:p>
+    <w:p>
+      <w:pPr>
+        <w:rPr>
+          <w:lang w:val="es-419" w:eastAsia="es-CO"/>
+        </w:rPr>
+      </w:pPr>
+      <w:r>
+        <w:rPr>
+          <w:b/>
+          <w:bCs/>
+          <w:lang w:val="es-419" w:eastAsia="es-CO"/>
+        </w:rPr>
+        <w:t>Cobertura</w:t>
+      </w:r>
+      <w:r>
+        <w:rPr>
+          <w:lang w:val="es-419" w:eastAsia="es-CO"/>
+        </w:rPr>
+        <w:t>: ciudad intermedia en Colombia con proyección regional.</w:t>
+      </w:r>
+    </w:p>
+    <w:p>
+      <w:pPr>
+        <w:pStyle w:val="Prrafodelista"/>
+        <w:numPr>
+          <w:ilvl w:val="0"/>
+          <w:numId w:val="10"/>
+        </w:numPr>
+        <w:rPr>
+          <w:b/>
+          <w:bCs/>
+          <w:lang w:val="es-419" w:eastAsia="es-CO"/>
+        </w:rPr>
+      </w:pPr>
+      <w:r>
+        <w:rPr>
+          <w:b/>
+          <w:bCs/>
+          <w:lang w:val="es-419" w:eastAsia="es-CO"/>
+        </w:rPr>
+        <w:t>Mercado objetivo</w:t>
+      </w:r>
+    </w:p>
+    <w:p>
+      <w:pPr>
+        <w:rPr>
+          <w:lang w:val="es-419" w:eastAsia="es-CO"/>
+        </w:rPr>
+      </w:pPr>
+      <w:r>
+        <w:rPr>
+          <w:lang w:val="es-419" w:eastAsia="es-CO"/>
+        </w:rPr>
+        <w:t>NutriVida orienta su estrategia hacia dos segmentos principales:</w:t>
+      </w:r>
+    </w:p>
+    <w:p>
+      <w:pPr>
+        <w:rPr>
+          <w:b/>
+          <w:bCs/>
+          <w:lang w:val="es-419" w:eastAsia="es-CO"/>
+        </w:rPr>
+      </w:pPr>
+      <w:r>
+        <w:rPr>
+          <w:b/>
+          <w:bCs/>
+          <w:lang w:val="es-419" w:eastAsia="es-CO"/>
+        </w:rPr>
+        <w:t>Segmento 1: jóvenes profesionales (25</w:t>
+      </w:r>
+      <w:r>
+        <w:rPr>
+          <w:b/>
+          <w:bCs/>
+          <w:lang w:val="es-419" w:eastAsia="es-CO"/>
+        </w:rPr>
+        <w:t xml:space="preserve"> - </w:t>
+      </w:r>
+      <w:r>
+        <w:rPr>
+          <w:b/>
+          <w:bCs/>
+          <w:lang w:val="es-419" w:eastAsia="es-CO"/>
+        </w:rPr>
+        <w:t>35 años).</w:t>
+      </w:r>
+    </w:p>
+    <w:p>
+      <w:pPr>
+        <w:pStyle w:val="Prrafodelista"/>
+        <w:numPr>
+          <w:ilvl w:val="0"/>
+          <w:numId w:val="11"/>
+        </w:numPr>
+        <w:rPr>
+          <w:lang w:val="es-419" w:eastAsia="es-CO"/>
+        </w:rPr>
+      </w:pPr>
+      <w:r>
+        <w:rPr>
+          <w:lang w:val="es-419" w:eastAsia="es-CO"/>
+        </w:rPr>
+        <w:t>Interesados en estilo de vida saludable.</w:t>
+      </w:r>
+    </w:p>
+    <w:p>
+      <w:pPr>
+        <w:pStyle w:val="Prrafodelista"/>
+        <w:numPr>
+          <w:ilvl w:val="0"/>
+          <w:numId w:val="11"/>
+        </w:numPr>
+        <w:rPr>
+          <w:lang w:val="es-419" w:eastAsia="es-CO"/>
+        </w:rPr>
+      </w:pPr>
+      <w:r>
+        <w:rPr>
+          <w:lang w:val="es-419" w:eastAsia="es-CO"/>
+        </w:rPr>
+        <w:lastRenderedPageBreak/>
+        <w:t>Con ingresos medios.</w:t>
+      </w:r>
+    </w:p>
+    <w:p>
+      <w:pPr>
+        <w:pStyle w:val="Prrafodelista"/>
+        <w:numPr>
+          <w:ilvl w:val="0"/>
+          <w:numId w:val="11"/>
+        </w:numPr>
+        <w:rPr>
+          <w:lang w:val="es-419" w:eastAsia="es-CO"/>
+        </w:rPr>
+      </w:pPr>
+      <w:r>
+        <w:rPr>
+          <w:lang w:val="es-419" w:eastAsia="es-CO"/>
+        </w:rPr>
+        <w:t>Alto uso de redes sociales.</w:t>
+      </w:r>
+    </w:p>
+    <w:p>
+      <w:pPr>
+        <w:pStyle w:val="Prrafodelista"/>
+        <w:numPr>
+          <w:ilvl w:val="0"/>
+          <w:numId w:val="11"/>
+        </w:numPr>
+        <w:rPr>
+          <w:lang w:val="es-419" w:eastAsia="es-CO"/>
+        </w:rPr>
+      </w:pPr>
+      <w:r>
+        <w:rPr>
+          <w:lang w:val="es-419" w:eastAsia="es-CO"/>
+        </w:rPr>
+        <w:t>Buscan practicidad y soluciones rápidas para alimentación balanceada.</w:t>
+      </w:r>
+    </w:p>
+    <w:p>
+      <w:pPr>
+        <w:rPr>
+          <w:b/>
+          <w:bCs/>
+          <w:lang w:val="es-419" w:eastAsia="es-CO"/>
+        </w:rPr>
+      </w:pPr>
+      <w:r>
+        <w:rPr>
+          <w:b/>
+          <w:bCs/>
+          <w:lang w:val="es-419" w:eastAsia="es-CO"/>
+        </w:rPr>
+        <w:t>Segmento 2: adultos entre 35</w:t>
+      </w:r>
+      <w:r>
+        <w:rPr>
+          <w:b/>
+          <w:bCs/>
+          <w:lang w:val="es-419" w:eastAsia="es-CO"/>
+        </w:rPr>
+        <w:t xml:space="preserve"> - </w:t>
+      </w:r>
+      <w:r>
+        <w:rPr>
+          <w:b/>
+          <w:bCs/>
+          <w:lang w:val="es-419" w:eastAsia="es-CO"/>
+        </w:rPr>
+        <w:t>50 años.</w:t>
+      </w:r>
+    </w:p>
+    <w:p>
+      <w:pPr>
+        <w:pStyle w:val="Prrafodelista"/>
+        <w:numPr>
+          <w:ilvl w:val="0"/>
+          <w:numId w:val="12"/>
+        </w:numPr>
+        <w:rPr>
+          <w:lang w:val="es-419" w:eastAsia="es-CO"/>
+        </w:rPr>
+      </w:pPr>
+      <w:r>
+        <w:rPr>
+          <w:lang w:val="es-419" w:eastAsia="es-CO"/>
+        </w:rPr>
+        <w:t>Interesados en control de peso y bienestar.</w:t>
+      </w:r>
+    </w:p>
+    <w:p>
+      <w:pPr>
+        <w:pStyle w:val="Prrafodelista"/>
+        <w:numPr>
+          <w:ilvl w:val="0"/>
+          <w:numId w:val="12"/>
+        </w:numPr>
+        <w:rPr>
+          <w:lang w:val="es-419" w:eastAsia="es-CO"/>
+        </w:rPr>
+      </w:pPr>
+      <w:r>
+        <w:rPr>
+          <w:lang w:val="es-419" w:eastAsia="es-CO"/>
+        </w:rPr>
+        <w:t>Dispuestos a invertir en salud preventiva.</w:t>
+      </w:r>
+    </w:p>
+    <w:p>
+      <w:pPr>
+        <w:pStyle w:val="Prrafodelista"/>
+        <w:numPr>
+          <w:ilvl w:val="0"/>
+          <w:numId w:val="12"/>
+        </w:numPr>
+        <w:rPr>
+          <w:lang w:val="es-419" w:eastAsia="es-CO"/>
+        </w:rPr>
+      </w:pPr>
+      <w:r>
+        <w:rPr>
+          <w:lang w:val="es-419" w:eastAsia="es-CO"/>
+        </w:rPr>
+        <w:t>Valoran asesoría personalizada.</w:t>
+      </w:r>
+    </w:p>
+    <w:p>
+      <w:pPr>
+        <w:rPr>
+          <w:lang w:val="es-419" w:eastAsia="es-CO"/>
+        </w:rPr>
+      </w:pPr>
+      <w:r>
+        <w:rPr>
+          <w:lang w:val="es-419" w:eastAsia="es-CO"/>
+        </w:rPr>
+        <w:t>La selección de estos segmentos se fundamenta en el crecimiento del interés por la alimentación saludable y el aumento del consumo de suplementos nutricionales en entornos urbanos.</w:t>
+      </w:r>
+    </w:p>
+    <w:p>
+      <w:pPr>
+        <w:pStyle w:val="Prrafodelista"/>
+        <w:numPr>
+          <w:ilvl w:val="0"/>
+          <w:numId w:val="10"/>
+        </w:numPr>
+        <w:rPr>
+          <w:b/>
+          <w:bCs/>
+          <w:lang w:val="es-419" w:eastAsia="es-CO"/>
+        </w:rPr>
+      </w:pPr>
+      <w:r>
+        <w:rPr>
+          <w:b/>
+          <w:bCs/>
+          <w:lang w:val="es-419" w:eastAsia="es-CO"/>
+        </w:rPr>
+        <w:t>Objetivos comerciales</w:t>
+      </w:r>
+    </w:p>
+    <w:p>
+      <w:pPr>
+        <w:rPr>
+          <w:b/>
+          <w:bCs/>
+          <w:lang w:val="es-419" w:eastAsia="es-CO"/>
+        </w:rPr>
+      </w:pPr>
+      <w:r>
+        <w:rPr>
+          <w:b/>
+          <w:bCs/>
+          <w:lang w:val="es-419" w:eastAsia="es-CO"/>
+        </w:rPr>
+        <w:t>Objetivo general</w:t>
+      </w:r>
+    </w:p>
+    <w:p>
+      <w:pPr>
+        <w:rPr>
+          <w:lang w:val="es-419" w:eastAsia="es-CO"/>
+        </w:rPr>
+      </w:pPr>
+      <w:r>
+        <w:rPr>
+          <w:lang w:val="es-419" w:eastAsia="es-CO"/>
+        </w:rPr>
+        <w:t>Posicionar a NutriVida como referente local en distribución de productos de nutrición saludable en un período de 12 meses.</w:t>
+      </w:r>
+    </w:p>
+    <w:p>
+      <w:pPr>
+        <w:rPr>
+          <w:b/>
+          <w:bCs/>
+          <w:lang w:val="es-419" w:eastAsia="es-CO"/>
+        </w:rPr>
+      </w:pPr>
+      <w:r>
+        <w:rPr>
+          <w:b/>
+          <w:bCs/>
+          <w:lang w:val="es-419" w:eastAsia="es-CO"/>
+        </w:rPr>
+        <w:t>Objetivos específicos</w:t>
+      </w:r>
+    </w:p>
+    <w:p>
+      <w:pPr>
+        <w:rPr>
+          <w:lang w:val="es-419" w:eastAsia="es-CO"/>
+        </w:rPr>
+      </w:pPr>
+      <w:r>
+        <w:rPr>
+          <w:lang w:val="es-419" w:eastAsia="es-CO"/>
+        </w:rPr>
+        <w:t>Incrementar las ventas mensuales en un 25 % durante el primer año.</w:t>
+      </w:r>
+    </w:p>
+    <w:p>
+      <w:pPr>
+        <w:pStyle w:val="Prrafodelista"/>
+        <w:numPr>
+          <w:ilvl w:val="0"/>
+          <w:numId w:val="13"/>
+        </w:numPr>
+        <w:rPr>
+          <w:lang w:val="es-419" w:eastAsia="es-CO"/>
+        </w:rPr>
+      </w:pPr>
+      <w:r>
+        <w:rPr>
+          <w:lang w:val="es-419" w:eastAsia="es-CO"/>
+        </w:rPr>
+        <w:t>Alcanzar una participación del 10 % en el mercado local de suplementos.</w:t>
+      </w:r>
+    </w:p>
+    <w:p>
+      <w:pPr>
+        <w:pStyle w:val="Prrafodelista"/>
+        <w:numPr>
+          <w:ilvl w:val="0"/>
+          <w:numId w:val="13"/>
+        </w:numPr>
+        <w:rPr>
+          <w:lang w:val="es-419" w:eastAsia="es-CO"/>
+        </w:rPr>
+      </w:pPr>
+      <w:r>
+        <w:rPr>
+          <w:lang w:val="es-419" w:eastAsia="es-CO"/>
+        </w:rPr>
+        <w:t>Lograr una tasa de recompra del 40 % en clientes recurrentes.</w:t>
+      </w:r>
+    </w:p>
+    <w:p>
+      <w:pPr>
+        <w:pStyle w:val="Prrafodelista"/>
+        <w:numPr>
+          <w:ilvl w:val="0"/>
+          <w:numId w:val="13"/>
+        </w:numPr>
+        <w:rPr>
+          <w:lang w:val="es-419" w:eastAsia="es-CO"/>
+        </w:rPr>
+      </w:pPr>
+      <w:r>
+        <w:rPr>
+          <w:lang w:val="es-419" w:eastAsia="es-CO"/>
+        </w:rPr>
+        <w:t>Construir una comunidad digital de 5.000 seguidores activos en redes sociales.</w:t>
+      </w:r>
+    </w:p>
+    <w:p>
+      <w:pPr>
+        <w:pStyle w:val="Prrafodelista"/>
+        <w:numPr>
+          <w:ilvl w:val="0"/>
+          <w:numId w:val="13"/>
+        </w:numPr>
+        <w:rPr>
+          <w:lang w:val="es-419" w:eastAsia="es-CO"/>
+        </w:rPr>
+      </w:pPr>
+      <w:r>
+        <w:rPr>
+          <w:lang w:val="es-419" w:eastAsia="es-CO"/>
+        </w:rPr>
+        <w:t>Los objetivos están formulados bajo criterios medibles y alineados con la capacidad operativa de la empresa.</w:t>
+      </w:r>
+    </w:p>
+    <w:p>
+      <w:pPr>
+        <w:pStyle w:val="Prrafodelista"/>
+        <w:numPr>
+          <w:ilvl w:val="0"/>
+          <w:numId w:val="10"/>
+        </w:numPr>
+        <w:rPr>
+          <w:b/>
+          <w:bCs/>
+          <w:lang w:val="es-419" w:eastAsia="es-CO"/>
+        </w:rPr>
+      </w:pPr>
+      <w:r>
+        <w:rPr>
+          <w:b/>
+          <w:bCs/>
+          <w:lang w:val="es-419" w:eastAsia="es-CO"/>
+        </w:rPr>
+        <w:lastRenderedPageBreak/>
+        <w:t xml:space="preserve">Estrategias de </w:t>
+      </w:r>
+      <w:r>
+        <w:rPr>
+          <w:rStyle w:val="Extranjerismo"/>
+          <w:b/>
+          <w:bCs/>
+          <w:lang w:val="es-419" w:eastAsia="es-CO"/>
+        </w:rPr>
+        <w:t>marketing</w:t>
+      </w:r>
+    </w:p>
+    <w:p>
+      <w:pPr>
+        <w:pStyle w:val="Prrafodelista"/>
+        <w:numPr>
+          <w:ilvl w:val="0"/>
+          <w:numId w:val="14"/>
+        </w:numPr>
+        <w:rPr>
+          <w:b/>
+          <w:bCs/>
+          <w:lang w:val="es-419" w:eastAsia="es-CO"/>
+        </w:rPr>
+      </w:pPr>
+      <w:r>
+        <w:rPr>
+          <w:b/>
+          <w:bCs/>
+          <w:lang w:val="es-419" w:eastAsia="es-CO"/>
+        </w:rPr>
+        <w:t>Estrategia de producto</w:t>
+      </w:r>
+    </w:p>
+    <w:p>
+      <w:pPr>
+        <w:pStyle w:val="Prrafodelista"/>
+        <w:numPr>
+          <w:ilvl w:val="0"/>
+          <w:numId w:val="15"/>
+        </w:numPr>
+        <w:rPr>
+          <w:lang w:val="es-419" w:eastAsia="es-CO"/>
+        </w:rPr>
+      </w:pPr>
+      <w:r>
+        <w:rPr>
+          <w:lang w:val="es-419" w:eastAsia="es-CO"/>
+        </w:rPr>
+        <w:t>Portafolio diversificado: proteínas, vitaminas, productos para control de peso.</w:t>
+      </w:r>
+    </w:p>
+    <w:p>
+      <w:pPr>
+        <w:pStyle w:val="Prrafodelista"/>
+        <w:numPr>
+          <w:ilvl w:val="0"/>
+          <w:numId w:val="15"/>
+        </w:numPr>
+        <w:rPr>
+          <w:lang w:val="es-419" w:eastAsia="es-CO"/>
+        </w:rPr>
+      </w:pPr>
+      <w:r>
+        <w:rPr>
+          <w:lang w:val="es-419" w:eastAsia="es-CO"/>
+        </w:rPr>
+        <w:t>Presentaciones prácticas para consumo rápido.</w:t>
+      </w:r>
+    </w:p>
+    <w:p>
+      <w:pPr>
+        <w:pStyle w:val="Prrafodelista"/>
+        <w:numPr>
+          <w:ilvl w:val="0"/>
+          <w:numId w:val="15"/>
+        </w:numPr>
+        <w:rPr>
+          <w:lang w:val="es-419" w:eastAsia="es-CO"/>
+        </w:rPr>
+      </w:pPr>
+      <w:r>
+        <w:rPr>
+          <w:lang w:val="es-419" w:eastAsia="es-CO"/>
+        </w:rPr>
+        <w:t>Asesoría nutricional básica incluida en la compra.</w:t>
+      </w:r>
+    </w:p>
+    <w:p>
+      <w:pPr>
+        <w:pStyle w:val="Prrafodelista"/>
+        <w:numPr>
+          <w:ilvl w:val="0"/>
+          <w:numId w:val="15"/>
+        </w:numPr>
+        <w:rPr>
+          <w:lang w:val="es-419" w:eastAsia="es-CO"/>
+        </w:rPr>
+      </w:pPr>
+      <w:r>
+        <w:rPr>
+          <w:rStyle w:val="Extranjerismo"/>
+          <w:lang w:val="es-419" w:eastAsia="es-CO"/>
+        </w:rPr>
+        <w:t>Kits</w:t>
+      </w:r>
+      <w:r>
+        <w:rPr>
+          <w:lang w:val="es-419" w:eastAsia="es-CO"/>
+        </w:rPr>
+        <w:t xml:space="preserve"> personalizados según objetivo (aumento de masa, pérdida de peso, energía).</w:t>
+      </w:r>
+    </w:p>
+    <w:p>
+      <w:pPr>
+        <w:pStyle w:val="Prrafodelista"/>
+        <w:numPr>
+          <w:ilvl w:val="0"/>
+          <w:numId w:val="14"/>
+        </w:numPr>
+        <w:rPr>
+          <w:b/>
+          <w:bCs/>
+          <w:lang w:val="es-419" w:eastAsia="es-CO"/>
+        </w:rPr>
+      </w:pPr>
+      <w:r>
+        <w:rPr>
+          <w:b/>
+          <w:bCs/>
+          <w:lang w:val="es-419" w:eastAsia="es-CO"/>
+        </w:rPr>
+        <w:t>Estrategia de precio</w:t>
+      </w:r>
+    </w:p>
+    <w:p>
+      <w:pPr>
+        <w:pStyle w:val="Prrafodelista"/>
+        <w:numPr>
+          <w:ilvl w:val="0"/>
+          <w:numId w:val="16"/>
+        </w:numPr>
+        <w:rPr>
+          <w:lang w:val="es-419" w:eastAsia="es-CO"/>
+        </w:rPr>
+      </w:pPr>
+      <w:r>
+        <w:rPr>
+          <w:lang w:val="es-419" w:eastAsia="es-CO"/>
+        </w:rPr>
+        <w:t>Estrategia de precios competitivos frente a cadenas nacionales.</w:t>
+      </w:r>
+    </w:p>
+    <w:p>
+      <w:pPr>
+        <w:pStyle w:val="Prrafodelista"/>
+        <w:numPr>
+          <w:ilvl w:val="0"/>
+          <w:numId w:val="16"/>
+        </w:numPr>
+        <w:rPr>
+          <w:lang w:val="es-419" w:eastAsia="es-CO"/>
+        </w:rPr>
+      </w:pPr>
+      <w:r>
+        <w:rPr>
+          <w:lang w:val="es-419" w:eastAsia="es-CO"/>
+        </w:rPr>
+        <w:t>Descuentos por compra recurrente.</w:t>
+      </w:r>
+    </w:p>
+    <w:p>
+      <w:pPr>
+        <w:pStyle w:val="Prrafodelista"/>
+        <w:numPr>
+          <w:ilvl w:val="0"/>
+          <w:numId w:val="16"/>
+        </w:numPr>
+        <w:rPr>
+          <w:lang w:val="es-419" w:eastAsia="es-CO"/>
+        </w:rPr>
+      </w:pPr>
+      <w:r>
+        <w:rPr>
+          <w:lang w:val="es-419" w:eastAsia="es-CO"/>
+        </w:rPr>
+        <w:t>Planes de suscripción mensual con precio preferencial.</w:t>
+      </w:r>
+    </w:p>
+    <w:p>
+      <w:pPr>
+        <w:pStyle w:val="Prrafodelista"/>
+        <w:numPr>
+          <w:ilvl w:val="0"/>
+          <w:numId w:val="16"/>
+        </w:numPr>
+        <w:rPr>
+          <w:lang w:val="es-419" w:eastAsia="es-CO"/>
+        </w:rPr>
+      </w:pPr>
+      <w:r>
+        <w:rPr>
+          <w:lang w:val="es-419" w:eastAsia="es-CO"/>
+        </w:rPr>
+        <w:t>Combos promocionales por volumen.</w:t>
+      </w:r>
+    </w:p>
+    <w:p>
+      <w:pPr>
+        <w:pStyle w:val="Prrafodelista"/>
+        <w:numPr>
+          <w:ilvl w:val="0"/>
+          <w:numId w:val="14"/>
+        </w:numPr>
+        <w:rPr>
+          <w:b/>
+          <w:bCs/>
+          <w:lang w:val="es-419" w:eastAsia="es-CO"/>
+        </w:rPr>
+      </w:pPr>
+      <w:r>
+        <w:rPr>
+          <w:b/>
+          <w:bCs/>
+          <w:lang w:val="es-419" w:eastAsia="es-CO"/>
+        </w:rPr>
+        <w:t>Estrategia de plaza (distribución)</w:t>
+      </w:r>
+    </w:p>
+    <w:p>
+      <w:pPr>
+        <w:pStyle w:val="Prrafodelista"/>
+        <w:numPr>
+          <w:ilvl w:val="0"/>
+          <w:numId w:val="17"/>
+        </w:numPr>
+        <w:rPr>
+          <w:lang w:val="es-419" w:eastAsia="es-CO"/>
+        </w:rPr>
+      </w:pPr>
+      <w:r>
+        <w:rPr>
+          <w:lang w:val="es-419" w:eastAsia="es-CO"/>
+        </w:rPr>
+        <w:t>Canal principal: ventas digitales a través de Instagram, WhatsApp y página web.</w:t>
+      </w:r>
+    </w:p>
+    <w:p>
+      <w:pPr>
+        <w:pStyle w:val="Prrafodelista"/>
+        <w:numPr>
+          <w:ilvl w:val="0"/>
+          <w:numId w:val="17"/>
+        </w:numPr>
+        <w:rPr>
+          <w:lang w:val="es-419" w:eastAsia="es-CO"/>
+        </w:rPr>
+      </w:pPr>
+      <w:r>
+        <w:rPr>
+          <w:lang w:val="es-419" w:eastAsia="es-CO"/>
+        </w:rPr>
+        <w:t>Entregas a domicilio en menos de 24 horas.</w:t>
+      </w:r>
+    </w:p>
+    <w:p>
+      <w:pPr>
+        <w:pStyle w:val="Prrafodelista"/>
+        <w:numPr>
+          <w:ilvl w:val="0"/>
+          <w:numId w:val="17"/>
+        </w:numPr>
+        <w:rPr>
+          <w:lang w:val="es-419" w:eastAsia="es-CO"/>
+        </w:rPr>
+      </w:pPr>
+      <w:r>
+        <w:rPr>
+          <w:lang w:val="es-419" w:eastAsia="es-CO"/>
+        </w:rPr>
+        <w:t>Alianzas con gimnasios locales para puntos de entrega.</w:t>
+      </w:r>
+    </w:p>
+    <w:p>
+      <w:pPr>
+        <w:pStyle w:val="Prrafodelista"/>
+        <w:numPr>
+          <w:ilvl w:val="0"/>
+          <w:numId w:val="17"/>
+        </w:numPr>
+        <w:rPr>
+          <w:lang w:val="es-419" w:eastAsia="es-CO"/>
+        </w:rPr>
+      </w:pPr>
+      <w:r>
+        <w:rPr>
+          <w:lang w:val="es-419" w:eastAsia="es-CO"/>
+        </w:rPr>
+        <w:t>Distribución directa a entrenadores personales.</w:t>
+      </w:r>
+    </w:p>
+    <w:p>
+      <w:pPr>
+        <w:pStyle w:val="Prrafodelista"/>
+        <w:numPr>
+          <w:ilvl w:val="0"/>
+          <w:numId w:val="14"/>
+        </w:numPr>
+        <w:rPr>
+          <w:b/>
+          <w:bCs/>
+          <w:lang w:val="es-419" w:eastAsia="es-CO"/>
+        </w:rPr>
+      </w:pPr>
+      <w:r>
+        <w:rPr>
+          <w:b/>
+          <w:bCs/>
+          <w:lang w:val="es-419" w:eastAsia="es-CO"/>
+        </w:rPr>
+        <w:t>Estrategia de promoción</w:t>
+      </w:r>
+    </w:p>
+    <w:p>
+      <w:pPr>
+        <w:pStyle w:val="Prrafodelista"/>
+        <w:numPr>
+          <w:ilvl w:val="0"/>
+          <w:numId w:val="18"/>
+        </w:numPr>
+        <w:rPr>
+          <w:lang w:val="es-419" w:eastAsia="es-CO"/>
+        </w:rPr>
+      </w:pPr>
+      <w:r>
+        <w:rPr>
+          <w:lang w:val="es-419" w:eastAsia="es-CO"/>
+        </w:rPr>
+        <w:t>Campañas digitales con contenido educativo sobre nutrición.</w:t>
+      </w:r>
+    </w:p>
+    <w:p>
+      <w:pPr>
+        <w:pStyle w:val="Prrafodelista"/>
+        <w:numPr>
+          <w:ilvl w:val="0"/>
+          <w:numId w:val="18"/>
+        </w:numPr>
+        <w:rPr>
+          <w:lang w:val="es-419" w:eastAsia="es-CO"/>
+        </w:rPr>
+      </w:pPr>
+      <w:r>
+        <w:rPr>
+          <w:lang w:val="es-419" w:eastAsia="es-CO"/>
+        </w:rPr>
+        <w:t>Testimonios reales de clientes.</w:t>
+      </w:r>
+    </w:p>
+    <w:p>
+      <w:pPr>
+        <w:pStyle w:val="Prrafodelista"/>
+        <w:numPr>
+          <w:ilvl w:val="0"/>
+          <w:numId w:val="18"/>
+        </w:numPr>
+        <w:rPr>
+          <w:lang w:val="es-419" w:eastAsia="es-CO"/>
+        </w:rPr>
+      </w:pPr>
+      <w:r>
+        <w:rPr>
+          <w:lang w:val="es-419" w:eastAsia="es-CO"/>
+        </w:rPr>
+        <w:t>Promociones mensuales temáticas (ej. “Mes de la energía”).</w:t>
+      </w:r>
+    </w:p>
+    <w:p>
+      <w:pPr>
+        <w:pStyle w:val="Prrafodelista"/>
+        <w:numPr>
+          <w:ilvl w:val="0"/>
+          <w:numId w:val="18"/>
+        </w:numPr>
+        <w:rPr>
+          <w:lang w:val="es-419" w:eastAsia="es-CO"/>
+        </w:rPr>
+      </w:pPr>
+      <w:r>
+        <w:rPr>
+          <w:lang w:val="es-419" w:eastAsia="es-CO"/>
+        </w:rPr>
+        <w:t>Charlas virtuales gratuitas sobre hábitos saludables.</w:t>
+      </w:r>
+    </w:p>
+    <w:p>
+      <w:pPr>
+        <w:pStyle w:val="Prrafodelista"/>
+        <w:numPr>
+          <w:ilvl w:val="0"/>
+          <w:numId w:val="10"/>
+        </w:numPr>
+        <w:rPr>
+          <w:b/>
+          <w:bCs/>
+          <w:lang w:val="es-419" w:eastAsia="es-CO"/>
+        </w:rPr>
+      </w:pPr>
+      <w:r>
+        <w:rPr>
+          <w:b/>
+          <w:bCs/>
+          <w:lang w:val="es-419" w:eastAsia="es-CO"/>
+        </w:rPr>
+        <w:lastRenderedPageBreak/>
+        <w:t>Indicadores de gestión</w:t>
+      </w:r>
+    </w:p>
+    <w:p>
+      <w:pPr>
+        <w:rPr>
+          <w:lang w:val="es-419" w:eastAsia="es-CO"/>
+        </w:rPr>
+      </w:pPr>
+      <w:r>
+        <w:rPr>
+          <w:lang w:val="es-419" w:eastAsia="es-CO"/>
+        </w:rPr>
+        <w:t>Para evaluar la efectividad de la propuesta estratégica, NutriVida implementará los siguientes indicadores:</w:t>
+      </w:r>
+    </w:p>
+    <w:p>
+      <w:pPr>
+        <w:pStyle w:val="Prrafodelista"/>
+        <w:numPr>
+          <w:ilvl w:val="0"/>
+          <w:numId w:val="19"/>
+        </w:numPr>
+        <w:rPr>
+          <w:lang w:val="es-419" w:eastAsia="es-CO"/>
+        </w:rPr>
+      </w:pPr>
+      <w:r>
+        <w:rPr>
+          <w:lang w:val="es-419" w:eastAsia="es-CO"/>
+        </w:rPr>
+        <w:t>Crecimiento mensual de ventas.</w:t>
+      </w:r>
+    </w:p>
+    <w:p>
+      <w:pPr>
+        <w:pStyle w:val="Prrafodelista"/>
+        <w:numPr>
+          <w:ilvl w:val="0"/>
+          <w:numId w:val="19"/>
+        </w:numPr>
+        <w:rPr>
+          <w:lang w:val="es-419" w:eastAsia="es-CO"/>
+        </w:rPr>
+      </w:pPr>
+      <w:r>
+        <w:rPr>
+          <w:lang w:val="es-419" w:eastAsia="es-CO"/>
+        </w:rPr>
+        <w:t>Tasa de conversión digital (visitas vs. compras).</w:t>
+      </w:r>
+    </w:p>
+    <w:p>
+      <w:pPr>
+        <w:pStyle w:val="Prrafodelista"/>
+        <w:numPr>
+          <w:ilvl w:val="0"/>
+          <w:numId w:val="19"/>
+        </w:numPr>
+        <w:rPr>
+          <w:lang w:val="es-419" w:eastAsia="es-CO"/>
+        </w:rPr>
+      </w:pPr>
+      <w:r>
+        <w:rPr>
+          <w:lang w:val="es-419" w:eastAsia="es-CO"/>
+        </w:rPr>
+        <w:t>Porcentaje de recompra.</w:t>
+      </w:r>
+    </w:p>
+    <w:p>
+      <w:pPr>
+        <w:pStyle w:val="Prrafodelista"/>
+        <w:numPr>
+          <w:ilvl w:val="0"/>
+          <w:numId w:val="19"/>
+        </w:numPr>
+        <w:rPr>
+          <w:lang w:val="es-419" w:eastAsia="es-CO"/>
+        </w:rPr>
+      </w:pPr>
+      <w:r>
+        <w:rPr>
+          <w:lang w:val="es-419" w:eastAsia="es-CO"/>
+        </w:rPr>
+        <w:t>Costo de adquisición por cliente (CAC).</w:t>
+      </w:r>
+    </w:p>
+    <w:p>
+      <w:pPr>
+        <w:pStyle w:val="Prrafodelista"/>
+        <w:numPr>
+          <w:ilvl w:val="0"/>
+          <w:numId w:val="19"/>
+        </w:numPr>
+        <w:rPr>
+          <w:lang w:val="es-419" w:eastAsia="es-CO"/>
+        </w:rPr>
+      </w:pPr>
+      <w:r>
+        <w:rPr>
+          <w:lang w:val="es-419" w:eastAsia="es-CO"/>
+        </w:rPr>
+        <w:t>Nivel de satisfacción del cliente (encuesta postventa).</w:t>
+      </w:r>
+    </w:p>
+    <w:p>
+      <w:pPr>
+        <w:rPr>
+          <w:lang w:val="es-419" w:eastAsia="es-CO"/>
+        </w:rPr>
+      </w:pPr>
+      <w:r>
+        <w:rPr>
+          <w:lang w:val="es-419" w:eastAsia="es-CO"/>
+        </w:rPr>
+        <w:t>Estos indicadores permitirán realizar ajustes estratégicos trimestrales según el comportamiento del mercado.</w:t>
+      </w:r>
+    </w:p>
+    <w:p>
+      <w:pPr>
+        <w:rPr>
+          <w:b/>
+          <w:bCs/>
+          <w:lang w:val="es-419" w:eastAsia="es-CO"/>
+        </w:rPr>
+      </w:pPr>
+      <w:r>
+        <w:rPr>
+          <w:b/>
+          <w:bCs/>
+          <w:lang w:val="es-419" w:eastAsia="es-CO"/>
+        </w:rPr>
+        <w:t>Coherencia estratégica</w:t>
+      </w:r>
+    </w:p>
+    <w:p>
+      <w:pPr>
+        <w:rPr>
+          <w:lang w:val="es-419" w:eastAsia="es-CO"/>
+        </w:rPr>
+      </w:pPr>
+      <w:r>
+        <w:rPr>
+          <w:lang w:val="es-419" w:eastAsia="es-CO"/>
+        </w:rPr>
+        <w:t>La propuesta estratégica de NutriVida integra:</w:t>
+      </w:r>
+    </w:p>
+    <w:p>
+      <w:pPr>
+        <w:pStyle w:val="Prrafodelista"/>
+        <w:numPr>
+          <w:ilvl w:val="0"/>
+          <w:numId w:val="20"/>
+        </w:numPr>
+        <w:rPr>
+          <w:lang w:val="es-419" w:eastAsia="es-CO"/>
+        </w:rPr>
+      </w:pPr>
+      <w:r>
+        <w:rPr>
+          <w:lang w:val="es-419" w:eastAsia="es-CO"/>
+        </w:rPr>
+        <w:t>Un mercado objetivo claramente definido.</w:t>
+      </w:r>
+    </w:p>
+    <w:p>
+      <w:pPr>
+        <w:pStyle w:val="Prrafodelista"/>
+        <w:numPr>
+          <w:ilvl w:val="0"/>
+          <w:numId w:val="20"/>
+        </w:numPr>
+        <w:rPr>
+          <w:lang w:val="es-419" w:eastAsia="es-CO"/>
+        </w:rPr>
+      </w:pPr>
+      <w:r>
+        <w:rPr>
+          <w:lang w:val="es-419" w:eastAsia="es-CO"/>
+        </w:rPr>
+        <w:t>Objetivos medibles y alcanzables.</w:t>
+      </w:r>
+    </w:p>
+    <w:p>
+      <w:pPr>
+        <w:pStyle w:val="Prrafodelista"/>
+        <w:numPr>
+          <w:ilvl w:val="0"/>
+          <w:numId w:val="20"/>
+        </w:numPr>
+        <w:rPr>
+          <w:lang w:val="es-419" w:eastAsia="es-CO"/>
+        </w:rPr>
+      </w:pPr>
+      <w:r>
+        <w:rPr>
+          <w:lang w:val="es-419" w:eastAsia="es-CO"/>
+        </w:rPr>
+        <w:t>Estrategias alineadas con el comportamiento del consumidor saludable.</w:t>
+      </w:r>
+    </w:p>
+    <w:p>
+      <w:pPr>
+        <w:pStyle w:val="Prrafodelista"/>
+        <w:numPr>
+          <w:ilvl w:val="0"/>
+          <w:numId w:val="20"/>
+        </w:numPr>
+        <w:rPr>
+          <w:lang w:val="es-419" w:eastAsia="es-CO"/>
+        </w:rPr>
+      </w:pPr>
+      <w:r>
+        <w:rPr>
+          <w:lang w:val="es-419" w:eastAsia="es-CO"/>
+        </w:rPr>
+        <w:t>Indicadores que permiten seguimiento y mejora continua.</w:t>
+      </w:r>
+    </w:p>
+    <w:p>
+      <w:pPr>
+        <w:rPr>
+          <w:lang w:val="es-419" w:eastAsia="es-CO"/>
+        </w:rPr>
+      </w:pPr>
+      <w:r>
+        <w:rPr>
+          <w:lang w:val="es-419" w:eastAsia="es-CO"/>
+        </w:rPr>
+        <w:t>Esta coherencia facilita que la empresa no improvise, sino que actúe con dirección estratégica basada en el análisis del consumidor.</w:t>
+      </w:r>
+    </w:p>
+    <w:p>
+      <w:pPr>
+        <w:pStyle w:val="Ttulo2"/>
+      </w:pPr>
+      <w:bookmarkStart w:id="27" w:name="_Toc230784397"/>
+      <w:r>
+        <w:t xml:space="preserve">Plan </w:t>
+      </w:r>
+      <w:r>
+        <w:t xml:space="preserve">de </w:t>
+      </w:r>
+      <w:r>
+        <w:rPr>
+          <w:rStyle w:val="Extranjerismo"/>
+        </w:rPr>
+        <w:t>m</w:t>
+      </w:r>
+      <w:r>
+        <w:rPr>
+          <w:rStyle w:val="Extranjerismo"/>
+        </w:rPr>
+        <w:t>arketing</w:t>
+      </w:r>
+      <w:bookmarkEnd w:id="27"/>
+    </w:p>
+    <w:p>
+      <w:pPr>
+        <w:rPr>
+          <w:lang w:val="es-419" w:eastAsia="es-CO"/>
+        </w:rPr>
+      </w:pPr>
+      <w:r>
+        <w:rPr>
+          <w:lang w:val="es-419" w:eastAsia="es-CO"/>
+        </w:rPr>
+        <w:t xml:space="preserve">El esquema estratégico base del plan de </w:t>
+      </w:r>
+      <w:r>
+        <w:rPr>
+          <w:rStyle w:val="Extranjerismo"/>
+          <w:lang w:val="es-419" w:eastAsia="es-CO"/>
+        </w:rPr>
+        <w:t>marketing</w:t>
+      </w:r>
+      <w:r>
+        <w:rPr>
+          <w:lang w:val="es-419" w:eastAsia="es-CO"/>
+        </w:rPr>
+        <w:t xml:space="preserve"> corresponde al documento estructurado que sintetiza la información del mercado, la segmentación del consumidor, los objetivos comerciales y las estrategias que la empresa implementará </w:t>
+      </w:r>
+      <w:r>
+        <w:rPr>
+          <w:lang w:val="es-419" w:eastAsia="es-CO"/>
+        </w:rPr>
+        <w:lastRenderedPageBreak/>
+        <w:t>para alcanzar sus metas</w:t>
+      </w:r>
+      <w:r>
+        <w:rPr>
+          <w:lang w:val="es-419" w:eastAsia="es-CO"/>
+        </w:rPr>
+        <w:t>;</w:t>
+      </w:r>
+      <w:r>
+        <w:rPr>
+          <w:lang w:val="es-419" w:eastAsia="es-CO"/>
+        </w:rPr>
+        <w:t xml:space="preserve"> este esquema sirve como guía de acción para la gestión comercial organizacional.</w:t>
+      </w:r>
+    </w:p>
+    <w:p>
+      <w:pPr>
+        <w:rPr>
+          <w:lang w:val="es-419" w:eastAsia="es-CO"/>
+        </w:rPr>
+      </w:pPr>
+      <w:r>
+        <w:rPr>
+          <w:lang w:val="es-419" w:eastAsia="es-CO"/>
+        </w:rPr>
+        <w:t xml:space="preserve">La preparación del esquema estratégico implica consolidar información del diagnóstico del mercado, análisis del consumidor, evaluación de la competencia y definición de estrategias de </w:t>
+      </w:r>
+      <w:r>
+        <w:rPr>
+          <w:rStyle w:val="Extranjerismo"/>
+          <w:lang w:val="es-419" w:eastAsia="es-CO"/>
+        </w:rPr>
+        <w:t>marketing</w:t>
+      </w:r>
+      <w:r>
+        <w:rPr>
+          <w:lang w:val="es-419" w:eastAsia="es-CO"/>
+        </w:rPr>
+        <w:t>;</w:t>
+      </w:r>
+      <w:r>
+        <w:rPr>
+          <w:lang w:val="es-419" w:eastAsia="es-CO"/>
+        </w:rPr>
+        <w:t xml:space="preserve"> su elaboración facilita la coordinación de las acciones de </w:t>
+      </w:r>
+      <w:r>
+        <w:rPr>
+          <w:rStyle w:val="Extranjerismo"/>
+          <w:lang w:val="es-419" w:eastAsia="es-CO"/>
+        </w:rPr>
+        <w:t>marketing</w:t>
+      </w:r>
+      <w:r>
+        <w:rPr>
+          <w:lang w:val="es-419" w:eastAsia="es-CO"/>
+        </w:rPr>
+        <w:t>, permite monitorear resultados y favorece la toma de decisiones oportunas para ajustar las estrategias comerciales según la evolución del mercado.</w:t>
+      </w:r>
+    </w:p>
+    <w:p>
+      <w:pPr>
+        <w:rPr>
+          <w:lang w:val="es-419" w:eastAsia="es-CO"/>
+        </w:rPr>
+      </w:pPr>
+      <w:r>
+        <w:rPr>
+          <w:lang w:val="es-419" w:eastAsia="es-CO"/>
+        </w:rPr>
+        <w:t xml:space="preserve">Lo invitamos a </w:t>
+      </w:r>
+      <w:r>
+        <w:rPr>
+          <w:lang w:val="es-419" w:eastAsia="es-CO"/>
+        </w:rPr>
+        <w:t>consultar</w:t>
       </w:r>
       <w:r>
         <w:rPr>
@@ -9194,2503 +10944,6 @@
         <w:jc w:val="left"/>
       </w:pPr>
       <w:r>
-        <w:t>Propuesta de valor</w:t>
-      </w:r>
-    </w:p>
-    <w:p>
-      <w:pPr>
-        <w:rPr>
-          <w:lang w:val="es-419" w:eastAsia="es-CO"/>
-        </w:rPr>
-      </w:pPr>
-      <w:r>
-        <w:rPr>
-          <w:noProof/>
-        </w:rPr>
-        <w:drawing>
-          <wp:inline distT="0" distB="0" distL="0" distR="0" wp14:anchorId="0F02937A" wp14:editId="366647C6">
-            <wp:extent cx="4433978" cy="2494889"/>
-            <wp:effectExtent l="0" t="0" r="5080" b="1270"/>
-            <wp:docPr id="9" name="Imagen 9">
-              <a:extLst xmlns:a="http://schemas.openxmlformats.org/drawingml/2006/main">
-                <a:ext uri="{C183D7F6-B498-43B3-948B-1728B52AA6E4}">
-                  <adec:decorative xmlns:adec="http://schemas.microsoft.com/office/drawing/2017/decorative" val="1"/>
-                </a:ext>
-              </a:extLst>
-            </wp:docPr>
-            <wp:cNvGraphicFramePr>
-              <a:graphicFrameLocks xmlns:a="http://schemas.openxmlformats.org/drawingml/2006/main" noChangeAspect="1"/>
-            </wp:cNvGraphicFramePr>
-            <a:graphic xmlns:a="http://schemas.openxmlformats.org/drawingml/2006/main">
-              <a:graphicData uri="http://schemas.openxmlformats.org/drawingml/2006/picture">
-                <pic:pic xmlns:pic="http://schemas.openxmlformats.org/drawingml/2006/picture">
-                  <pic:nvPicPr>
-                    <pic:cNvPr id="9" name="Imagen 9">
-                      <a:extLst>
-                        <a:ext uri="{C183D7F6-B498-43B3-948B-1728B52AA6E4}">
-                          <adec:decorative xmlns:adec="http://schemas.microsoft.com/office/drawing/2017/decorative" val="1"/>
-                        </a:ext>
-                      </a:extLst>
-                    </pic:cNvPr>
-                    <pic:cNvPicPr>
-                      <a:picLocks noChangeAspect="1" noChangeArrowheads="1"/>
-                    </pic:cNvPicPr>
-                  </pic:nvPicPr>
-                  <pic:blipFill>
-                    <a:blip r:embed="rId19" cstate="print">
-                      <a:extLst>
-                        <a:ext uri="{28A0092B-C50C-407E-A947-70E740481C1C}">
-                          <a14:useLocalDpi xmlns:a14="http://schemas.microsoft.com/office/drawing/2010/main" val="0"/>
-                        </a:ext>
-                      </a:extLst>
-                    </a:blip>
-                    <a:srcRect/>
-                    <a:stretch>
-                      <a:fillRect/>
-                    </a:stretch>
-                  </pic:blipFill>
-                  <pic:spPr bwMode="auto">
-                    <a:xfrm>
-                      <a:off x="0" y="0"/>
-                      <a:ext cx="4464776" cy="2512218"/>
-                    </a:xfrm>
-                    <a:prstGeom prst="rect">
-                      <a:avLst/>
-                    </a:prstGeom>
-                    <a:noFill/>
-                    <a:ln>
-                      <a:noFill/>
-                    </a:ln>
-                  </pic:spPr>
-                </pic:pic>
-              </a:graphicData>
-            </a:graphic>
-          </wp:inline>
-        </w:drawing>
-      </w:r>
-    </w:p>
-    <w:p>
-      <w:pPr>
-        <w:ind w:left="1416" w:firstLine="708"/>
-        <w:rPr>
-          <w:rStyle w:val="Hipervnculo"/>
-          <w:b/>
-          <w:bCs/>
-          <w:lang w:val="es-419" w:eastAsia="es-CO"/>
-        </w:rPr>
-      </w:pPr>
-      <w:hyperlink r:id="rId20" w:history="1">
-        <w:r>
-          <w:rPr>
-            <w:rStyle w:val="Hipervnculo"/>
-            <w:b/>
-          </w:rPr>
-          <w:t>Enlace de reproducción del video</w:t>
-        </w:r>
-      </w:hyperlink>
-      <w:r>
-        <w:rPr>
-          <w:rStyle w:val="Hipervnculo"/>
-          <w:b/>
-          <w:bCs/>
-          <w:lang w:val="es-419" w:eastAsia="es-CO"/>
-        </w:rPr>
-        <w:t xml:space="preserve">  </w:t>
-      </w:r>
-    </w:p>
-    <w:tbl>
-      <w:tblPr>
-        <w:tblStyle w:val="Tablaconcuadrcula"/>
-        <w:tblW w:w="0" w:type="auto"/>
-        <w:tblLook w:val="04A0" w:firstRow="1" w:lastRow="0" w:firstColumn="1" w:lastColumn="0" w:noHBand="0" w:noVBand="1"/>
-      </w:tblPr>
-      <w:tblGrid>
-        <w:gridCol w:w="9962"/>
-      </w:tblGrid>
-      <w:tr>
-        <w:trPr>
-          <w:tblHeader/>
-        </w:trPr>
-        <w:tc>
-          <w:tcPr>
-            <w:tcW w:w="9972" w:type="dxa"/>
-          </w:tcPr>
-          <w:p>
-            <w:pPr>
-              <w:ind w:firstLine="0"/>
-            </w:pPr>
-            <w:r>
-              <w:rPr>
-                <w:b/>
-              </w:rPr>
-              <w:lastRenderedPageBreak/>
-              <w:t xml:space="preserve">Transcripción del video. </w:t>
-            </w:r>
-            <w:r>
-              <w:rPr>
-                <w:b/>
-              </w:rPr>
-              <w:t>Propuesta de valor</w:t>
-            </w:r>
-          </w:p>
-        </w:tc>
-      </w:tr>
-      <w:tr>
-        <w:tc>
-          <w:tcPr>
-            <w:tcW w:w="9972" w:type="dxa"/>
-          </w:tcPr>
-          <w:p>
-            <w:r>
-              <w:t>La propuesta de valor es una estrategia comercial útil para que la empresa solucione problemas o necesidades de un cliente con una perspectiva innovadora de tal modo que logre fidelidad y preferencia de esto el proceso de diseño tiene la particularidad de ser flexible lo que confiere mayor adaptabilidad al cambio y hace que la respuesta proyectada por la compañía sea fortuna coherente acorde con el entorno y la necesidad identificada.</w:t>
-            </w:r>
-          </w:p>
-          <w:p>
-            <w:r>
-              <w:t>Está</w:t>
-            </w:r>
-            <w:r>
-              <w:t xml:space="preserve"> compuesta de dos elementos, el perfil del cliente y el mapa de valor</w:t>
-            </w:r>
-            <w:r>
-              <w:t>,</w:t>
-            </w:r>
-            <w:r>
-              <w:t xml:space="preserve"> los conoceremos a continuación:</w:t>
-            </w:r>
-          </w:p>
-          <w:p>
-            <w:r>
-              <w:t>El mapa del perfil del cliente es la herramienta que proporciona un conocimiento profundo de las necesidades del cliente se compone de tres elementos:</w:t>
-            </w:r>
-          </w:p>
-          <w:p>
-            <w:r>
-              <w:t>1.</w:t>
-            </w:r>
-            <w:r>
-              <w:t xml:space="preserve"> L</w:t>
-            </w:r>
-            <w:r>
-              <w:t>os trabajos del cliente</w:t>
-            </w:r>
-            <w:r>
-              <w:t>,</w:t>
-            </w:r>
-            <w:r>
-              <w:t xml:space="preserve"> que son las actividades y dinámicas que realiza en su vida diaria</w:t>
-            </w:r>
-            <w:r>
-              <w:t>;</w:t>
-            </w:r>
-            <w:r>
-              <w:t xml:space="preserve"> a su vez pueden clasificarse como funcionales</w:t>
-            </w:r>
-            <w:r>
-              <w:t>. S</w:t>
-            </w:r>
-            <w:r>
-              <w:t xml:space="preserve">e realizan para solucionar un problema </w:t>
-            </w:r>
-            <w:r>
-              <w:t>o terminar</w:t>
-            </w:r>
-            <w:r>
-              <w:t xml:space="preserve"> una tarea específica. </w:t>
-            </w:r>
-            <w:r>
-              <w:t>S</w:t>
-            </w:r>
-            <w:r>
-              <w:t>ociales</w:t>
-            </w:r>
-            <w:r>
-              <w:t xml:space="preserve">, </w:t>
-            </w:r>
-            <w:r>
-              <w:t xml:space="preserve">su diseño responde a las necesidades de clientes que buscan generar una buena expectativa en los demás o bien ganar poder o estatus. Personales </w:t>
-            </w:r>
-            <w:r>
-              <w:t>u</w:t>
-            </w:r>
-            <w:r>
-              <w:t xml:space="preserve"> emocionales</w:t>
-            </w:r>
-            <w:r>
-              <w:t>, l</w:t>
-            </w:r>
-            <w:r>
-              <w:t>os clientes buscan alcanzar un estado emocional específico.</w:t>
-            </w:r>
-          </w:p>
-          <w:p>
-            <w:r>
-              <w:t>2.</w:t>
-            </w:r>
-            <w:r>
-              <w:t xml:space="preserve"> L</w:t>
-            </w:r>
-            <w:r>
-              <w:t>as frustraciones, que son expresiones de aquello que desagrada y molesta a los clientes antes,</w:t>
-            </w:r>
-            <w:r>
-              <w:t xml:space="preserve"> </w:t>
-            </w:r>
-            <w:r>
-              <w:t>durante o después de realizar un trabajo.</w:t>
-            </w:r>
-            <w:r>
-              <w:t xml:space="preserve"> </w:t>
-            </w:r>
-            <w:r>
-              <w:t>Pueden subdividirse en efectos secundarios. Son consecuencias de un problema que impide que una solución funcione, provocan complicaciones y acarrean resultados no deseados.</w:t>
-            </w:r>
-          </w:p>
-          <w:p>
-            <w:r>
-              <w:lastRenderedPageBreak/>
-              <w:t>Obstáculos,</w:t>
-            </w:r>
-            <w:r>
-              <w:t xml:space="preserve"> son barreras que impiden que los clientes realicen un trabajo o que provocan que esté sea realizado con lentitud </w:t>
-            </w:r>
-          </w:p>
-          <w:p>
-            <w:r>
-              <w:t>Riesgos</w:t>
-            </w:r>
-            <w:r>
-              <w:t>,</w:t>
-            </w:r>
-            <w:r>
-              <w:t xml:space="preserve"> se denomina de este modo todo hecho que podría afectar la realización de un trabajo.</w:t>
-            </w:r>
-          </w:p>
-          <w:p>
-            <w:r>
-              <w:t>3. Las alegrías</w:t>
-            </w:r>
-            <w:r>
-              <w:t>,</w:t>
-            </w:r>
-            <w:r>
-              <w:t xml:space="preserve"> entendidas como emociones positivas,</w:t>
-            </w:r>
-            <w:r>
-              <w:t xml:space="preserve"> </w:t>
-            </w:r>
-            <w:r>
-              <w:t>describen los resultados y beneficios deseables para todo cliente.</w:t>
-            </w:r>
-            <w:r>
-              <w:t xml:space="preserve"> C</w:t>
-            </w:r>
-            <w:r>
-              <w:t>onviene distinguir aquellas</w:t>
-            </w:r>
-            <w:r>
-              <w:t>,</w:t>
-            </w:r>
-            <w:r>
-              <w:t xml:space="preserve"> necesarias.</w:t>
-            </w:r>
-            <w:r>
-              <w:t xml:space="preserve"> </w:t>
-            </w:r>
-            <w:r>
-              <w:t>Son ventajas que de no existir generarían una propuesta de valor pobre en el plano funcional. Esperadas</w:t>
-            </w:r>
-            <w:r>
-              <w:t>,</w:t>
-            </w:r>
-            <w:r>
-              <w:t xml:space="preserve"> generan expectativas sobre la eficacia de una determinada solución,</w:t>
-            </w:r>
-            <w:r>
-              <w:t xml:space="preserve"> </w:t>
-            </w:r>
-            <w:r>
-              <w:t>incluso cuando está podría funcionar sin ellos.</w:t>
-            </w:r>
-            <w:r>
-              <w:t xml:space="preserve"> </w:t>
-            </w:r>
-          </w:p>
-          <w:p>
-            <w:r>
-              <w:t>Deseadas</w:t>
-            </w:r>
-            <w:r>
-              <w:t>,</w:t>
-            </w:r>
-            <w:r>
-              <w:t xml:space="preserve"> se describen como parte de los beneficios de la solución propuesta.</w:t>
-            </w:r>
-            <w:r>
-              <w:t xml:space="preserve"> </w:t>
-            </w:r>
-            <w:r>
-              <w:t>Por lo tanto,</w:t>
-            </w:r>
-            <w:r>
-              <w:t xml:space="preserve"> </w:t>
-            </w:r>
-            <w:r>
-              <w:t>el cliente espera tenerlas,</w:t>
-            </w:r>
-            <w:r>
-              <w:t xml:space="preserve"> </w:t>
-            </w:r>
-            <w:r>
-              <w:t>aunque experimentará mayor satisfacción si recibe más de lo anunciado.</w:t>
-            </w:r>
-          </w:p>
-          <w:p>
-            <w:r>
-              <w:t>Inesperadas</w:t>
-            </w:r>
-            <w:r>
-              <w:t>,</w:t>
-            </w:r>
-            <w:r>
-              <w:t xml:space="preserve"> son los beneficios que superan las expectativas y deseos del cliente y que,</w:t>
-            </w:r>
-            <w:r>
-              <w:t xml:space="preserve"> </w:t>
-            </w:r>
-            <w:r>
-              <w:t>por lo tanto,</w:t>
-            </w:r>
-            <w:r>
-              <w:t xml:space="preserve"> </w:t>
-            </w:r>
-            <w:r>
-              <w:t>generan sentimientos positivos, incluso euforia.</w:t>
-            </w:r>
-          </w:p>
-          <w:p>
-            <w:r>
-              <w:t>Y qué es entonces el mapa de valor</w:t>
-            </w:r>
-            <w:r>
-              <w:t>,</w:t>
-            </w:r>
-            <w:r>
-              <w:t xml:space="preserve"> es una herramienta que contribuye a generar un producto o servicio acorde con las necesidades del cliente</w:t>
-            </w:r>
-            <w:r>
-              <w:t>,</w:t>
-            </w:r>
-            <w:r>
-              <w:t xml:space="preserve"> se compone de tres elementos:</w:t>
-            </w:r>
-          </w:p>
-          <w:p>
-            <w:r>
-              <w:t>L</w:t>
-            </w:r>
-            <w:r>
-              <w:t>os productos y servicios</w:t>
-            </w:r>
-            <w:r>
-              <w:t>,</w:t>
-            </w:r>
-            <w:r>
-              <w:t xml:space="preserve"> </w:t>
-            </w:r>
-            <w:r>
-              <w:t>estos deben de entenderse como las soluciones ofrecidas al cliente.</w:t>
-            </w:r>
-          </w:p>
-          <w:p>
-            <w:r>
-              <w:lastRenderedPageBreak/>
-              <w:t>L</w:t>
-            </w:r>
-            <w:r>
-              <w:t>os aliviadores de frustraciones</w:t>
-            </w:r>
-            <w:r>
-              <w:t>,</w:t>
-            </w:r>
-            <w:r>
-              <w:t xml:space="preserve"> atributos que tiene las soluciones que se ofrecen a los clientes.</w:t>
-            </w:r>
-          </w:p>
-          <w:p>
-            <w:r>
-              <w:t>L</w:t>
-            </w:r>
-            <w:r>
-              <w:t>os creadores de alegrías</w:t>
-            </w:r>
-            <w:r>
-              <w:t>,</w:t>
-            </w:r>
-            <w:r>
-              <w:t xml:space="preserve"> son los productos que resultan ampliamente gratificantes</w:t>
-            </w:r>
-            <w:r>
-              <w:t>.</w:t>
-            </w:r>
-          </w:p>
-          <w:p>
-            <w:r>
-              <w:t>P</w:t>
-            </w:r>
-            <w:r>
-              <w:t xml:space="preserve">ara generar la propuesta de valor debe tomarse en consideración que una vez que se tiene las dos herramientas compuestas por la información requerida tiene lugar la última etapa denominada: encaje: </w:t>
-            </w:r>
-            <w:r>
-              <w:t xml:space="preserve">que se define como </w:t>
-            </w:r>
-            <w:r>
-              <w:t>la relación que se genera y servicios que la empresa ofrece y las necesidades y expectativas que tiene el cliente</w:t>
-            </w:r>
-            <w:r>
-              <w:t xml:space="preserve"> respecto a esa</w:t>
-            </w:r>
-            <w:r>
-              <w:t xml:space="preserve"> oferta en particular</w:t>
-            </w:r>
-            <w:r>
-              <w:t>;</w:t>
-            </w:r>
-            <w:r>
-              <w:t xml:space="preserve"> esta es la clave para generar una propuesta de valor exitosa. </w:t>
-            </w:r>
-          </w:p>
-          <w:p>
-            <w:r>
-              <w:t xml:space="preserve">¿Y cómo se genera? </w:t>
-            </w:r>
-            <w:r>
-              <w:t>Básicamente bajo tres etapas</w:t>
-            </w:r>
-            <w:r>
-              <w:t>,</w:t>
-            </w:r>
-            <w:r>
-              <w:t xml:space="preserve"> se identifican los trabajos frustraciones y alegría relevantes del cliente lo cual se puede abordar la propuesta de valor</w:t>
-            </w:r>
-            <w:r>
-              <w:t>.</w:t>
-            </w:r>
-          </w:p>
-          <w:p>
-            <w:r>
-              <w:t>L</w:t>
-            </w:r>
-            <w:r>
-              <w:t>os clientes reaccionan de manera positiva a la propuesta de valor y hay posibilidad de entrar al mercado</w:t>
-            </w:r>
-            <w:r>
-              <w:t>;</w:t>
-            </w:r>
-            <w:r>
-              <w:t xml:space="preserve"> </w:t>
-            </w:r>
-            <w:r>
-              <w:t>Se e</w:t>
-            </w:r>
-            <w:r>
-              <w:t>ncuentr</w:t>
-            </w:r>
-            <w:r>
-              <w:t>a</w:t>
-            </w:r>
-            <w:r>
-              <w:t xml:space="preserve"> un modelo de negocio escalable y rentable</w:t>
-            </w:r>
-            <w:r>
-              <w:t>,</w:t>
-            </w:r>
-            <w:r>
-              <w:t xml:space="preserve"> ahora que ya conoces los modelos hagamos un ejercicio</w:t>
-            </w:r>
-            <w:r>
-              <w:t xml:space="preserve">. </w:t>
-            </w:r>
-          </w:p>
-          <w:p>
-            <w:r>
-              <w:t>S</w:t>
-            </w:r>
-            <w:r>
-              <w:t>upón que un sector mayoritario de individuos entre 35 y 50 años gusta de ver la televisión sin embargo los ritmos de vida de estas personas son acelerados y por lo tanto impide que disfruten al 100</w:t>
-            </w:r>
-            <w:r>
-              <w:t xml:space="preserve"> </w:t>
-            </w:r>
-            <w:r>
-              <w:t>% esta diversión</w:t>
-            </w:r>
-            <w:r>
-              <w:t>;</w:t>
-            </w:r>
-            <w:r>
-              <w:t xml:space="preserve"> adicionalmente no a todos les gusta la programación pública disponible</w:t>
-            </w:r>
-            <w:r>
-              <w:t>.</w:t>
-            </w:r>
-          </w:p>
-          <w:p>
-            <w:r>
-              <w:lastRenderedPageBreak/>
-              <w:t>C</w:t>
-            </w:r>
-            <w:r>
-              <w:t xml:space="preserve">on base la información anterior imaginemos que es necesario crear una propuesta de valor para una plataforma de televisión </w:t>
-            </w:r>
-            <w:r>
-              <w:t>O</w:t>
-            </w:r>
-            <w:r>
-              <w:t>ndemand que ofrezca a los usuarios la posibilidad de elegir y disfrutar diversas opciones de entretenimiento accesibles</w:t>
-            </w:r>
-            <w:r>
-              <w:t>,</w:t>
-            </w:r>
-            <w:r>
-              <w:t xml:space="preserve"> cómodas y legales</w:t>
-            </w:r>
-            <w:r>
-              <w:t>. D</w:t>
-            </w:r>
-            <w:r>
-              <w:t>e acuerdo con lo aprendido anteriormente debemos identificar las posibles actividades del cliente relacionadas con el ejercicio de ver televisión</w:t>
-            </w:r>
-            <w:r>
-              <w:t>.</w:t>
-            </w:r>
-          </w:p>
-          <w:p>
-            <w:r>
-              <w:t>A</w:t>
-            </w:r>
-            <w:r>
-              <w:t>provechar las horas de descanso la cena o la comida para ver distintos programas sintonizar en la mañana y en la noche antes de dormir los programas noticiosos</w:t>
-            </w:r>
-            <w:r>
-              <w:t>,</w:t>
-            </w:r>
-            <w:r>
-              <w:t xml:space="preserve"> observar los fines de semana películas</w:t>
-            </w:r>
-            <w:r>
-              <w:t>;</w:t>
-            </w:r>
-            <w:r>
-              <w:t xml:space="preserve"> algunas posibles frustraciones pueden ser ver</w:t>
-            </w:r>
-            <w:r>
-              <w:t>;</w:t>
-            </w:r>
-            <w:r>
-              <w:t xml:space="preserve"> únicamente la programación de televisión abierta</w:t>
-            </w:r>
-            <w:r>
-              <w:t>,</w:t>
-            </w:r>
-            <w:r>
-              <w:t xml:space="preserve"> contar con la misma programación aburrida ver cada noche los mismos programas noticiosos</w:t>
-            </w:r>
-            <w:r>
-              <w:t>,</w:t>
-            </w:r>
-            <w:r>
-              <w:t xml:space="preserve"> prescindir de los partidos de la liga europea</w:t>
-            </w:r>
-            <w:r>
-              <w:t>,</w:t>
-            </w:r>
-            <w:r>
-              <w:t xml:space="preserve"> porque no los transmiten en cadena nacional.</w:t>
-            </w:r>
-            <w:r>
-              <w:t xml:space="preserve"> </w:t>
-            </w:r>
-          </w:p>
-          <w:p>
-            <w:r>
-              <w:t>En lo que respecta a las alegrías,</w:t>
-            </w:r>
-            <w:r>
-              <w:t xml:space="preserve"> </w:t>
-            </w:r>
-            <w:r>
-              <w:t>es probable ver programas,</w:t>
-            </w:r>
-            <w:r>
-              <w:t xml:space="preserve"> </w:t>
-            </w:r>
-            <w:r>
-              <w:t>películas, videos en el momento que se desea</w:t>
-            </w:r>
-            <w:r>
-              <w:t>;</w:t>
-            </w:r>
-            <w:r>
-              <w:t xml:space="preserve"> disfrutar las caricaturas favoritas de la infancia</w:t>
-            </w:r>
-            <w:r>
-              <w:t>,</w:t>
-            </w:r>
-            <w:r>
-              <w:t xml:space="preserve"> elegir el contenido libremente y ver los partidos de la liga europea</w:t>
-            </w:r>
-            <w:r>
-              <w:t>.</w:t>
-            </w:r>
-          </w:p>
-          <w:p>
-            <w:r>
-              <w:t>P</w:t>
-            </w:r>
-            <w:r>
-              <w:t>or lo que respecta la propuesta de valor por medio de la cual realizaremos el procedimiento para generar soluciones a las necesidades del cliente conviene contemplar las plataformas.</w:t>
-            </w:r>
-          </w:p>
-          <w:p>
-            <w:r>
-              <w:lastRenderedPageBreak/>
-              <w:t>Ondemand televisivas, digitales con estado de películas series y programas televisivos de distintos géneros</w:t>
-            </w:r>
-            <w:r>
-              <w:t>,</w:t>
-            </w:r>
-            <w:r>
-              <w:t xml:space="preserve"> </w:t>
-            </w:r>
-            <w:r>
-              <w:t>digita</w:t>
-            </w:r>
-            <w:r>
-              <w:t>les y televisivas en las que sea posible buscar todo tipo de contenido para acceder a él desde diferentes dispositivos inteligentes</w:t>
-            </w:r>
-            <w:r>
-              <w:t>.</w:t>
-            </w:r>
-          </w:p>
-          <w:p>
-            <w:r>
-              <w:t xml:space="preserve">Digitales </w:t>
-            </w:r>
-            <w:r>
-              <w:t xml:space="preserve"> para transmitir y reproducir en vivo o en el momento que se quiera los partidos de diferentes ligas</w:t>
-            </w:r>
-            <w:r>
-              <w:t>,</w:t>
-            </w:r>
-            <w:r>
-              <w:t xml:space="preserve"> la identificación de las frustraciones</w:t>
-            </w:r>
-            <w:r>
-              <w:t>,</w:t>
-            </w:r>
-            <w:r>
-              <w:t xml:space="preserve"> que serán aliviadas por medio nuestros productos</w:t>
-            </w:r>
-            <w:r>
-              <w:t>,</w:t>
-            </w:r>
-            <w:r>
-              <w:t xml:space="preserve"> conduce a estructurar una propuesta en la que el usuario pueda ver el contenido deseado mientras descansa</w:t>
-            </w:r>
-            <w:r>
-              <w:t>,</w:t>
-            </w:r>
-            <w:r>
-              <w:t xml:space="preserve"> de entretenimiento a la hora de la comida diferente al noticioso antes de dormir completo la liga europea por lo que respecta a las alegrías</w:t>
-            </w:r>
-            <w:r>
-              <w:t>,</w:t>
-            </w:r>
-            <w:r>
-              <w:t xml:space="preserve"> que nuestros productos pueden brindar es oportuno considerar todos los canales en HD</w:t>
-            </w:r>
-            <w:r>
-              <w:t>,</w:t>
-            </w:r>
-            <w:r>
-              <w:t xml:space="preserve"> la</w:t>
-            </w:r>
-            <w:r>
-              <w:t>s películas en su idioma original o dobladas.</w:t>
-            </w:r>
-          </w:p>
-          <w:p>
-            <w:r>
-              <w:t>Encontrar una larga lista de contenidos de distintos géneros y clasificaciones, una opción que permita observar diferentes ángulos de cámara para apreciar los partidos de la liga europea.</w:t>
-            </w:r>
-          </w:p>
-          <w:p>
-            <w:r>
-              <w:t>El diseño de propuesta de valor ofrece una visión general fácil de entender sobre lo que un cliente necesita y por qué; siempre es relevante tomar en cuenta las características del usuario y con que regularidad recurrirá al producto.</w:t>
-            </w:r>
-          </w:p>
-          <w:p>
-            <w:r>
-              <w:t xml:space="preserve">De este modo pueden </w:t>
-            </w:r>
-            <w:r>
-              <w:t>empren</w:t>
-            </w:r>
-            <w:r>
-              <w:t>derse por ejemplo una revisión del modelo de negocio para documentar o identificar deficiencias y ganancias de productos específicos orientados a varios segmentos de clientes</w:t>
-            </w:r>
-            <w:r>
-              <w:t>;</w:t>
-            </w:r>
-            <w:r>
-              <w:t xml:space="preserve"> es posible afirmar que el uso de herramientas </w:t>
-            </w:r>
-            <w:r>
-              <w:t>como el mapa de perfil de cliente y el mapa de valor,</w:t>
-            </w:r>
-            <w:r>
-              <w:t xml:space="preserve"> sumado al </w:t>
-            </w:r>
-            <w:r>
-              <w:lastRenderedPageBreak/>
-              <w:t>conocimiento de la relación que existe entre estos apoyos para poder construir una propuesta de valor coherente</w:t>
-            </w:r>
-            <w:r>
-              <w:t>,</w:t>
-            </w:r>
-            <w:r>
-              <w:t xml:space="preserve"> hace posible que los productos y servicios dirigidos al público meta sean pertinentes y soluciones necesidades y problemas específicos.</w:t>
-            </w:r>
-          </w:p>
-          <w:p/>
-        </w:tc>
-      </w:tr>
-    </w:tbl>
-    <w:p>
-      <w:pPr>
-        <w:rPr>
-          <w:lang w:val="es-419" w:eastAsia="es-CO"/>
-        </w:rPr>
-      </w:pPr>
-      <w:r>
-        <w:rPr>
-          <w:b/>
-          <w:bCs/>
-          <w:lang w:val="es-419" w:eastAsia="es-CO"/>
-        </w:rPr>
-        <w:lastRenderedPageBreak/>
-        <w:t>Descripción</w:t>
-      </w:r>
-      <w:r>
-        <w:rPr>
-          <w:lang w:val="es-419" w:eastAsia="es-CO"/>
-        </w:rPr>
-        <w:t xml:space="preserve">: este video presenta el concepto de propuesta de valor y el proceso básico de diseño, destacando cómo las empresas pueden solucionar necesidades o problemas reales de los clientes para generar preferencia, fidelidad y diferenciación competitiva. Se mencionan ejemplos y explicaciones didácticas que facilitan su aplicación práctica en la formulación de estrategias de </w:t>
-      </w:r>
-      <w:r>
-        <w:rPr>
-          <w:rStyle w:val="Extranjerismo"/>
-          <w:lang w:val="es-419" w:eastAsia="es-CO"/>
-        </w:rPr>
-        <w:t>marketing</w:t>
-      </w:r>
-      <w:r>
-        <w:rPr>
-          <w:lang w:val="es-419" w:eastAsia="es-CO"/>
-        </w:rPr>
-        <w:t>.</w:t>
-      </w:r>
-    </w:p>
-    <w:p>
-      <w:pPr>
-        <w:rPr>
-          <w:lang w:val="es-419" w:eastAsia="es-CO"/>
-        </w:rPr>
-      </w:pPr>
-      <w:r>
-        <w:rPr>
-          <w:b/>
-          <w:bCs/>
-          <w:lang w:val="es-419" w:eastAsia="es-CO"/>
-        </w:rPr>
-        <w:t>Cita de reflexión</w:t>
-      </w:r>
-      <w:r>
-        <w:rPr>
-          <w:b/>
-          <w:bCs/>
-          <w:lang w:val="es-419" w:eastAsia="es-CO"/>
-        </w:rPr>
-        <w:t xml:space="preserve"> </w:t>
-      </w:r>
-      <w:r>
-        <w:rPr>
-          <w:lang w:val="es-419" w:eastAsia="es-CO"/>
-        </w:rPr>
-        <w:t>“Las estrategias que se construyen con honestidad hacia el cliente reflejan la integridad con la que una organización entiende su responsabilidad social.”</w:t>
-      </w:r>
-    </w:p>
-    <w:p>
-      <w:pPr>
-        <w:spacing w:before="0" w:after="160" w:line="259" w:lineRule="auto"/>
-        <w:ind w:firstLine="0"/>
-        <w:rPr>
-          <w:lang w:val="es-419" w:eastAsia="es-CO"/>
-        </w:rPr>
-      </w:pPr>
-      <w:r>
-        <w:rPr>
-          <w:lang w:val="es-419" w:eastAsia="es-CO"/>
-        </w:rPr>
-        <w:br w:type="page"/>
-      </w:r>
-    </w:p>
-    <w:p>
-      <w:pPr>
-        <w:pStyle w:val="Ttulo1"/>
-      </w:pPr>
-      <w:bookmarkStart w:id="24" w:name="_Toc230625904"/>
-      <w:r>
-        <w:lastRenderedPageBreak/>
-        <w:t>Integración</w:t>
-      </w:r>
-      <w:bookmarkEnd w:id="24"/>
-    </w:p>
-    <w:p>
-      <w:pPr>
-        <w:rPr>
-          <w:lang w:val="es-419" w:eastAsia="es-CO"/>
-        </w:rPr>
-      </w:pPr>
-      <w:r>
-        <w:rPr>
-          <w:lang w:val="es-419" w:eastAsia="es-CO"/>
-        </w:rPr>
-        <w:t xml:space="preserve">La integración entre el análisis del consumidor y el diseño estratégico de </w:t>
-      </w:r>
-      <w:r>
-        <w:rPr>
-          <w:rStyle w:val="Extranjerismo"/>
-          <w:lang w:val="es-419" w:eastAsia="es-CO"/>
-        </w:rPr>
-        <w:t>marketing</w:t>
-      </w:r>
-      <w:r>
-        <w:rPr>
-          <w:lang w:val="es-419" w:eastAsia="es-CO"/>
-        </w:rPr>
-        <w:t xml:space="preserve"> representa el punto en el que la información obtenida del mercado se transforma en decisiones empresariales concretas. Las organizaciones que logran convertir los datos del comportamiento del consumidor en estrategias estructuradas obtienen ventajas competitivas sostenibles, debido a que sus acciones comerciales responden a necesidades reales del mercado.</w:t>
-      </w:r>
-    </w:p>
-    <w:p>
-      <w:pPr>
-        <w:rPr>
-          <w:lang w:val="es-419" w:eastAsia="es-CO"/>
-        </w:rPr>
-      </w:pPr>
-      <w:r>
-        <w:rPr>
-          <w:lang w:val="es-419" w:eastAsia="es-CO"/>
-        </w:rPr>
-        <w:t xml:space="preserve">En este capítulo se estudia la relación entre el análisis del consumidor y las decisiones estratégicas, la construcción de propuestas estratégicas de mercadeo y la preparación del esquema estratégico base para el plan de </w:t>
-      </w:r>
-      <w:r>
-        <w:rPr>
-          <w:rStyle w:val="Extranjerismo"/>
-          <w:lang w:val="es-419" w:eastAsia="es-CO"/>
-        </w:rPr>
-        <w:t>marketing</w:t>
-      </w:r>
-      <w:r>
-        <w:rPr>
-          <w:lang w:val="es-419" w:eastAsia="es-CO"/>
-        </w:rPr>
-        <w:t>, integrando ejemplos empresariales, casos aplicados y herramientas prácticas que facilitan la aplicación del conocimiento en contextos organizacionales.</w:t>
-      </w:r>
-    </w:p>
-    <w:p>
-      <w:pPr>
-        <w:pStyle w:val="Ttulo2"/>
-      </w:pPr>
-      <w:bookmarkStart w:id="25" w:name="_Toc230625905"/>
-      <w:r>
-        <w:t>Decisiones estratégicas</w:t>
-      </w:r>
-      <w:bookmarkEnd w:id="25"/>
-    </w:p>
-    <w:p>
-      <w:pPr>
-        <w:rPr>
-          <w:lang w:val="es-419" w:eastAsia="es-CO"/>
-        </w:rPr>
-      </w:pPr>
-      <w:r>
-        <w:rPr>
-          <w:lang w:val="es-419" w:eastAsia="es-CO"/>
-        </w:rPr>
-        <w:t xml:space="preserve">El análisis del consumidor constituye la base informativa sobre la cual se diseñan las decisiones estratégicas de </w:t>
-      </w:r>
-      <w:r>
-        <w:rPr>
-          <w:rStyle w:val="Extranjerismo"/>
-          <w:lang w:val="es-419" w:eastAsia="es-CO"/>
-        </w:rPr>
-        <w:t>marketing</w:t>
-      </w:r>
-      <w:r>
-        <w:rPr>
-          <w:lang w:val="es-419" w:eastAsia="es-CO"/>
-        </w:rPr>
-        <w:t>, ya que permite comprender necesidades, preferencias y patrones de comportamiento que orientan la formulación de productos, precios, canales y estrategias de comunicación. Cuando las organizaciones utilizan información confiable del consumidor, reducen la incertidumbre en la toma de decisiones comerciales.</w:t>
-      </w:r>
-    </w:p>
-    <w:p>
-      <w:pPr>
-        <w:rPr>
-          <w:lang w:val="es-419" w:eastAsia="es-CO"/>
-        </w:rPr>
-      </w:pPr>
-      <w:r>
-        <w:rPr>
-          <w:lang w:val="es-419" w:eastAsia="es-CO"/>
-        </w:rPr>
-        <w:t>La relación entre análisis del consumidor y estrategia se evidencia en la adaptación de productos y servicios a las características del mercado objetivo</w:t>
-      </w:r>
-      <w:r>
-        <w:rPr>
-          <w:lang w:val="es-419" w:eastAsia="es-CO"/>
-        </w:rPr>
-        <w:t>;</w:t>
-      </w:r>
-      <w:r>
-        <w:rPr>
-          <w:lang w:val="es-419" w:eastAsia="es-CO"/>
-        </w:rPr>
-        <w:t xml:space="preserve"> además, la incorporación del análisis del consumidor en las decisiones estratégicas permite </w:t>
-      </w:r>
-      <w:r>
-        <w:rPr>
-          <w:lang w:val="es-419" w:eastAsia="es-CO"/>
-        </w:rPr>
-        <w:lastRenderedPageBreak/>
-        <w:t>anticipar tendencias del mercado y ajustar las acciones comerciales de forma oportuna, incrementando la competitividad organizacional.</w:t>
-      </w:r>
-    </w:p>
-    <w:p>
-      <w:pPr>
-        <w:rPr>
-          <w:lang w:val="es-419" w:eastAsia="es-CO"/>
-        </w:rPr>
-      </w:pPr>
-      <w:r>
-        <w:rPr>
-          <w:lang w:val="es-419" w:eastAsia="es-CO"/>
-        </w:rPr>
-        <w:t xml:space="preserve"> </w:t>
-      </w:r>
-      <w:proofErr w:type="spellStart"/>
-      <w:r>
-        <w:rPr>
-          <w:rStyle w:val="Extranjerismo"/>
-          <w:b/>
-          <w:bCs/>
-          <w:lang w:val="es-419" w:eastAsia="es-CO"/>
-        </w:rPr>
-        <w:t>Insight</w:t>
-      </w:r>
-      <w:proofErr w:type="spellEnd"/>
-      <w:r>
-        <w:rPr>
-          <w:lang w:val="es-419" w:eastAsia="es-CO"/>
-        </w:rPr>
-        <w:t>: las empresas que integran analítica de clientes en la planificación estratégica aumentan la efectividad de sus campañas comerciales.</w:t>
-      </w:r>
-    </w:p>
-    <w:p>
-      <w:pPr>
-        <w:pStyle w:val="Ttulo2"/>
-      </w:pPr>
-      <w:bookmarkStart w:id="26" w:name="_Toc230625906"/>
-      <w:r>
-        <w:t>Propuestas estratégicas</w:t>
-      </w:r>
-      <w:bookmarkEnd w:id="26"/>
-    </w:p>
-    <w:p>
-      <w:pPr>
-        <w:rPr>
-          <w:lang w:val="es-419" w:eastAsia="es-CO"/>
-        </w:rPr>
-      </w:pPr>
-      <w:r>
-        <w:rPr>
-          <w:lang w:val="es-419" w:eastAsia="es-CO"/>
-        </w:rPr>
-        <w:t>La construcción de propuestas estratégicas de mercadeo implica definir acciones organizadas orientadas al logro de objetivos comerciales, teniendo en cuenta el análisis del mercado, la segmentación y el posicionamiento del producto</w:t>
-      </w:r>
-      <w:r>
-        <w:rPr>
-          <w:lang w:val="es-419" w:eastAsia="es-CO"/>
-        </w:rPr>
-        <w:t>;</w:t>
-      </w:r>
-      <w:r>
-        <w:rPr>
-          <w:lang w:val="es-419" w:eastAsia="es-CO"/>
-        </w:rPr>
-        <w:t xml:space="preserve"> estas propuestas establecen el rumbo de las actividades comerciales y orientan la asignación de recursos empresariales.</w:t>
-      </w:r>
-    </w:p>
-    <w:p>
-      <w:pPr>
-        <w:rPr>
-          <w:lang w:val="es-419" w:eastAsia="es-CO"/>
-        </w:rPr>
-      </w:pPr>
-      <w:r>
-        <w:rPr>
-          <w:lang w:val="es-419" w:eastAsia="es-CO"/>
-        </w:rPr>
-        <w:t>En el entorno empresarial, las propuestas estratégicas se elaboran mediante el análisis de oportunidades de mercado, el estudio de la competencia y la evaluación de capacidades organizacionales. Por ejemplo, una empresa de servicios financieros puede diseñar una estrategia orientada al segmento de jóvenes emprendedores mediante productos de crédito flexibles y campañas digitales especializadas.</w:t>
-      </w:r>
-    </w:p>
-    <w:p>
-      <w:pPr>
-        <w:rPr>
-          <w:lang w:val="es-419" w:eastAsia="es-CO"/>
-        </w:rPr>
-      </w:pPr>
-      <w:r>
-        <w:rPr>
-          <w:lang w:val="es-419" w:eastAsia="es-CO"/>
-        </w:rPr>
-        <w:t>La correcta formulación de propuestas estratégicas facilita la coordinación de las diferentes áreas de la organización, garantizando coherencia entre los objetivos corporativos y las acciones comerciales implementadas en el mercado.</w:t>
-      </w:r>
-    </w:p>
-    <w:p>
-      <w:pPr>
-        <w:rPr>
-          <w:b/>
-          <w:bCs/>
-          <w:lang w:val="es-419" w:eastAsia="es-CO"/>
-        </w:rPr>
-      </w:pPr>
-      <w:r>
-        <w:rPr>
-          <w:b/>
-          <w:bCs/>
-          <w:lang w:val="es-419" w:eastAsia="es-CO"/>
-        </w:rPr>
-        <w:t>Componentes de una propuesta estratégica de mercadeo</w:t>
-      </w:r>
-    </w:p>
-    <w:p>
-      <w:pPr>
-        <w:rPr>
-          <w:lang w:val="es-419" w:eastAsia="es-CO"/>
-        </w:rPr>
-      </w:pPr>
-      <w:r>
-        <w:rPr>
-          <w:b/>
-          <w:bCs/>
-          <w:lang w:val="es-419" w:eastAsia="es-CO"/>
-        </w:rPr>
-        <w:t>Mercado objetivo</w:t>
-      </w:r>
-      <w:r>
-        <w:rPr>
-          <w:lang w:val="es-419" w:eastAsia="es-CO"/>
-        </w:rPr>
-        <w:t>. s</w:t>
-      </w:r>
-      <w:r>
-        <w:rPr>
-          <w:lang w:val="es-419" w:eastAsia="es-CO"/>
-        </w:rPr>
-        <w:t>egmento de consumidores seleccionado a partir del análisis de variables demográficas, psicográficas, conductuales y geográficas, cuya elección responde al potencial de rentabilidad, tamaño del mercado, accesibilidad y alineación con las capacidades de la empresa.</w:t>
-      </w:r>
-    </w:p>
-    <w:p>
-      <w:pPr>
-        <w:rPr>
-          <w:lang w:val="es-419" w:eastAsia="es-CO"/>
-        </w:rPr>
-      </w:pPr>
-      <w:r>
-        <w:rPr>
-          <w:b/>
-          <w:bCs/>
-          <w:lang w:val="es-419" w:eastAsia="es-CO"/>
-        </w:rPr>
-        <w:lastRenderedPageBreak/>
-        <w:t>Objetivos comerciales</w:t>
-      </w:r>
-      <w:r>
-        <w:rPr>
-          <w:lang w:val="es-419" w:eastAsia="es-CO"/>
-        </w:rPr>
-        <w:t>: m</w:t>
-      </w:r>
-      <w:r>
-        <w:rPr>
-          <w:lang w:val="es-419" w:eastAsia="es-CO"/>
-        </w:rPr>
-        <w:t>etas cuantitativas y cualitativas orientadas al crecimiento de ventas, participación de mercado, posicionamiento de marca y fidelización de clientes, definidas en horizontes de corto, mediano y largo plazo y alineadas con la planeación estratégica organizacional.</w:t>
-      </w:r>
-    </w:p>
-    <w:p>
-      <w:pPr>
-        <w:rPr>
-          <w:lang w:val="es-419" w:eastAsia="es-CO"/>
-        </w:rPr>
-      </w:pPr>
-      <w:r>
-        <w:rPr>
-          <w:b/>
-          <w:bCs/>
-          <w:lang w:val="es-419" w:eastAsia="es-CO"/>
-        </w:rPr>
-        <w:t xml:space="preserve">Estrategias de </w:t>
-      </w:r>
-      <w:r>
-        <w:rPr>
-          <w:rStyle w:val="Extranjerismo"/>
-          <w:b/>
-          <w:bCs/>
-          <w:lang w:val="es-419" w:eastAsia="es-CO"/>
-        </w:rPr>
-        <w:t>marketing</w:t>
-      </w:r>
-      <w:r>
-        <w:rPr>
-          <w:lang w:val="es-419" w:eastAsia="es-CO"/>
-        </w:rPr>
-        <w:t>: c</w:t>
-      </w:r>
-      <w:r>
-        <w:rPr>
-          <w:lang w:val="es-419" w:eastAsia="es-CO"/>
-        </w:rPr>
-        <w:t>onjunto de decisiones tácticas y estratégicas relacionadas con el diseño del producto o servicio, la política de precios, los canales de distribución y las acciones de comunicación y promoción, orientadas a satisfacer las necesidades del mercado objetivo y generar diferenciación competitiva.</w:t>
-      </w:r>
-    </w:p>
-    <w:p>
-      <w:pPr>
-        <w:rPr>
-          <w:lang w:val="es-419" w:eastAsia="es-CO"/>
-        </w:rPr>
-      </w:pPr>
-      <w:r>
-        <w:rPr>
-          <w:b/>
-          <w:bCs/>
-          <w:lang w:val="es-419" w:eastAsia="es-CO"/>
-        </w:rPr>
-        <w:t>Indicadores de gestión</w:t>
-      </w:r>
-      <w:r>
-        <w:rPr>
-          <w:lang w:val="es-419" w:eastAsia="es-CO"/>
-        </w:rPr>
-        <w:t>: m</w:t>
-      </w:r>
-      <w:r>
-        <w:rPr>
-          <w:lang w:val="es-419" w:eastAsia="es-CO"/>
-        </w:rPr>
-        <w:t xml:space="preserve">étricas cuantificables utilizadas para medir el desempeño de las estrategias implementadas, tales como crecimiento de ventas, tasa de conversión, participación de mercado, retorno de inversión en </w:t>
-      </w:r>
-      <w:r>
-        <w:rPr>
-          <w:rStyle w:val="Extranjerismo"/>
-          <w:lang w:val="es-419" w:eastAsia="es-CO"/>
-        </w:rPr>
-        <w:t>marketing</w:t>
-      </w:r>
-      <w:r>
-        <w:rPr>
-          <w:lang w:val="es-419" w:eastAsia="es-CO"/>
-        </w:rPr>
-        <w:t xml:space="preserve"> (ROI) y niveles de satisfacción del cliente.</w:t>
-      </w:r>
-    </w:p>
-    <w:p>
-      <w:pPr>
-        <w:rPr>
-          <w:lang w:val="es-419" w:eastAsia="es-CO"/>
-        </w:rPr>
-      </w:pPr>
-      <w:r>
-        <w:rPr>
-          <w:lang w:val="es-419" w:eastAsia="es-CO"/>
-        </w:rPr>
-        <w:t>Veamos un ejemplo de una propuesta estratégica:</w:t>
-      </w:r>
-    </w:p>
-    <w:p>
-      <w:pPr>
-        <w:rPr>
-          <w:b/>
-          <w:bCs/>
-          <w:lang w:val="es-419" w:eastAsia="es-CO"/>
-        </w:rPr>
-      </w:pPr>
-      <w:r>
-        <w:rPr>
-          <w:b/>
-          <w:bCs/>
-          <w:lang w:val="es-419" w:eastAsia="es-CO"/>
-        </w:rPr>
-        <w:t>Empresa: NutriVida Distribuciones S.A.S.</w:t>
-      </w:r>
-    </w:p>
-    <w:p>
-      <w:pPr>
-        <w:rPr>
-          <w:lang w:val="es-419" w:eastAsia="es-CO"/>
-        </w:rPr>
-      </w:pPr>
-      <w:r>
-        <w:rPr>
-          <w:b/>
-          <w:bCs/>
-          <w:lang w:val="es-419" w:eastAsia="es-CO"/>
-        </w:rPr>
-        <w:t>Actividad económica</w:t>
-      </w:r>
-      <w:r>
-        <w:rPr>
-          <w:lang w:val="es-419" w:eastAsia="es-CO"/>
-        </w:rPr>
-        <w:t>: distribución de productos de nutrición y bienestar (batidos proteicos, suplementos vitamínicos, snacks saludables y planes nutricionales digitales).</w:t>
-      </w:r>
-    </w:p>
-    <w:p>
-      <w:pPr>
-        <w:rPr>
-          <w:lang w:val="es-419" w:eastAsia="es-CO"/>
-        </w:rPr>
-      </w:pPr>
-      <w:r>
-        <w:rPr>
-          <w:b/>
-          <w:bCs/>
-          <w:lang w:val="es-419" w:eastAsia="es-CO"/>
-        </w:rPr>
-        <w:t>Cobertura</w:t>
-      </w:r>
-      <w:r>
-        <w:rPr>
-          <w:lang w:val="es-419" w:eastAsia="es-CO"/>
-        </w:rPr>
-        <w:t>: ciudad intermedia en Colombia con proyección regional.</w:t>
-      </w:r>
-    </w:p>
-    <w:p>
-      <w:pPr>
-        <w:pStyle w:val="Prrafodelista"/>
-        <w:numPr>
-          <w:ilvl w:val="0"/>
-          <w:numId w:val="10"/>
-        </w:numPr>
-        <w:rPr>
-          <w:b/>
-          <w:bCs/>
-          <w:lang w:val="es-419" w:eastAsia="es-CO"/>
-        </w:rPr>
-      </w:pPr>
-      <w:r>
-        <w:rPr>
-          <w:b/>
-          <w:bCs/>
-          <w:lang w:val="es-419" w:eastAsia="es-CO"/>
-        </w:rPr>
-        <w:t>Mercado objetivo</w:t>
-      </w:r>
-    </w:p>
-    <w:p>
-      <w:pPr>
-        <w:rPr>
-          <w:lang w:val="es-419" w:eastAsia="es-CO"/>
-        </w:rPr>
-      </w:pPr>
-      <w:r>
-        <w:rPr>
-          <w:lang w:val="es-419" w:eastAsia="es-CO"/>
-        </w:rPr>
-        <w:t>NutriVida orienta su estrategia hacia dos segmentos principales:</w:t>
-      </w:r>
-    </w:p>
-    <w:p>
-      <w:pPr>
-        <w:rPr>
-          <w:b/>
-          <w:bCs/>
-          <w:lang w:val="es-419" w:eastAsia="es-CO"/>
-        </w:rPr>
-      </w:pPr>
-      <w:r>
-        <w:rPr>
-          <w:b/>
-          <w:bCs/>
-          <w:lang w:val="es-419" w:eastAsia="es-CO"/>
-        </w:rPr>
-        <w:t>Segmento 1: jóvenes profesionales (25</w:t>
-      </w:r>
-      <w:r>
-        <w:rPr>
-          <w:b/>
-          <w:bCs/>
-          <w:lang w:val="es-419" w:eastAsia="es-CO"/>
-        </w:rPr>
-        <w:t xml:space="preserve"> - </w:t>
-      </w:r>
-      <w:r>
-        <w:rPr>
-          <w:b/>
-          <w:bCs/>
-          <w:lang w:val="es-419" w:eastAsia="es-CO"/>
-        </w:rPr>
-        <w:t>35 años).</w:t>
-      </w:r>
-    </w:p>
-    <w:p>
-      <w:pPr>
-        <w:pStyle w:val="Prrafodelista"/>
-        <w:numPr>
-          <w:ilvl w:val="0"/>
-          <w:numId w:val="11"/>
-        </w:numPr>
-        <w:rPr>
-          <w:lang w:val="es-419" w:eastAsia="es-CO"/>
-        </w:rPr>
-      </w:pPr>
-      <w:r>
-        <w:rPr>
-          <w:lang w:val="es-419" w:eastAsia="es-CO"/>
-        </w:rPr>
-        <w:t>Interesados en estilo de vida saludable.</w:t>
-      </w:r>
-    </w:p>
-    <w:p>
-      <w:pPr>
-        <w:pStyle w:val="Prrafodelista"/>
-        <w:numPr>
-          <w:ilvl w:val="0"/>
-          <w:numId w:val="11"/>
-        </w:numPr>
-        <w:rPr>
-          <w:lang w:val="es-419" w:eastAsia="es-CO"/>
-        </w:rPr>
-      </w:pPr>
-      <w:r>
-        <w:rPr>
-          <w:lang w:val="es-419" w:eastAsia="es-CO"/>
-        </w:rPr>
-        <w:lastRenderedPageBreak/>
-        <w:t>Con ingresos medios.</w:t>
-      </w:r>
-    </w:p>
-    <w:p>
-      <w:pPr>
-        <w:pStyle w:val="Prrafodelista"/>
-        <w:numPr>
-          <w:ilvl w:val="0"/>
-          <w:numId w:val="11"/>
-        </w:numPr>
-        <w:rPr>
-          <w:lang w:val="es-419" w:eastAsia="es-CO"/>
-        </w:rPr>
-      </w:pPr>
-      <w:r>
-        <w:rPr>
-          <w:lang w:val="es-419" w:eastAsia="es-CO"/>
-        </w:rPr>
-        <w:t>Alto uso de redes sociales.</w:t>
-      </w:r>
-    </w:p>
-    <w:p>
-      <w:pPr>
-        <w:pStyle w:val="Prrafodelista"/>
-        <w:numPr>
-          <w:ilvl w:val="0"/>
-          <w:numId w:val="11"/>
-        </w:numPr>
-        <w:rPr>
-          <w:lang w:val="es-419" w:eastAsia="es-CO"/>
-        </w:rPr>
-      </w:pPr>
-      <w:r>
-        <w:rPr>
-          <w:lang w:val="es-419" w:eastAsia="es-CO"/>
-        </w:rPr>
-        <w:t>Buscan practicidad y soluciones rápidas para alimentación balanceada.</w:t>
-      </w:r>
-    </w:p>
-    <w:p>
-      <w:pPr>
-        <w:rPr>
-          <w:b/>
-          <w:bCs/>
-          <w:lang w:val="es-419" w:eastAsia="es-CO"/>
-        </w:rPr>
-      </w:pPr>
-      <w:r>
-        <w:rPr>
-          <w:b/>
-          <w:bCs/>
-          <w:lang w:val="es-419" w:eastAsia="es-CO"/>
-        </w:rPr>
-        <w:t>Segmento 2: adultos entre 35</w:t>
-      </w:r>
-      <w:r>
-        <w:rPr>
-          <w:b/>
-          <w:bCs/>
-          <w:lang w:val="es-419" w:eastAsia="es-CO"/>
-        </w:rPr>
-        <w:t xml:space="preserve"> - </w:t>
-      </w:r>
-      <w:r>
-        <w:rPr>
-          <w:b/>
-          <w:bCs/>
-          <w:lang w:val="es-419" w:eastAsia="es-CO"/>
-        </w:rPr>
-        <w:t>50 años.</w:t>
-      </w:r>
-    </w:p>
-    <w:p>
-      <w:pPr>
-        <w:pStyle w:val="Prrafodelista"/>
-        <w:numPr>
-          <w:ilvl w:val="0"/>
-          <w:numId w:val="12"/>
-        </w:numPr>
-        <w:rPr>
-          <w:lang w:val="es-419" w:eastAsia="es-CO"/>
-        </w:rPr>
-      </w:pPr>
-      <w:r>
-        <w:rPr>
-          <w:lang w:val="es-419" w:eastAsia="es-CO"/>
-        </w:rPr>
-        <w:t>Interesados en control de peso y bienestar.</w:t>
-      </w:r>
-    </w:p>
-    <w:p>
-      <w:pPr>
-        <w:pStyle w:val="Prrafodelista"/>
-        <w:numPr>
-          <w:ilvl w:val="0"/>
-          <w:numId w:val="12"/>
-        </w:numPr>
-        <w:rPr>
-          <w:lang w:val="es-419" w:eastAsia="es-CO"/>
-        </w:rPr>
-      </w:pPr>
-      <w:r>
-        <w:rPr>
-          <w:lang w:val="es-419" w:eastAsia="es-CO"/>
-        </w:rPr>
-        <w:t>Dispuestos a invertir en salud preventiva.</w:t>
-      </w:r>
-    </w:p>
-    <w:p>
-      <w:pPr>
-        <w:pStyle w:val="Prrafodelista"/>
-        <w:numPr>
-          <w:ilvl w:val="0"/>
-          <w:numId w:val="12"/>
-        </w:numPr>
-        <w:rPr>
-          <w:lang w:val="es-419" w:eastAsia="es-CO"/>
-        </w:rPr>
-      </w:pPr>
-      <w:r>
-        <w:rPr>
-          <w:lang w:val="es-419" w:eastAsia="es-CO"/>
-        </w:rPr>
-        <w:t>Valoran asesoría personalizada.</w:t>
-      </w:r>
-    </w:p>
-    <w:p>
-      <w:pPr>
-        <w:rPr>
-          <w:lang w:val="es-419" w:eastAsia="es-CO"/>
-        </w:rPr>
-      </w:pPr>
-      <w:r>
-        <w:rPr>
-          <w:lang w:val="es-419" w:eastAsia="es-CO"/>
-        </w:rPr>
-        <w:t>La selección de estos segmentos se fundamenta en el crecimiento del interés por la alimentación saludable y el aumento del consumo de suplementos nutricionales en entornos urbanos.</w:t>
-      </w:r>
-    </w:p>
-    <w:p>
-      <w:pPr>
-        <w:pStyle w:val="Prrafodelista"/>
-        <w:numPr>
-          <w:ilvl w:val="0"/>
-          <w:numId w:val="10"/>
-        </w:numPr>
-        <w:rPr>
-          <w:b/>
-          <w:bCs/>
-          <w:lang w:val="es-419" w:eastAsia="es-CO"/>
-        </w:rPr>
-      </w:pPr>
-      <w:r>
-        <w:rPr>
-          <w:b/>
-          <w:bCs/>
-          <w:lang w:val="es-419" w:eastAsia="es-CO"/>
-        </w:rPr>
-        <w:t>Objetivos comerciales</w:t>
-      </w:r>
-    </w:p>
-    <w:p>
-      <w:pPr>
-        <w:rPr>
-          <w:b/>
-          <w:bCs/>
-          <w:lang w:val="es-419" w:eastAsia="es-CO"/>
-        </w:rPr>
-      </w:pPr>
-      <w:r>
-        <w:rPr>
-          <w:b/>
-          <w:bCs/>
-          <w:lang w:val="es-419" w:eastAsia="es-CO"/>
-        </w:rPr>
-        <w:t>Objetivo general</w:t>
-      </w:r>
-    </w:p>
-    <w:p>
-      <w:pPr>
-        <w:rPr>
-          <w:lang w:val="es-419" w:eastAsia="es-CO"/>
-        </w:rPr>
-      </w:pPr>
-      <w:r>
-        <w:rPr>
-          <w:lang w:val="es-419" w:eastAsia="es-CO"/>
-        </w:rPr>
-        <w:t>Posicionar a NutriVida como referente local en distribución de productos de nutrición saludable en un período de 12 meses.</w:t>
-      </w:r>
-    </w:p>
-    <w:p>
-      <w:pPr>
-        <w:rPr>
-          <w:b/>
-          <w:bCs/>
-          <w:lang w:val="es-419" w:eastAsia="es-CO"/>
-        </w:rPr>
-      </w:pPr>
-      <w:r>
-        <w:rPr>
-          <w:b/>
-          <w:bCs/>
-          <w:lang w:val="es-419" w:eastAsia="es-CO"/>
-        </w:rPr>
-        <w:t>Objetivos específicos</w:t>
-      </w:r>
-    </w:p>
-    <w:p>
-      <w:pPr>
-        <w:rPr>
-          <w:lang w:val="es-419" w:eastAsia="es-CO"/>
-        </w:rPr>
-      </w:pPr>
-      <w:r>
-        <w:rPr>
-          <w:lang w:val="es-419" w:eastAsia="es-CO"/>
-        </w:rPr>
-        <w:t>Incrementar las ventas mensuales en un 25 % durante el primer año.</w:t>
-      </w:r>
-    </w:p>
-    <w:p>
-      <w:pPr>
-        <w:pStyle w:val="Prrafodelista"/>
-        <w:numPr>
-          <w:ilvl w:val="0"/>
-          <w:numId w:val="13"/>
-        </w:numPr>
-        <w:rPr>
-          <w:lang w:val="es-419" w:eastAsia="es-CO"/>
-        </w:rPr>
-      </w:pPr>
-      <w:r>
-        <w:rPr>
-          <w:lang w:val="es-419" w:eastAsia="es-CO"/>
-        </w:rPr>
-        <w:t>Alcanzar una participación del 10 % en el mercado local de suplementos.</w:t>
-      </w:r>
-    </w:p>
-    <w:p>
-      <w:pPr>
-        <w:pStyle w:val="Prrafodelista"/>
-        <w:numPr>
-          <w:ilvl w:val="0"/>
-          <w:numId w:val="13"/>
-        </w:numPr>
-        <w:rPr>
-          <w:lang w:val="es-419" w:eastAsia="es-CO"/>
-        </w:rPr>
-      </w:pPr>
-      <w:r>
-        <w:rPr>
-          <w:lang w:val="es-419" w:eastAsia="es-CO"/>
-        </w:rPr>
-        <w:t>Lograr una tasa de recompra del 40 % en clientes recurrentes.</w:t>
-      </w:r>
-    </w:p>
-    <w:p>
-      <w:pPr>
-        <w:pStyle w:val="Prrafodelista"/>
-        <w:numPr>
-          <w:ilvl w:val="0"/>
-          <w:numId w:val="13"/>
-        </w:numPr>
-        <w:rPr>
-          <w:lang w:val="es-419" w:eastAsia="es-CO"/>
-        </w:rPr>
-      </w:pPr>
-      <w:r>
-        <w:rPr>
-          <w:lang w:val="es-419" w:eastAsia="es-CO"/>
-        </w:rPr>
-        <w:t>Construir una comunidad digital de 5.000 seguidores activos en redes sociales.</w:t>
-      </w:r>
-    </w:p>
-    <w:p>
-      <w:pPr>
-        <w:pStyle w:val="Prrafodelista"/>
-        <w:numPr>
-          <w:ilvl w:val="0"/>
-          <w:numId w:val="13"/>
-        </w:numPr>
-        <w:rPr>
-          <w:lang w:val="es-419" w:eastAsia="es-CO"/>
-        </w:rPr>
-      </w:pPr>
-      <w:r>
-        <w:rPr>
-          <w:lang w:val="es-419" w:eastAsia="es-CO"/>
-        </w:rPr>
-        <w:t>Los objetivos están formulados bajo criterios medibles y alineados con la capacidad operativa de la empresa.</w:t>
-      </w:r>
-    </w:p>
-    <w:p>
-      <w:pPr>
-        <w:pStyle w:val="Prrafodelista"/>
-        <w:numPr>
-          <w:ilvl w:val="0"/>
-          <w:numId w:val="10"/>
-        </w:numPr>
-        <w:rPr>
-          <w:b/>
-          <w:bCs/>
-          <w:lang w:val="es-419" w:eastAsia="es-CO"/>
-        </w:rPr>
-      </w:pPr>
-      <w:r>
-        <w:rPr>
-          <w:b/>
-          <w:bCs/>
-          <w:lang w:val="es-419" w:eastAsia="es-CO"/>
-        </w:rPr>
-        <w:lastRenderedPageBreak/>
-        <w:t xml:space="preserve">Estrategias de </w:t>
-      </w:r>
-      <w:r>
-        <w:rPr>
-          <w:rStyle w:val="Extranjerismo"/>
-          <w:b/>
-          <w:bCs/>
-          <w:lang w:val="es-419" w:eastAsia="es-CO"/>
-        </w:rPr>
-        <w:t>marketing</w:t>
-      </w:r>
-    </w:p>
-    <w:p>
-      <w:pPr>
-        <w:pStyle w:val="Prrafodelista"/>
-        <w:numPr>
-          <w:ilvl w:val="0"/>
-          <w:numId w:val="14"/>
-        </w:numPr>
-        <w:rPr>
-          <w:b/>
-          <w:bCs/>
-          <w:lang w:val="es-419" w:eastAsia="es-CO"/>
-        </w:rPr>
-      </w:pPr>
-      <w:r>
-        <w:rPr>
-          <w:b/>
-          <w:bCs/>
-          <w:lang w:val="es-419" w:eastAsia="es-CO"/>
-        </w:rPr>
-        <w:t>Estrategia de producto</w:t>
-      </w:r>
-    </w:p>
-    <w:p>
-      <w:pPr>
-        <w:pStyle w:val="Prrafodelista"/>
-        <w:numPr>
-          <w:ilvl w:val="0"/>
-          <w:numId w:val="15"/>
-        </w:numPr>
-        <w:rPr>
-          <w:lang w:val="es-419" w:eastAsia="es-CO"/>
-        </w:rPr>
-      </w:pPr>
-      <w:r>
-        <w:rPr>
-          <w:lang w:val="es-419" w:eastAsia="es-CO"/>
-        </w:rPr>
-        <w:t>Portafolio diversificado: proteínas, vitaminas, productos para control de peso.</w:t>
-      </w:r>
-    </w:p>
-    <w:p>
-      <w:pPr>
-        <w:pStyle w:val="Prrafodelista"/>
-        <w:numPr>
-          <w:ilvl w:val="0"/>
-          <w:numId w:val="15"/>
-        </w:numPr>
-        <w:rPr>
-          <w:lang w:val="es-419" w:eastAsia="es-CO"/>
-        </w:rPr>
-      </w:pPr>
-      <w:r>
-        <w:rPr>
-          <w:lang w:val="es-419" w:eastAsia="es-CO"/>
-        </w:rPr>
-        <w:t>Presentaciones prácticas para consumo rápido.</w:t>
-      </w:r>
-    </w:p>
-    <w:p>
-      <w:pPr>
-        <w:pStyle w:val="Prrafodelista"/>
-        <w:numPr>
-          <w:ilvl w:val="0"/>
-          <w:numId w:val="15"/>
-        </w:numPr>
-        <w:rPr>
-          <w:lang w:val="es-419" w:eastAsia="es-CO"/>
-        </w:rPr>
-      </w:pPr>
-      <w:r>
-        <w:rPr>
-          <w:lang w:val="es-419" w:eastAsia="es-CO"/>
-        </w:rPr>
-        <w:t>Asesoría nutricional básica incluida en la compra.</w:t>
-      </w:r>
-    </w:p>
-    <w:p>
-      <w:pPr>
-        <w:pStyle w:val="Prrafodelista"/>
-        <w:numPr>
-          <w:ilvl w:val="0"/>
-          <w:numId w:val="15"/>
-        </w:numPr>
-        <w:rPr>
-          <w:lang w:val="es-419" w:eastAsia="es-CO"/>
-        </w:rPr>
-      </w:pPr>
-      <w:r>
-        <w:rPr>
-          <w:rStyle w:val="Extranjerismo"/>
-          <w:lang w:val="es-419" w:eastAsia="es-CO"/>
-        </w:rPr>
-        <w:t>Kits</w:t>
-      </w:r>
-      <w:r>
-        <w:rPr>
-          <w:lang w:val="es-419" w:eastAsia="es-CO"/>
-        </w:rPr>
-        <w:t xml:space="preserve"> personalizados según objetivo (aumento de masa, pérdida de peso, energía).</w:t>
-      </w:r>
-    </w:p>
-    <w:p>
-      <w:pPr>
-        <w:pStyle w:val="Prrafodelista"/>
-        <w:numPr>
-          <w:ilvl w:val="0"/>
-          <w:numId w:val="14"/>
-        </w:numPr>
-        <w:rPr>
-          <w:b/>
-          <w:bCs/>
-          <w:lang w:val="es-419" w:eastAsia="es-CO"/>
-        </w:rPr>
-      </w:pPr>
-      <w:r>
-        <w:rPr>
-          <w:b/>
-          <w:bCs/>
-          <w:lang w:val="es-419" w:eastAsia="es-CO"/>
-        </w:rPr>
-        <w:t>Estrategia de precio</w:t>
-      </w:r>
-    </w:p>
-    <w:p>
-      <w:pPr>
-        <w:pStyle w:val="Prrafodelista"/>
-        <w:numPr>
-          <w:ilvl w:val="0"/>
-          <w:numId w:val="16"/>
-        </w:numPr>
-        <w:rPr>
-          <w:lang w:val="es-419" w:eastAsia="es-CO"/>
-        </w:rPr>
-      </w:pPr>
-      <w:r>
-        <w:rPr>
-          <w:lang w:val="es-419" w:eastAsia="es-CO"/>
-        </w:rPr>
-        <w:t>Estrategia de precios competitivos frente a cadenas nacionales.</w:t>
-      </w:r>
-    </w:p>
-    <w:p>
-      <w:pPr>
-        <w:pStyle w:val="Prrafodelista"/>
-        <w:numPr>
-          <w:ilvl w:val="0"/>
-          <w:numId w:val="16"/>
-        </w:numPr>
-        <w:rPr>
-          <w:lang w:val="es-419" w:eastAsia="es-CO"/>
-        </w:rPr>
-      </w:pPr>
-      <w:r>
-        <w:rPr>
-          <w:lang w:val="es-419" w:eastAsia="es-CO"/>
-        </w:rPr>
-        <w:t>Descuentos por compra recurrente.</w:t>
-      </w:r>
-    </w:p>
-    <w:p>
-      <w:pPr>
-        <w:pStyle w:val="Prrafodelista"/>
-        <w:numPr>
-          <w:ilvl w:val="0"/>
-          <w:numId w:val="16"/>
-        </w:numPr>
-        <w:rPr>
-          <w:lang w:val="es-419" w:eastAsia="es-CO"/>
-        </w:rPr>
-      </w:pPr>
-      <w:r>
-        <w:rPr>
-          <w:lang w:val="es-419" w:eastAsia="es-CO"/>
-        </w:rPr>
-        <w:t>Planes de suscripción mensual con precio preferencial.</w:t>
-      </w:r>
-    </w:p>
-    <w:p>
-      <w:pPr>
-        <w:pStyle w:val="Prrafodelista"/>
-        <w:numPr>
-          <w:ilvl w:val="0"/>
-          <w:numId w:val="16"/>
-        </w:numPr>
-        <w:rPr>
-          <w:lang w:val="es-419" w:eastAsia="es-CO"/>
-        </w:rPr>
-      </w:pPr>
-      <w:r>
-        <w:rPr>
-          <w:lang w:val="es-419" w:eastAsia="es-CO"/>
-        </w:rPr>
-        <w:t>Combos promocionales por volumen.</w:t>
-      </w:r>
-    </w:p>
-    <w:p>
-      <w:pPr>
-        <w:pStyle w:val="Prrafodelista"/>
-        <w:numPr>
-          <w:ilvl w:val="0"/>
-          <w:numId w:val="14"/>
-        </w:numPr>
-        <w:rPr>
-          <w:b/>
-          <w:bCs/>
-          <w:lang w:val="es-419" w:eastAsia="es-CO"/>
-        </w:rPr>
-      </w:pPr>
-      <w:r>
-        <w:rPr>
-          <w:b/>
-          <w:bCs/>
-          <w:lang w:val="es-419" w:eastAsia="es-CO"/>
-        </w:rPr>
-        <w:t>Estrategia de plaza (distribución)</w:t>
-      </w:r>
-    </w:p>
-    <w:p>
-      <w:pPr>
-        <w:pStyle w:val="Prrafodelista"/>
-        <w:numPr>
-          <w:ilvl w:val="0"/>
-          <w:numId w:val="17"/>
-        </w:numPr>
-        <w:rPr>
-          <w:lang w:val="es-419" w:eastAsia="es-CO"/>
-        </w:rPr>
-      </w:pPr>
-      <w:r>
-        <w:rPr>
-          <w:lang w:val="es-419" w:eastAsia="es-CO"/>
-        </w:rPr>
-        <w:t>Canal principal: ventas digitales a través de Instagram, WhatsApp y página web.</w:t>
-      </w:r>
-    </w:p>
-    <w:p>
-      <w:pPr>
-        <w:pStyle w:val="Prrafodelista"/>
-        <w:numPr>
-          <w:ilvl w:val="0"/>
-          <w:numId w:val="17"/>
-        </w:numPr>
-        <w:rPr>
-          <w:lang w:val="es-419" w:eastAsia="es-CO"/>
-        </w:rPr>
-      </w:pPr>
-      <w:r>
-        <w:rPr>
-          <w:lang w:val="es-419" w:eastAsia="es-CO"/>
-        </w:rPr>
-        <w:t>Entregas a domicilio en menos de 24 horas.</w:t>
-      </w:r>
-    </w:p>
-    <w:p>
-      <w:pPr>
-        <w:pStyle w:val="Prrafodelista"/>
-        <w:numPr>
-          <w:ilvl w:val="0"/>
-          <w:numId w:val="17"/>
-        </w:numPr>
-        <w:rPr>
-          <w:lang w:val="es-419" w:eastAsia="es-CO"/>
-        </w:rPr>
-      </w:pPr>
-      <w:r>
-        <w:rPr>
-          <w:lang w:val="es-419" w:eastAsia="es-CO"/>
-        </w:rPr>
-        <w:t>Alianzas con gimnasios locales para puntos de entrega.</w:t>
-      </w:r>
-    </w:p>
-    <w:p>
-      <w:pPr>
-        <w:pStyle w:val="Prrafodelista"/>
-        <w:numPr>
-          <w:ilvl w:val="0"/>
-          <w:numId w:val="17"/>
-        </w:numPr>
-        <w:rPr>
-          <w:lang w:val="es-419" w:eastAsia="es-CO"/>
-        </w:rPr>
-      </w:pPr>
-      <w:r>
-        <w:rPr>
-          <w:lang w:val="es-419" w:eastAsia="es-CO"/>
-        </w:rPr>
-        <w:t>Distribución directa a entrenadores personales.</w:t>
-      </w:r>
-    </w:p>
-    <w:p>
-      <w:pPr>
-        <w:pStyle w:val="Prrafodelista"/>
-        <w:numPr>
-          <w:ilvl w:val="0"/>
-          <w:numId w:val="14"/>
-        </w:numPr>
-        <w:rPr>
-          <w:b/>
-          <w:bCs/>
-          <w:lang w:val="es-419" w:eastAsia="es-CO"/>
-        </w:rPr>
-      </w:pPr>
-      <w:r>
-        <w:rPr>
-          <w:b/>
-          <w:bCs/>
-          <w:lang w:val="es-419" w:eastAsia="es-CO"/>
-        </w:rPr>
-        <w:t>Estrategia de promoción</w:t>
-      </w:r>
-    </w:p>
-    <w:p>
-      <w:pPr>
-        <w:pStyle w:val="Prrafodelista"/>
-        <w:numPr>
-          <w:ilvl w:val="0"/>
-          <w:numId w:val="18"/>
-        </w:numPr>
-        <w:rPr>
-          <w:lang w:val="es-419" w:eastAsia="es-CO"/>
-        </w:rPr>
-      </w:pPr>
-      <w:r>
-        <w:rPr>
-          <w:lang w:val="es-419" w:eastAsia="es-CO"/>
-        </w:rPr>
-        <w:t>Campañas digitales con contenido educativo sobre nutrición.</w:t>
-      </w:r>
-    </w:p>
-    <w:p>
-      <w:pPr>
-        <w:pStyle w:val="Prrafodelista"/>
-        <w:numPr>
-          <w:ilvl w:val="0"/>
-          <w:numId w:val="18"/>
-        </w:numPr>
-        <w:rPr>
-          <w:lang w:val="es-419" w:eastAsia="es-CO"/>
-        </w:rPr>
-      </w:pPr>
-      <w:r>
-        <w:rPr>
-          <w:lang w:val="es-419" w:eastAsia="es-CO"/>
-        </w:rPr>
-        <w:t>Testimonios reales de clientes.</w:t>
-      </w:r>
-    </w:p>
-    <w:p>
-      <w:pPr>
-        <w:pStyle w:val="Prrafodelista"/>
-        <w:numPr>
-          <w:ilvl w:val="0"/>
-          <w:numId w:val="18"/>
-        </w:numPr>
-        <w:rPr>
-          <w:lang w:val="es-419" w:eastAsia="es-CO"/>
-        </w:rPr>
-      </w:pPr>
-      <w:r>
-        <w:rPr>
-          <w:lang w:val="es-419" w:eastAsia="es-CO"/>
-        </w:rPr>
-        <w:t>Promociones mensuales temáticas (ej. “Mes de la energía”).</w:t>
-      </w:r>
-    </w:p>
-    <w:p>
-      <w:pPr>
-        <w:pStyle w:val="Prrafodelista"/>
-        <w:numPr>
-          <w:ilvl w:val="0"/>
-          <w:numId w:val="18"/>
-        </w:numPr>
-        <w:rPr>
-          <w:lang w:val="es-419" w:eastAsia="es-CO"/>
-        </w:rPr>
-      </w:pPr>
-      <w:r>
-        <w:rPr>
-          <w:lang w:val="es-419" w:eastAsia="es-CO"/>
-        </w:rPr>
-        <w:t>Charlas virtuales gratuitas sobre hábitos saludables.</w:t>
-      </w:r>
-    </w:p>
-    <w:p>
-      <w:pPr>
-        <w:pStyle w:val="Prrafodelista"/>
-        <w:numPr>
-          <w:ilvl w:val="0"/>
-          <w:numId w:val="10"/>
-        </w:numPr>
-        <w:rPr>
-          <w:b/>
-          <w:bCs/>
-          <w:lang w:val="es-419" w:eastAsia="es-CO"/>
-        </w:rPr>
-      </w:pPr>
-      <w:r>
-        <w:rPr>
-          <w:b/>
-          <w:bCs/>
-          <w:lang w:val="es-419" w:eastAsia="es-CO"/>
-        </w:rPr>
-        <w:lastRenderedPageBreak/>
-        <w:t>Indicadores de gestión</w:t>
-      </w:r>
-    </w:p>
-    <w:p>
-      <w:pPr>
-        <w:rPr>
-          <w:lang w:val="es-419" w:eastAsia="es-CO"/>
-        </w:rPr>
-      </w:pPr>
-      <w:r>
-        <w:rPr>
-          <w:lang w:val="es-419" w:eastAsia="es-CO"/>
-        </w:rPr>
-        <w:t>Para evaluar la efectividad de la propuesta estratégica, NutriVida implementará los siguientes indicadores:</w:t>
-      </w:r>
-    </w:p>
-    <w:p>
-      <w:pPr>
-        <w:pStyle w:val="Prrafodelista"/>
-        <w:numPr>
-          <w:ilvl w:val="0"/>
-          <w:numId w:val="19"/>
-        </w:numPr>
-        <w:rPr>
-          <w:lang w:val="es-419" w:eastAsia="es-CO"/>
-        </w:rPr>
-      </w:pPr>
-      <w:r>
-        <w:rPr>
-          <w:lang w:val="es-419" w:eastAsia="es-CO"/>
-        </w:rPr>
-        <w:t>Crecimiento mensual de ventas.</w:t>
-      </w:r>
-    </w:p>
-    <w:p>
-      <w:pPr>
-        <w:pStyle w:val="Prrafodelista"/>
-        <w:numPr>
-          <w:ilvl w:val="0"/>
-          <w:numId w:val="19"/>
-        </w:numPr>
-        <w:rPr>
-          <w:lang w:val="es-419" w:eastAsia="es-CO"/>
-        </w:rPr>
-      </w:pPr>
-      <w:r>
-        <w:rPr>
-          <w:lang w:val="es-419" w:eastAsia="es-CO"/>
-        </w:rPr>
-        <w:t>Tasa de conversión digital (visitas vs. compras).</w:t>
-      </w:r>
-    </w:p>
-    <w:p>
-      <w:pPr>
-        <w:pStyle w:val="Prrafodelista"/>
-        <w:numPr>
-          <w:ilvl w:val="0"/>
-          <w:numId w:val="19"/>
-        </w:numPr>
-        <w:rPr>
-          <w:lang w:val="es-419" w:eastAsia="es-CO"/>
-        </w:rPr>
-      </w:pPr>
-      <w:r>
-        <w:rPr>
-          <w:lang w:val="es-419" w:eastAsia="es-CO"/>
-        </w:rPr>
-        <w:t>Porcentaje de recompra.</w:t>
-      </w:r>
-    </w:p>
-    <w:p>
-      <w:pPr>
-        <w:pStyle w:val="Prrafodelista"/>
-        <w:numPr>
-          <w:ilvl w:val="0"/>
-          <w:numId w:val="19"/>
-        </w:numPr>
-        <w:rPr>
-          <w:lang w:val="es-419" w:eastAsia="es-CO"/>
-        </w:rPr>
-      </w:pPr>
-      <w:r>
-        <w:rPr>
-          <w:lang w:val="es-419" w:eastAsia="es-CO"/>
-        </w:rPr>
-        <w:t>Costo de adquisición por cliente (CAC).</w:t>
-      </w:r>
-    </w:p>
-    <w:p>
-      <w:pPr>
-        <w:pStyle w:val="Prrafodelista"/>
-        <w:numPr>
-          <w:ilvl w:val="0"/>
-          <w:numId w:val="19"/>
-        </w:numPr>
-        <w:rPr>
-          <w:lang w:val="es-419" w:eastAsia="es-CO"/>
-        </w:rPr>
-      </w:pPr>
-      <w:r>
-        <w:rPr>
-          <w:lang w:val="es-419" w:eastAsia="es-CO"/>
-        </w:rPr>
-        <w:t>Nivel de satisfacción del cliente (encuesta postventa).</w:t>
-      </w:r>
-    </w:p>
-    <w:p>
-      <w:pPr>
-        <w:rPr>
-          <w:lang w:val="es-419" w:eastAsia="es-CO"/>
-        </w:rPr>
-      </w:pPr>
-      <w:r>
-        <w:rPr>
-          <w:lang w:val="es-419" w:eastAsia="es-CO"/>
-        </w:rPr>
-        <w:t>Estos indicadores permitirán realizar ajustes estratégicos trimestrales según el comportamiento del mercado.</w:t>
-      </w:r>
-    </w:p>
-    <w:p>
-      <w:pPr>
-        <w:rPr>
-          <w:b/>
-          <w:bCs/>
-          <w:lang w:val="es-419" w:eastAsia="es-CO"/>
-        </w:rPr>
-      </w:pPr>
-      <w:r>
-        <w:rPr>
-          <w:b/>
-          <w:bCs/>
-          <w:lang w:val="es-419" w:eastAsia="es-CO"/>
-        </w:rPr>
-        <w:t>Coherencia estratégica</w:t>
-      </w:r>
-    </w:p>
-    <w:p>
-      <w:pPr>
-        <w:rPr>
-          <w:lang w:val="es-419" w:eastAsia="es-CO"/>
-        </w:rPr>
-      </w:pPr>
-      <w:r>
-        <w:rPr>
-          <w:lang w:val="es-419" w:eastAsia="es-CO"/>
-        </w:rPr>
-        <w:t>La propuesta estratégica de NutriVida integra:</w:t>
-      </w:r>
-    </w:p>
-    <w:p>
-      <w:pPr>
-        <w:pStyle w:val="Prrafodelista"/>
-        <w:numPr>
-          <w:ilvl w:val="0"/>
-          <w:numId w:val="20"/>
-        </w:numPr>
-        <w:rPr>
-          <w:lang w:val="es-419" w:eastAsia="es-CO"/>
-        </w:rPr>
-      </w:pPr>
-      <w:r>
-        <w:rPr>
-          <w:lang w:val="es-419" w:eastAsia="es-CO"/>
-        </w:rPr>
-        <w:t>Un mercado objetivo claramente definido.</w:t>
-      </w:r>
-    </w:p>
-    <w:p>
-      <w:pPr>
-        <w:pStyle w:val="Prrafodelista"/>
-        <w:numPr>
-          <w:ilvl w:val="0"/>
-          <w:numId w:val="20"/>
-        </w:numPr>
-        <w:rPr>
-          <w:lang w:val="es-419" w:eastAsia="es-CO"/>
-        </w:rPr>
-      </w:pPr>
-      <w:r>
-        <w:rPr>
-          <w:lang w:val="es-419" w:eastAsia="es-CO"/>
-        </w:rPr>
-        <w:t>Objetivos medibles y alcanzables.</w:t>
-      </w:r>
-    </w:p>
-    <w:p>
-      <w:pPr>
-        <w:pStyle w:val="Prrafodelista"/>
-        <w:numPr>
-          <w:ilvl w:val="0"/>
-          <w:numId w:val="20"/>
-        </w:numPr>
-        <w:rPr>
-          <w:lang w:val="es-419" w:eastAsia="es-CO"/>
-        </w:rPr>
-      </w:pPr>
-      <w:r>
-        <w:rPr>
-          <w:lang w:val="es-419" w:eastAsia="es-CO"/>
-        </w:rPr>
-        <w:t>Estrategias alineadas con el comportamiento del consumidor saludable.</w:t>
-      </w:r>
-    </w:p>
-    <w:p>
-      <w:pPr>
-        <w:pStyle w:val="Prrafodelista"/>
-        <w:numPr>
-          <w:ilvl w:val="0"/>
-          <w:numId w:val="20"/>
-        </w:numPr>
-        <w:rPr>
-          <w:lang w:val="es-419" w:eastAsia="es-CO"/>
-        </w:rPr>
-      </w:pPr>
-      <w:r>
-        <w:rPr>
-          <w:lang w:val="es-419" w:eastAsia="es-CO"/>
-        </w:rPr>
-        <w:t>Indicadores que permiten seguimiento y mejora continua.</w:t>
-      </w:r>
-    </w:p>
-    <w:p>
-      <w:pPr>
-        <w:rPr>
-          <w:lang w:val="es-419" w:eastAsia="es-CO"/>
-        </w:rPr>
-      </w:pPr>
-      <w:r>
-        <w:rPr>
-          <w:lang w:val="es-419" w:eastAsia="es-CO"/>
-        </w:rPr>
-        <w:t>Esta coherencia facilita que la empresa no improvise, sino que actúe con dirección estratégica basada en el análisis del consumidor.</w:t>
-      </w:r>
-    </w:p>
-    <w:p>
-      <w:pPr>
-        <w:pStyle w:val="Ttulo2"/>
-      </w:pPr>
-      <w:bookmarkStart w:id="27" w:name="_Toc230625907"/>
-      <w:r>
-        <w:t xml:space="preserve">Plan </w:t>
-      </w:r>
-      <w:r>
-        <w:t>de mercadeo</w:t>
-      </w:r>
-      <w:bookmarkEnd w:id="27"/>
-    </w:p>
-    <w:p>
-      <w:pPr>
-        <w:rPr>
-          <w:lang w:val="es-419" w:eastAsia="es-CO"/>
-        </w:rPr>
-      </w:pPr>
-      <w:r>
-        <w:rPr>
-          <w:lang w:val="es-419" w:eastAsia="es-CO"/>
-        </w:rPr>
-        <w:t xml:space="preserve">El esquema estratégico base del plan de </w:t>
-      </w:r>
-      <w:r>
-        <w:rPr>
-          <w:rStyle w:val="Extranjerismo"/>
-          <w:lang w:val="es-419" w:eastAsia="es-CO"/>
-        </w:rPr>
-        <w:t>marketing</w:t>
-      </w:r>
-      <w:r>
-        <w:rPr>
-          <w:lang w:val="es-419" w:eastAsia="es-CO"/>
-        </w:rPr>
-        <w:t xml:space="preserve"> corresponde al documento estructurado que sintetiza la información del mercado, la segmentación del consumidor, los objetivos comerciales y las estrategias que la empresa implementará </w:t>
-      </w:r>
-      <w:r>
-        <w:rPr>
-          <w:lang w:val="es-419" w:eastAsia="es-CO"/>
-        </w:rPr>
-        <w:lastRenderedPageBreak/>
-        <w:t>para alcanzar sus metas</w:t>
-      </w:r>
-      <w:r>
-        <w:rPr>
-          <w:lang w:val="es-419" w:eastAsia="es-CO"/>
-        </w:rPr>
-        <w:t>;</w:t>
-      </w:r>
-      <w:r>
-        <w:rPr>
-          <w:lang w:val="es-419" w:eastAsia="es-CO"/>
-        </w:rPr>
-        <w:t xml:space="preserve"> este esquema sirve como guía de acción para la gestión comercial organizacional.</w:t>
-      </w:r>
-    </w:p>
-    <w:p>
-      <w:pPr>
-        <w:rPr>
-          <w:lang w:val="es-419" w:eastAsia="es-CO"/>
-        </w:rPr>
-      </w:pPr>
-      <w:r>
-        <w:rPr>
-          <w:lang w:val="es-419" w:eastAsia="es-CO"/>
-        </w:rPr>
-        <w:t xml:space="preserve">La preparación del esquema estratégico implica consolidar información del diagnóstico del mercado, análisis del consumidor, evaluación de la competencia y definición de estrategias de </w:t>
-      </w:r>
-      <w:r>
-        <w:rPr>
-          <w:rStyle w:val="Extranjerismo"/>
-          <w:lang w:val="es-419" w:eastAsia="es-CO"/>
-        </w:rPr>
-        <w:t>marketing</w:t>
-      </w:r>
-      <w:r>
-        <w:rPr>
-          <w:lang w:val="es-419" w:eastAsia="es-CO"/>
-        </w:rPr>
-        <w:t>;</w:t>
-      </w:r>
-      <w:r>
-        <w:rPr>
-          <w:lang w:val="es-419" w:eastAsia="es-CO"/>
-        </w:rPr>
-        <w:t xml:space="preserve"> su elaboración facilita la coordinación de las acciones de </w:t>
-      </w:r>
-      <w:r>
-        <w:rPr>
-          <w:rStyle w:val="Extranjerismo"/>
-          <w:lang w:val="es-419" w:eastAsia="es-CO"/>
-        </w:rPr>
-        <w:t>marketing</w:t>
-      </w:r>
-      <w:r>
-        <w:rPr>
-          <w:lang w:val="es-419" w:eastAsia="es-CO"/>
-        </w:rPr>
-        <w:t>, permite monitorear resultados y favorece la toma de decisiones oportunas para ajustar las estrategias comerciales según la evolución del mercado.</w:t>
-      </w:r>
-    </w:p>
-    <w:p>
-      <w:pPr>
-        <w:rPr>
-          <w:lang w:val="es-419" w:eastAsia="es-CO"/>
-        </w:rPr>
-      </w:pPr>
-      <w:r>
-        <w:rPr>
-          <w:lang w:val="es-419" w:eastAsia="es-CO"/>
-        </w:rPr>
-        <w:t xml:space="preserve">Lo invitamos a </w:t>
-      </w:r>
-      <w:r>
-        <w:rPr>
-          <w:lang w:val="es-419" w:eastAsia="es-CO"/>
-        </w:rPr>
-        <w:t>consultar</w:t>
-      </w:r>
-      <w:r>
-        <w:rPr>
-          <w:lang w:val="es-419" w:eastAsia="es-CO"/>
-        </w:rPr>
-        <w:t xml:space="preserve"> el siguiente video educativo por medio del cual podrá profundizar en temática desarrollada.</w:t>
-      </w:r>
-    </w:p>
-    <w:p>
-      <w:pPr>
-        <w:pStyle w:val="Video"/>
-        <w:numPr>
-          <w:ilvl w:val="0"/>
-          <w:numId w:val="4"/>
-        </w:numPr>
-        <w:ind w:left="1134" w:hanging="1134"/>
-        <w:jc w:val="left"/>
-      </w:pPr>
-      <w:r>
         <w:t xml:space="preserve">Plan de </w:t>
       </w:r>
       <w:r>
@@ -11705,6 +10958,9 @@
       </w:r>
     </w:p>
     <w:p>
+      <w:pPr>
+        <w:jc w:val="center"/>
+      </w:pPr>
       <w:r>
         <w:rPr>
           <w:noProof/>
@@ -11739,7 +10995,7 @@
                     </pic:cNvPicPr>
                   </pic:nvPicPr>
                   <pic:blipFill>
-                    <a:blip r:embed="rId21" cstate="print">
+                    <a:blip r:embed="rId20" cstate="print">
                       <a:extLst>
                         <a:ext uri="{28A0092B-C50C-407E-A947-70E740481C1C}">
                           <a14:useLocalDpi xmlns:a14="http://schemas.microsoft.com/office/drawing/2010/main" val="0"/>
@@ -11780,7 +11036,7 @@
           <w:u w:val="single"/>
         </w:rPr>
       </w:pPr>
-      <w:hyperlink r:id="rId22" w:history="1">
+      <w:hyperlink r:id="rId21" w:history="1">
         <w:r>
           <w:rPr>
             <w:rStyle w:val="Hipervnculo"/>
@@ -11880,19 +11136,7 @@
               <w:t>marketing</w:t>
             </w:r>
             <w:r>
-              <w:t xml:space="preserve"> digital</w:t>
-            </w:r>
-            <w:r>
-              <w:t>,</w:t>
-            </w:r>
-            <w:r>
-              <w:t xml:space="preserve"> según Santiago Irureta Defin</w:t>
-            </w:r>
-            <w:r>
-              <w:t>e</w:t>
-            </w:r>
-            <w:r>
-              <w:t xml:space="preserve"> los pasos para elaborar un plan de </w:t>
+              <w:t xml:space="preserve"> digital, según Santiago Irureta Define los pasos para elaborar un plan de </w:t>
             </w:r>
             <w:r>
               <w:rPr>
@@ -11925,13 +11169,7 @@
           </w:p>
           <w:p>
             <w:r>
-              <w:t xml:space="preserve"> Para cada meta se debe fijar al menos un objetivo concreto que, además, debe ser medible y cuantificable. No se trata simplemente de fijar como objetivo el aumentar el número de clientes o las ventas; se debe concretar en cuánto, por ejemplo, incrementar las visitas a la web en un 10</w:t>
-            </w:r>
-            <w:r>
-              <w:t xml:space="preserve"> </w:t>
-            </w:r>
-            <w:r>
-              <w:t>% o conseguir 30 nuevos clientes en tres meses.</w:t>
+              <w:t xml:space="preserve"> Para cada meta se debe fijar al menos un objetivo concreto que, además, debe ser medible y cuantificable. No se trata simplemente de fijar como objetivo el aumentar el número de clientes o las ventas; se debe concretar en cuánto, por ejemplo, incrementar las visitas a la web en un 10 % o conseguir 30 nuevos clientes en tres meses.</w:t>
             </w:r>
           </w:p>
           <w:p>
@@ -11941,13 +11179,7 @@
           </w:p>
           <w:p>
             <w:r>
-              <w:t>a) Diseñar una web efectiva</w:t>
-            </w:r>
-            <w:r>
-              <w:t>,</w:t>
-            </w:r>
-            <w:r>
-              <w:t xml:space="preserve"> integrada a las redes sociales y a los dispositivos móviles, con herramientas de medida y con una interfaz manejable para el usuario.</w:t>
+              <w:t>a) Diseñar una web efectiva, integrada a las redes sociales y a los dispositivos móviles, con herramientas de medida y con una interfaz manejable para el usuario.</w:t>
             </w:r>
           </w:p>
           <w:p>
@@ -12027,7 +11259,6 @@
           <w:bCs/>
           <w:lang w:val="es-419" w:eastAsia="es-CO"/>
         </w:rPr>
-        <w:lastRenderedPageBreak/>
         <w:t>Descripción:</w:t>
       </w:r>
       <w:r>
@@ -12195,7 +11426,7 @@
                 <w:b/>
                 <w:bCs/>
               </w:rPr>
-              <w:t>Claudia</w:t>
+              <w:t>MUJER</w:t>
             </w:r>
             <w:r>
               <w:t xml:space="preserve">: bienvenidos a un nuevo episodio donde conectamos la teoría del </w:t>
@@ -12221,7 +11452,7 @@
                 <w:b/>
                 <w:bCs/>
               </w:rPr>
-              <w:t>Nico</w:t>
+              <w:t>HOMBRE</w:t>
             </w:r>
             <w:r>
               <w:t>: hola, hola, vayamos al grano con preguntas interesantes: ¿De qué manera el análisis del consumidor influye en las decisiones estratégicas de una empresa?</w:t>
@@ -12233,7 +11464,7 @@
                 <w:b/>
                 <w:bCs/>
               </w:rPr>
-              <w:t>Claudia</w:t>
+              <w:t>MUJER</w:t>
             </w:r>
             <w:r>
               <w:t>: el análisis del consumidor constituye la base informativa para la toma de decisiones estratégicas. Permite identificar necesidades, motivaciones, hábitos de compra y sensibilidad al precio.</w:t>
@@ -12256,7 +11487,7 @@
                 <w:bCs/>
               </w:rPr>
               <w:lastRenderedPageBreak/>
-              <w:t>Nico</w:t>
+              <w:t>HOMBRE</w:t>
             </w:r>
             <w:r>
               <w:t>: es decir… si no conoces a tu cliente, es como organizar una fiesta sin saber si al invitado le gusta el vallenato o el rock. De pronto le pones música romántica… y era fanático del reguetón.</w:t>
@@ -12273,7 +11504,7 @@
                 <w:b/>
                 <w:bCs/>
               </w:rPr>
-              <w:t>Claudia</w:t>
+              <w:t>MUJER</w:t>
             </w:r>
             <w:r>
               <w:t>: excelente analogía. Entonces, el análisis del consumidor reduce la improvisación. Ahora conectemos esto con el siguiente punto: ¿Cómo se construye una propuesta estratégica de mercadeo a partir del análisis del consumidor?</w:t>
@@ -12285,7 +11516,7 @@
                 <w:b/>
                 <w:bCs/>
               </w:rPr>
-              <w:t>Nico</w:t>
+              <w:t>HOMBRE</w:t>
             </w:r>
             <w:r>
               <w:t>: bueno, aquí es donde la empresa deja de decir “creo que” y empieza a decir “sé que”.</w:t>
@@ -12316,7 +11547,7 @@
                 <w:b/>
                 <w:bCs/>
               </w:rPr>
-              <w:t>Claudia</w:t>
+              <w:t>MUJER</w:t>
             </w:r>
             <w:r>
               <w:t xml:space="preserve">: exacto, desde una perspectiva metodológica, la propuesta estratégica debe integrar cuatro componentes esenciales: mercado objetivo, objetivos comerciales, estrategias de </w:t>
@@ -12348,7 +11579,7 @@
                 <w:b/>
                 <w:bCs/>
               </w:rPr>
-              <w:t>Nico</w:t>
+              <w:t>HOMBRE</w:t>
             </w:r>
             <w:r>
               <w:t>: o sea, no es vender por vender. Es vender con dirección.</w:t>
@@ -12374,7 +11605,7 @@
                 <w:b/>
                 <w:bCs/>
               </w:rPr>
-              <w:t>Claudia</w:t>
+              <w:t>MUJER</w:t>
             </w:r>
             <w:r>
               <w:t xml:space="preserve">: muy claro. Entonces, el análisis del consumidor alimenta la propuesta estratégica. Pero falta algo clave: organizar todo eso en un esquema formal. Sigamos con la siguiente pregunta: ¿Cómo se prepara un esquema estratégico base para el plan de </w:t>
@@ -12395,18 +11626,17 @@
                 <w:b/>
                 <w:bCs/>
               </w:rPr>
-              <w:t>Nico:</w:t>
-            </w:r>
-            <w:r>
-              <w:t xml:space="preserve"> ¡uy¡, buena pregunta, déjame saber primero </w:t>
-            </w:r>
-            <w:proofErr w:type="spellStart"/>
-            <w:r>
-              <w:t>que</w:t>
-            </w:r>
-            <w:proofErr w:type="spellEnd"/>
-            <w:r>
-              <w:t xml:space="preserve"> opinas tu.</w:t>
+              <w:t>HOMBRE</w:t>
+            </w:r>
+            <w:r>
+              <w:rPr>
+                <w:b/>
+                <w:bCs/>
+              </w:rPr>
+              <w:t>:</w:t>
+            </w:r>
+            <w:r>
+              <w:t xml:space="preserve"> ¡uy¡, buena pregunta, déjame saber primero que opinas tu.</w:t>
             </w:r>
           </w:p>
           <w:p>
@@ -12415,7 +11645,7 @@
                 <w:b/>
                 <w:bCs/>
               </w:rPr>
-              <w:t>Claudia</w:t>
+              <w:t>MUJER</w:t>
             </w:r>
             <w:r>
               <w:t>: bueno, el esquema estratégico es un documento estructurado que consolida diagnóstico del mercado, segmentación, objetivos, estrategias y métricas de evaluación.</w:t>
@@ -12495,7 +11725,7 @@
                 <w:bCs/>
               </w:rPr>
               <w:lastRenderedPageBreak/>
-              <w:t>Nico</w:t>
+              <w:t>HOMBRE</w:t>
             </w:r>
             <w:r>
               <w:t>: en otras palabras… es como el mapa antes del viaje. Si no lo haces, puedes terminar en la playa cuando ibas para la montaña.</w:t>
@@ -12512,7 +11742,7 @@
                 <w:b/>
                 <w:bCs/>
               </w:rPr>
-              <w:t>Claudia</w:t>
+              <w:t>MUJER</w:t>
             </w:r>
             <w:r>
               <w:t>: exactamente. Los indicadores permiten evaluar si la estrategia está funcionando y realizar ajustes oportunos.</w:t>
@@ -12524,7 +11754,7 @@
                 <w:b/>
                 <w:bCs/>
               </w:rPr>
-              <w:t>Nico</w:t>
+              <w:t>HOMBRE</w:t>
             </w:r>
             <w:r>
               <w:t xml:space="preserve">: porque si algo no funciona, se corrige. En </w:t>
@@ -12545,7 +11775,7 @@
                 <w:b/>
                 <w:bCs/>
               </w:rPr>
-              <w:t>Claudia</w:t>
+              <w:t>MUJER</w:t>
             </w:r>
             <w:r>
               <w:t>: excelente. Entonces vemos que el esquema estratégico no es un simple documento, sino una herramienta de gestión.</w:t>
@@ -12557,7 +11787,7 @@
                 <w:b/>
                 <w:bCs/>
               </w:rPr>
-              <w:t>Nico</w:t>
+              <w:t>HOMBRE</w:t>
             </w:r>
             <w:r>
               <w:t>: así es, en conclusión, hoy aprendimos que el análisis del consumidor es el punto de partida para decisiones estratégicas sólidas.</w:t>
@@ -12583,7 +11813,7 @@
                 <w:b/>
                 <w:bCs/>
               </w:rPr>
-              <w:t>Claudia</w:t>
+              <w:t>MUJER</w:t>
             </w:r>
             <w:r>
               <w:t>: así es, podemos añadir que cuando las empresas analizan, planifican y miden, dejan de improvisar y comienzan a competir con inteligencia.</w:t>
@@ -12610,7 +11840,7 @@
       <w:pPr>
         <w:pStyle w:val="Titulosgenerales"/>
       </w:pPr>
-      <w:bookmarkStart w:id="28" w:name="_Toc230625908"/>
+      <w:bookmarkStart w:id="28" w:name="_Toc230784398"/>
       <w:r>
         <w:lastRenderedPageBreak/>
         <w:t>S</w:t>
@@ -12676,6 +11906,7 @@
     <w:p>
       <w:pPr>
         <w:ind w:firstLine="0"/>
+        <w:jc w:val="center"/>
         <w:rPr>
           <w:lang w:val="es-419" w:eastAsia="es-CO"/>
         </w:rPr>
@@ -12701,7 +11932,7 @@
                     <pic:cNvPicPr/>
                   </pic:nvPicPr>
                   <pic:blipFill>
-                    <a:blip r:embed="rId23"/>
+                    <a:blip r:embed="rId22"/>
                     <a:stretch>
                       <a:fillRect/>
                     </a:stretch>
@@ -12742,7 +11973,7 @@
       <w:pPr>
         <w:pStyle w:val="Titulosgenerales"/>
       </w:pPr>
-      <w:bookmarkStart w:id="29" w:name="_Toc230625909"/>
+      <w:bookmarkStart w:id="29" w:name="_Toc230784399"/>
       <w:r>
         <w:lastRenderedPageBreak/>
         <w:t>Glosario</w:t>
@@ -13146,7 +12377,7 @@
       <w:pPr>
         <w:pStyle w:val="Titulosgenerales"/>
       </w:pPr>
-      <w:bookmarkStart w:id="30" w:name="_Toc230625910"/>
+      <w:bookmarkStart w:id="30" w:name="_Toc230784400"/>
       <w:r>
         <w:lastRenderedPageBreak/>
         <w:t>Referencias bibliográficas</w:t>
@@ -13249,7 +12480,7 @@
           <w:szCs w:val="28"/>
         </w:rPr>
       </w:pPr>
-      <w:hyperlink r:id="rId24" w:history="1">
+      <w:hyperlink r:id="rId23" w:history="1">
         <w:r>
           <w:rPr>
             <w:rStyle w:val="Hipervnculo"/>
@@ -13301,7 +12532,7 @@
           <w:szCs w:val="28"/>
         </w:rPr>
       </w:pPr>
-      <w:hyperlink r:id="rId25" w:history="1">
+      <w:hyperlink r:id="rId24" w:history="1">
         <w:r>
           <w:rPr>
             <w:rStyle w:val="Hipervnculo"/>
@@ -13340,56 +12571,20 @@
           <w:sz w:val="28"/>
           <w:szCs w:val="28"/>
         </w:rPr>
-        <w:t xml:space="preserve">Lull Noguera, J. J., &amp; Galdón Salvador, J. L. (s.f.). Análisis PESTEL: analizando el entorno para la toma de decisiones. </w:t>
-      </w:r>
-      <w:proofErr w:type="spellStart"/>
-      <w:r>
+        <w:t>Lull Noguera, J. J., &amp; Galdón Salvador, J. L. (s.f.). Análisis PESTEL: analizando el entorno para la toma de decisiones. Universitat Politècnica de València.</w:t>
+      </w:r>
+    </w:p>
+    <w:p>
+      <w:pPr>
+        <w:pStyle w:val="Normal0"/>
+        <w:ind w:firstLine="708"/>
         <w:rPr>
           <w:rFonts w:asciiTheme="minorHAnsi" w:hAnsiTheme="minorHAnsi" w:cstheme="minorHAnsi"/>
           <w:sz w:val="28"/>
           <w:szCs w:val="28"/>
         </w:rPr>
-        <w:t>Universitat</w:t>
-      </w:r>
-      <w:proofErr w:type="spellEnd"/>
-      <w:r>
-        <w:rPr>
-          <w:rFonts w:asciiTheme="minorHAnsi" w:hAnsiTheme="minorHAnsi" w:cstheme="minorHAnsi"/>
-          <w:sz w:val="28"/>
-          <w:szCs w:val="28"/>
-        </w:rPr>
-        <w:t xml:space="preserve"> </w:t>
-      </w:r>
-      <w:proofErr w:type="spellStart"/>
-      <w:r>
-        <w:rPr>
-          <w:rFonts w:asciiTheme="minorHAnsi" w:hAnsiTheme="minorHAnsi" w:cstheme="minorHAnsi"/>
-          <w:sz w:val="28"/>
-          <w:szCs w:val="28"/>
-        </w:rPr>
-        <w:t>Politècnica</w:t>
-      </w:r>
-      <w:proofErr w:type="spellEnd"/>
-      <w:r>
-        <w:rPr>
-          <w:rFonts w:asciiTheme="minorHAnsi" w:hAnsiTheme="minorHAnsi" w:cstheme="minorHAnsi"/>
-          <w:sz w:val="28"/>
-          <w:szCs w:val="28"/>
-        </w:rPr>
-        <w:t xml:space="preserve"> de València.</w:t>
-      </w:r>
-    </w:p>
-    <w:p>
-      <w:pPr>
-        <w:pStyle w:val="Normal0"/>
-        <w:ind w:firstLine="708"/>
-        <w:rPr>
-          <w:rFonts w:asciiTheme="minorHAnsi" w:hAnsiTheme="minorHAnsi" w:cstheme="minorHAnsi"/>
-          <w:sz w:val="28"/>
-          <w:szCs w:val="28"/>
-        </w:rPr>
-      </w:pPr>
-      <w:hyperlink r:id="rId26" w:history="1">
+      </w:pPr>
+      <w:hyperlink r:id="rId25" w:history="1">
         <w:r>
           <w:rPr>
             <w:rStyle w:val="Hipervnculo"/>
@@ -13441,7 +12636,7 @@
           <w:szCs w:val="28"/>
         </w:rPr>
       </w:pPr>
-      <w:hyperlink r:id="rId27" w:history="1">
+      <w:hyperlink r:id="rId26" w:history="1">
         <w:r>
           <w:rPr>
             <w:rStyle w:val="Hipervnculo"/>
@@ -13589,7 +12784,7 @@
       <w:pPr>
         <w:pStyle w:val="Titulosgenerales"/>
       </w:pPr>
-      <w:bookmarkStart w:id="31" w:name="_Toc230625911"/>
+      <w:bookmarkStart w:id="31" w:name="_Toc230784401"/>
       <w:r>
         <w:lastRenderedPageBreak/>
         <w:t>C</w:t>
@@ -14469,8 +13664,8 @@
       </w:pPr>
     </w:p>
     <w:sectPr>
-      <w:headerReference w:type="default" r:id="rId28"/>
-      <w:footerReference w:type="default" r:id="rId29"/>
+      <w:headerReference w:type="default" r:id="rId27"/>
+      <w:footerReference w:type="default" r:id="rId28"/>
       <w:pgSz w:w="12240" w:h="15840"/>
       <w:pgMar w:top="1701" w:right="1134" w:bottom="1134" w:left="1134" w:header="709" w:footer="737" w:gutter="0"/>
       <w:pgNumType w:start="1"/>
@@ -19293,6 +18488,17 @@
 </file>
 
 <file path=customXml/item1.xml><?xml version="1.0" encoding="utf-8"?>
+<p:properties xmlns:p="http://schemas.microsoft.com/office/2006/metadata/properties" xmlns:xsi="http://www.w3.org/2001/XMLSchema-instance" xmlns:pc="http://schemas.microsoft.com/office/infopath/2007/PartnerControls">
+  <documentManagement>
+    <TaxCatchAll xmlns="13c90a0b-73bc-4dc0-be5f-28d77b615beb" xsi:nil="true"/>
+    <lcf76f155ced4ddcb4097134ff3c332f xmlns="13c93bba-48ce-428c-bfe5-88b42c19b028">
+      <Terms xmlns="http://schemas.microsoft.com/office/infopath/2007/PartnerControls"/>
+    </lcf76f155ced4ddcb4097134ff3c332f>
+  </documentManagement>
+</p:properties>
+</file>
+
+<file path=customXml/item2.xml><?xml version="1.0" encoding="utf-8"?>
 <b:Sources xmlns:b="http://schemas.openxmlformats.org/officeDocument/2006/bibliography" xmlns="http://schemas.openxmlformats.org/officeDocument/2006/bibliography" SelectedStyle="\APASixthEditionOfficeOnline.xsl" StyleName="APA" Version="6">
   <b:Source>
     <b:Tag>Mue12</b:Tag>
@@ -19803,7 +19009,7 @@
 </b:Sources>
 </file>
 
-<file path=customXml/item2.xml><?xml version="1.0" encoding="utf-8"?>
+<file path=customXml/item3.xml><?xml version="1.0" encoding="utf-8"?>
 <ct:contentTypeSchema xmlns:ct="http://schemas.microsoft.com/office/2006/metadata/contentType" xmlns:ma="http://schemas.microsoft.com/office/2006/metadata/properties/metaAttributes" ct:_="" ma:_="" ma:contentTypeName="Documento" ma:contentTypeID="0x0101006A81D6BD42E8DF4C91013959704817E1" ma:contentTypeVersion="15" ma:contentTypeDescription="Crear nuevo documento." ma:contentTypeScope="" ma:versionID="bf4f72ffd194f0963ff564daca6869f7">
   <xsd:schema xmlns:xsd="http://www.w3.org/2001/XMLSchema" xmlns:xs="http://www.w3.org/2001/XMLSchema" xmlns:p="http://schemas.microsoft.com/office/2006/metadata/properties" xmlns:ns2="13c90a0b-73bc-4dc0-be5f-28d77b615beb" xmlns:ns3="13c93bba-48ce-428c-bfe5-88b42c19b028" targetNamespace="http://schemas.microsoft.com/office/2006/metadata/properties" ma:root="true" ma:fieldsID="8718d6f4873a5b1392a45044efa78385" ns2:_="" ns3:_="">
     <xsd:import namespace="13c90a0b-73bc-4dc0-be5f-28d77b615beb"/>
@@ -20038,7 +19244,7 @@
 </ct:contentTypeSchema>
 </file>
 
-<file path=customXml/item3.xml><?xml version="1.0" encoding="utf-8"?>
+<file path=customXml/item4.xml><?xml version="1.0" encoding="utf-8"?>
 <?mso-contentType ?>
 <FormTemplates xmlns="http://schemas.microsoft.com/sharepoint/v3/contenttype/forms">
   <Display>DocumentLibraryForm</Display>
@@ -20047,38 +19253,7 @@
 </FormTemplates>
 </file>
 
-<file path=customXml/item4.xml><?xml version="1.0" encoding="utf-8"?>
-<p:properties xmlns:p="http://schemas.microsoft.com/office/2006/metadata/properties" xmlns:xsi="http://www.w3.org/2001/XMLSchema-instance" xmlns:pc="http://schemas.microsoft.com/office/infopath/2007/PartnerControls">
-  <documentManagement>
-    <TaxCatchAll xmlns="13c90a0b-73bc-4dc0-be5f-28d77b615beb" xsi:nil="true"/>
-    <lcf76f155ced4ddcb4097134ff3c332f xmlns="13c93bba-48ce-428c-bfe5-88b42c19b028">
-      <Terms xmlns="http://schemas.microsoft.com/office/infopath/2007/PartnerControls"/>
-    </lcf76f155ced4ddcb4097134ff3c332f>
-  </documentManagement>
-</p:properties>
-</file>
-
 <file path=customXml/itemProps1.xml><?xml version="1.0" encoding="utf-8"?>
-<ds:datastoreItem xmlns:ds="http://schemas.openxmlformats.org/officeDocument/2006/customXml" ds:itemID="{84F3832F-79D0-40EC-924E-4EC5D33B7AFB}">
-  <ds:schemaRefs>
-    <ds:schemaRef ds:uri="http://schemas.openxmlformats.org/officeDocument/2006/bibliography"/>
-  </ds:schemaRefs>
-</ds:datastoreItem>
-</file>
-
-<file path=customXml/itemProps2.xml><?xml version="1.0" encoding="utf-8"?>
-<ds:datastoreItem xmlns:ds="http://schemas.openxmlformats.org/officeDocument/2006/customXml" ds:itemID="{0A400D87-6EA3-4CB0-9CA6-1F116E4EC4F0}"/>
-</file>
-
-<file path=customXml/itemProps3.xml><?xml version="1.0" encoding="utf-8"?>
-<ds:datastoreItem xmlns:ds="http://schemas.openxmlformats.org/officeDocument/2006/customXml" ds:itemID="{81CBDEC1-3B00-44ED-AD36-0268077980BA}">
-  <ds:schemaRefs>
-    <ds:schemaRef ds:uri="http://schemas.microsoft.com/sharepoint/v3/contenttype/forms"/>
-  </ds:schemaRefs>
-</ds:datastoreItem>
-</file>
-
-<file path=customXml/itemProps4.xml><?xml version="1.0" encoding="utf-8"?>
 <ds:datastoreItem xmlns:ds="http://schemas.openxmlformats.org/officeDocument/2006/customXml" ds:itemID="{1145D752-ACC1-45E1-AB53-0C756F67FC7F}">
   <ds:schemaRefs>
     <ds:schemaRef ds:uri="http://schemas.microsoft.com/office/2006/metadata/properties"/>
@@ -20087,4 +19262,24 @@
     <ds:schemaRef ds:uri="a70d3c18-0869-45a1-9f75-4b4b8f0f32be"/>
   </ds:schemaRefs>
 </ds:datastoreItem>
+</file>
+
+<file path=customXml/itemProps2.xml><?xml version="1.0" encoding="utf-8"?>
+<ds:datastoreItem xmlns:ds="http://schemas.openxmlformats.org/officeDocument/2006/customXml" ds:itemID="{84F3832F-79D0-40EC-924E-4EC5D33B7AFB}">
+  <ds:schemaRefs>
+    <ds:schemaRef ds:uri="http://schemas.openxmlformats.org/officeDocument/2006/bibliography"/>
+  </ds:schemaRefs>
+</ds:datastoreItem>
+</file>
+
+<file path=customXml/itemProps3.xml><?xml version="1.0" encoding="utf-8"?>
+<ds:datastoreItem xmlns:ds="http://schemas.openxmlformats.org/officeDocument/2006/customXml" ds:itemID="{C1311FB0-2259-431D-BB9D-E3A9D024D303}"/>
+</file>
+
+<file path=customXml/itemProps4.xml><?xml version="1.0" encoding="utf-8"?>
+<ds:datastoreItem xmlns:ds="http://schemas.openxmlformats.org/officeDocument/2006/customXml" ds:itemID="{81CBDEC1-3B00-44ED-AD36-0268077980BA}">
+  <ds:schemaRefs>
+    <ds:schemaRef ds:uri="http://schemas.microsoft.com/sharepoint/v3/contenttype/forms"/>
+  </ds:schemaRefs>
+</ds:datastoreItem>
 </file>